--- a/Aula 02/Aula02.docx
+++ b/Aula 02/Aula02.docx
@@ -3722,6 +3722,26 @@
       <w:pPr>
         <w:spacing w:before="100" w:beforeAutospacing="1" w:after="100" w:afterAutospacing="1" w:line="240" w:lineRule="auto"/>
         <w:rPr>
+          <w:rFonts w:ascii="Constantia" w:eastAsia="Times New Roman" w:hAnsi="Constantia" w:cs="Courier New"/>
+          <w:color w:val="000000"/>
+          <w:sz w:val="20"/>
+          <w:szCs w:val="20"/>
+          <w:lang w:eastAsia="pt-BR"/>
+        </w:rPr>
+      </w:pPr>
+      <w:r>
+        <w:rPr>
+          <w:rFonts w:ascii="Constantia" w:hAnsi="Constantia"/>
+        </w:rPr>
+        <w:pict>
+          <v:rect id="_x0000_i1029" style="width:0;height:1.5pt" o:hralign="center" o:bullet="t" o:hrstd="t" o:hr="t" fillcolor="#a0a0a0" stroked="f"/>
+        </w:pict>
+      </w:r>
+    </w:p>
+    <w:p>
+      <w:pPr>
+        <w:spacing w:before="100" w:beforeAutospacing="1" w:after="100" w:afterAutospacing="1" w:line="240" w:lineRule="auto"/>
+        <w:rPr>
           <w:rFonts w:ascii="Constantia" w:hAnsi="Constantia" w:cs="Arial"/>
           <w:b/>
           <w:sz w:val="28"/>
@@ -3744,7 +3764,34 @@
           <w:sz w:val="28"/>
           <w:szCs w:val="28"/>
         </w:rPr>
-        <w:t xml:space="preserve"> (Slides 7, 8, 9, 10 e 11)</w:t>
+        <w:t xml:space="preserve"> (Slides 7, 8, 9, 10</w:t>
+      </w:r>
+      <w:r>
+        <w:rPr>
+          <w:rFonts w:ascii="Constantia" w:hAnsi="Constantia" w:cs="Arial"/>
+          <w:b/>
+          <w:sz w:val="28"/>
+          <w:szCs w:val="28"/>
+        </w:rPr>
+        <w:t xml:space="preserve">, </w:t>
+      </w:r>
+      <w:r>
+        <w:rPr>
+          <w:rFonts w:ascii="Constantia" w:hAnsi="Constantia" w:cs="Arial"/>
+          <w:b/>
+          <w:sz w:val="28"/>
+          <w:szCs w:val="28"/>
+        </w:rPr>
+        <w:t>11 e 12</w:t>
+      </w:r>
+      <w:r>
+        <w:rPr>
+          <w:rFonts w:ascii="Constantia" w:hAnsi="Constantia" w:cs="Arial"/>
+          <w:b/>
+          <w:sz w:val="28"/>
+          <w:szCs w:val="28"/>
+        </w:rPr>
+        <w:t>)</w:t>
       </w:r>
     </w:p>
     <w:p>
@@ -5332,7 +5379,6 @@
           <w:sz w:val="24"/>
           <w:szCs w:val="24"/>
         </w:rPr>
-        <w:lastRenderedPageBreak/>
         <w:t xml:space="preserve">2 - Tabela: </w:t>
       </w:r>
       <w:r>
@@ -9170,7 +9216,6 @@
           <w:sz w:val="20"/>
           <w:szCs w:val="20"/>
         </w:rPr>
-        <w:lastRenderedPageBreak/>
         <w:t>Explicação do uso dos ‘</w:t>
       </w:r>
       <w:proofErr w:type="spellStart"/>
@@ -11019,12 +11064,12 @@
         <w:rPr>
           <w:rFonts w:ascii="Constantia" w:hAnsi="Constantia"/>
           <w:b w:val="0"/>
+          <w:bCs w:val="0"/>
           <w:color w:val="000000" w:themeColor="text1"/>
           <w:sz w:val="20"/>
           <w:szCs w:val="20"/>
         </w:rPr>
       </w:pPr>
-      <w:bookmarkStart w:id="0" w:name="_GoBack"/>
       <w:r>
         <w:rPr>
           <w:rFonts w:ascii="Constantia" w:hAnsi="Constantia"/>
@@ -11056,10 +11101,103 @@
         <w:t>Reparem que, ao criarmos essas tabelas, estamos não só definindo os campos, mas também criando regras de negócio no banco de dados. Isso evita problemas de integridade e garante a qualidade da informação!</w:t>
       </w:r>
     </w:p>
-    <w:bookmarkEnd w:id="0"/>
     <w:p>
       <w:pPr>
+        <w:pStyle w:val="Ttulo3"/>
+        <w:rPr>
+          <w:rFonts w:ascii="Constantia" w:hAnsi="Constantia"/>
+          <w:b w:val="0"/>
+          <w:color w:val="000000" w:themeColor="text1"/>
+          <w:sz w:val="20"/>
+          <w:szCs w:val="20"/>
+        </w:rPr>
+      </w:pPr>
+      <w:r>
+        <w:rPr>
+          <w:rFonts w:ascii="Constantia" w:hAnsi="Constantia"/>
+        </w:rPr>
+        <w:pict>
+          <v:rect id="_x0000_i1030" style="width:0;height:1.5pt" o:hralign="center" o:bullet="t" o:hrstd="t" o:hr="t" fillcolor="#a0a0a0" stroked="f"/>
+        </w:pict>
+      </w:r>
+    </w:p>
+    <w:p>
+      <w:pPr>
         <w:spacing w:before="100" w:beforeAutospacing="1" w:after="100" w:afterAutospacing="1" w:line="240" w:lineRule="auto"/>
+        <w:rPr>
+          <w:rFonts w:ascii="Constantia" w:hAnsi="Constantia" w:cs="Arial"/>
+          <w:b/>
+          <w:sz w:val="28"/>
+          <w:szCs w:val="28"/>
+        </w:rPr>
+      </w:pPr>
+      <w:r>
+        <w:rPr>
+          <w:rFonts w:ascii="Constantia" w:hAnsi="Constantia" w:cs="Arial"/>
+          <w:b/>
+          <w:sz w:val="28"/>
+          <w:szCs w:val="28"/>
+        </w:rPr>
+        <w:t>Exercícios de INSERT, SELECT e DROP</w:t>
+      </w:r>
+    </w:p>
+    <w:p>
+      <w:pPr>
+        <w:spacing w:before="100" w:beforeAutospacing="1" w:after="100" w:afterAutospacing="1" w:line="240" w:lineRule="auto"/>
+        <w:rPr>
+          <w:rFonts w:ascii="Constantia" w:hAnsi="Constantia" w:cs="Arial"/>
+          <w:sz w:val="20"/>
+          <w:szCs w:val="20"/>
+        </w:rPr>
+      </w:pPr>
+      <w:r>
+        <w:rPr>
+          <w:rFonts w:ascii="Constantia" w:hAnsi="Constantia" w:cs="Arial"/>
+          <w:sz w:val="20"/>
+          <w:szCs w:val="20"/>
+        </w:rPr>
+        <w:t>Primeiramente, vamos realizar o DROP da tabela criada na Aula anterior (clientes)</w:t>
+      </w:r>
+    </w:p>
+    <w:p>
+      <w:pPr>
+        <w:spacing w:before="100" w:beforeAutospacing="1" w:after="100" w:afterAutospacing="1" w:line="240" w:lineRule="auto"/>
+        <w:rPr>
+          <w:rFonts w:ascii="Constantia" w:hAnsi="Constantia" w:cs="Arial"/>
+          <w:sz w:val="20"/>
+          <w:szCs w:val="20"/>
+        </w:rPr>
+      </w:pPr>
+      <w:r>
+        <w:rPr>
+          <w:rFonts w:ascii="Constantia" w:hAnsi="Constantia" w:cs="Arial"/>
+          <w:sz w:val="20"/>
+          <w:szCs w:val="20"/>
+        </w:rPr>
+        <w:t>Digamos que não sabemos quais colunas estão presentes dentro do nosso banco, e gostaríamos de saber quais tabelas e colunas fazem parte do Banco De Dados. Como podemos fazer? Muito simples!</w:t>
+      </w:r>
+      <w:r>
+        <w:rPr>
+          <w:rFonts w:ascii="Constantia" w:hAnsi="Constantia" w:cs="Arial"/>
+          <w:sz w:val="20"/>
+          <w:szCs w:val="20"/>
+        </w:rPr>
+        <w:br/>
+        <w:t>Use o seguinte comando</w:t>
+      </w:r>
+      <w:r>
+        <w:rPr>
+          <w:rFonts w:ascii="Constantia" w:hAnsi="Constantia" w:cs="Arial"/>
+          <w:sz w:val="20"/>
+          <w:szCs w:val="20"/>
+        </w:rPr>
+        <w:t xml:space="preserve"> para listar tabelas:</w:t>
+      </w:r>
+    </w:p>
+    <w:p>
+      <w:pPr>
+        <w:shd w:val="clear" w:color="auto" w:fill="FFFFFF"/>
+        <w:spacing w:after="0" w:line="240" w:lineRule="auto"/>
         <w:rPr>
           <w:rFonts w:ascii="Times New Roman" w:eastAsia="Times New Roman" w:hAnsi="Times New Roman" w:cs="Times New Roman"/>
           <w:sz w:val="24"/>
@@ -11067,18 +11205,7151 @@
           <w:lang w:eastAsia="pt-BR"/>
         </w:rPr>
       </w:pPr>
+      <w:r>
+        <w:rPr>
+          <w:rFonts w:ascii="Courier New" w:eastAsia="Times New Roman" w:hAnsi="Courier New" w:cs="Courier New"/>
+          <w:color w:val="0000FF"/>
+          <w:sz w:val="20"/>
+          <w:szCs w:val="20"/>
+          <w:lang w:eastAsia="pt-BR"/>
+        </w:rPr>
+        <w:t>SHOW TABLES</w:t>
+      </w:r>
+      <w:r>
+        <w:rPr>
+          <w:rFonts w:ascii="Courier New" w:eastAsia="Times New Roman" w:hAnsi="Courier New" w:cs="Courier New"/>
+          <w:b/>
+          <w:bCs/>
+          <w:color w:val="000080"/>
+          <w:sz w:val="20"/>
+          <w:szCs w:val="20"/>
+          <w:lang w:eastAsia="pt-BR"/>
+        </w:rPr>
+        <w:t>;</w:t>
+      </w:r>
     </w:p>
     <w:p>
       <w:pPr>
         <w:spacing w:before="100" w:beforeAutospacing="1" w:after="100" w:afterAutospacing="1" w:line="240" w:lineRule="auto"/>
         <w:rPr>
+          <w:rFonts w:ascii="Constantia" w:hAnsi="Constantia" w:cs="Arial"/>
+          <w:sz w:val="20"/>
+          <w:szCs w:val="20"/>
+        </w:rPr>
+      </w:pPr>
+      <w:r>
+        <w:rPr>
+          <w:rFonts w:ascii="Constantia" w:hAnsi="Constantia" w:cs="Arial"/>
+          <w:sz w:val="20"/>
+          <w:szCs w:val="20"/>
+        </w:rPr>
+        <w:t>E não esqueça de selecionar o Banco de Dados antes de executar o comando acima!</w:t>
+      </w:r>
+    </w:p>
+    <w:p>
+      <w:pPr>
+        <w:shd w:val="clear" w:color="auto" w:fill="FFFFFF"/>
+        <w:spacing w:after="0" w:line="240" w:lineRule="auto"/>
+        <w:rPr>
+          <w:rFonts w:ascii="Times New Roman" w:eastAsia="Times New Roman" w:hAnsi="Times New Roman" w:cs="Times New Roman"/>
+          <w:sz w:val="24"/>
+          <w:szCs w:val="24"/>
+          <w:lang w:eastAsia="pt-BR"/>
+        </w:rPr>
+      </w:pPr>
+      <w:r>
+        <w:rPr>
+          <w:rFonts w:ascii="Courier New" w:eastAsia="Times New Roman" w:hAnsi="Courier New" w:cs="Courier New"/>
+          <w:color w:val="0000FF"/>
+          <w:sz w:val="20"/>
+          <w:szCs w:val="20"/>
+          <w:lang w:eastAsia="pt-BR"/>
+        </w:rPr>
+        <w:t>USE</w:t>
+      </w:r>
+      <w:r>
+        <w:rPr>
+          <w:rFonts w:ascii="Courier New" w:eastAsia="Times New Roman" w:hAnsi="Courier New" w:cs="Courier New"/>
+          <w:color w:val="000000"/>
+          <w:sz w:val="20"/>
+          <w:szCs w:val="20"/>
+          <w:lang w:eastAsia="pt-BR"/>
+        </w:rPr>
+        <w:t xml:space="preserve"> </w:t>
+      </w:r>
+      <w:proofErr w:type="spellStart"/>
+      <w:r>
+        <w:rPr>
+          <w:rFonts w:ascii="Courier New" w:eastAsia="Times New Roman" w:hAnsi="Courier New" w:cs="Courier New"/>
+          <w:color w:val="000000"/>
+          <w:sz w:val="20"/>
+          <w:szCs w:val="20"/>
+          <w:lang w:eastAsia="pt-BR"/>
+        </w:rPr>
+        <w:t>erp_sistema_loja</w:t>
+      </w:r>
+      <w:proofErr w:type="spellEnd"/>
+      <w:r>
+        <w:rPr>
+          <w:rFonts w:ascii="Courier New" w:eastAsia="Times New Roman" w:hAnsi="Courier New" w:cs="Courier New"/>
+          <w:b/>
+          <w:bCs/>
+          <w:color w:val="000080"/>
+          <w:sz w:val="20"/>
+          <w:szCs w:val="20"/>
+          <w:lang w:eastAsia="pt-BR"/>
+        </w:rPr>
+        <w:t>;</w:t>
+      </w:r>
+    </w:p>
+    <w:p>
+      <w:pPr>
+        <w:spacing w:before="100" w:beforeAutospacing="1" w:after="100" w:afterAutospacing="1" w:line="240" w:lineRule="auto"/>
+        <w:rPr>
+          <w:rFonts w:ascii="Constantia" w:hAnsi="Constantia" w:cs="Arial"/>
+          <w:sz w:val="20"/>
+          <w:szCs w:val="20"/>
+        </w:rPr>
+      </w:pPr>
+      <w:r>
+        <w:rPr>
+          <w:rFonts w:ascii="Constantia" w:hAnsi="Constantia" w:cs="Arial"/>
+          <w:sz w:val="20"/>
+          <w:szCs w:val="20"/>
+        </w:rPr>
+        <w:t xml:space="preserve">E caso você queira saber quais tipos e </w:t>
+      </w:r>
+      <w:proofErr w:type="spellStart"/>
+      <w:r>
+        <w:rPr>
+          <w:rFonts w:ascii="Constantia" w:hAnsi="Constantia" w:cs="Arial"/>
+          <w:sz w:val="20"/>
+          <w:szCs w:val="20"/>
+        </w:rPr>
+        <w:t>constraints</w:t>
+      </w:r>
+      <w:proofErr w:type="spellEnd"/>
+      <w:r>
+        <w:rPr>
+          <w:rFonts w:ascii="Constantia" w:hAnsi="Constantia" w:cs="Arial"/>
+          <w:sz w:val="20"/>
+          <w:szCs w:val="20"/>
+        </w:rPr>
+        <w:t xml:space="preserve"> fazem parte/configuração das tabelas, use o comando:</w:t>
+      </w:r>
+    </w:p>
+    <w:p>
+      <w:pPr>
+        <w:shd w:val="clear" w:color="auto" w:fill="FFFFFF"/>
+        <w:spacing w:after="0" w:line="240" w:lineRule="auto"/>
+        <w:rPr>
+          <w:rFonts w:ascii="Times New Roman" w:eastAsia="Times New Roman" w:hAnsi="Times New Roman" w:cs="Times New Roman"/>
+          <w:sz w:val="24"/>
+          <w:szCs w:val="24"/>
+          <w:lang w:eastAsia="pt-BR"/>
+        </w:rPr>
+      </w:pPr>
+      <w:r>
+        <w:rPr>
+          <w:rFonts w:ascii="Courier New" w:eastAsia="Times New Roman" w:hAnsi="Courier New" w:cs="Courier New"/>
+          <w:color w:val="0000FF"/>
+          <w:sz w:val="20"/>
+          <w:szCs w:val="20"/>
+          <w:lang w:eastAsia="pt-BR"/>
+        </w:rPr>
+        <w:t>DESCRIBE</w:t>
+      </w:r>
+      <w:r>
+        <w:rPr>
+          <w:rFonts w:ascii="Courier New" w:eastAsia="Times New Roman" w:hAnsi="Courier New" w:cs="Courier New"/>
+          <w:color w:val="000000"/>
+          <w:sz w:val="20"/>
+          <w:szCs w:val="20"/>
+          <w:lang w:eastAsia="pt-BR"/>
+        </w:rPr>
+        <w:t xml:space="preserve"> </w:t>
+      </w:r>
+      <w:proofErr w:type="spellStart"/>
+      <w:r>
+        <w:rPr>
+          <w:rFonts w:ascii="Courier New" w:eastAsia="Times New Roman" w:hAnsi="Courier New" w:cs="Courier New"/>
+          <w:color w:val="000000"/>
+          <w:sz w:val="20"/>
+          <w:szCs w:val="20"/>
+          <w:lang w:eastAsia="pt-BR"/>
+        </w:rPr>
+        <w:t>nome_da_tabela</w:t>
+      </w:r>
+      <w:proofErr w:type="spellEnd"/>
+      <w:r>
+        <w:rPr>
+          <w:rFonts w:ascii="Courier New" w:eastAsia="Times New Roman" w:hAnsi="Courier New" w:cs="Courier New"/>
+          <w:color w:val="000000"/>
+          <w:sz w:val="20"/>
+          <w:szCs w:val="20"/>
+          <w:lang w:eastAsia="pt-BR"/>
+        </w:rPr>
+        <w:t xml:space="preserve">; ou </w:t>
+      </w:r>
+      <w:r>
+        <w:rPr>
+          <w:rFonts w:ascii="Courier New" w:eastAsia="Times New Roman" w:hAnsi="Courier New" w:cs="Courier New"/>
+          <w:color w:val="0000FF"/>
+          <w:sz w:val="20"/>
+          <w:szCs w:val="20"/>
+          <w:lang w:eastAsia="pt-BR"/>
+        </w:rPr>
+        <w:t xml:space="preserve">DESC </w:t>
+      </w:r>
+      <w:proofErr w:type="spellStart"/>
+      <w:r>
+        <w:rPr>
+          <w:rFonts w:ascii="Courier New" w:eastAsia="Times New Roman" w:hAnsi="Courier New" w:cs="Courier New"/>
+          <w:color w:val="000000"/>
+          <w:sz w:val="20"/>
+          <w:szCs w:val="20"/>
+          <w:lang w:eastAsia="pt-BR"/>
+        </w:rPr>
+        <w:t>nome_da_tabela</w:t>
+      </w:r>
+      <w:proofErr w:type="spellEnd"/>
+      <w:r>
+        <w:rPr>
+          <w:rFonts w:ascii="Courier New" w:eastAsia="Times New Roman" w:hAnsi="Courier New" w:cs="Courier New"/>
+          <w:color w:val="000000"/>
+          <w:sz w:val="20"/>
+          <w:szCs w:val="20"/>
+          <w:lang w:eastAsia="pt-BR"/>
+        </w:rPr>
+        <w:t>;</w:t>
+      </w:r>
+    </w:p>
+    <w:p>
+      <w:pPr>
+        <w:shd w:val="clear" w:color="auto" w:fill="FFFFFF"/>
+        <w:spacing w:after="0" w:line="240" w:lineRule="auto"/>
+        <w:rPr>
+          <w:rFonts w:ascii="Times New Roman" w:eastAsia="Times New Roman" w:hAnsi="Times New Roman" w:cs="Times New Roman"/>
+          <w:sz w:val="24"/>
+          <w:szCs w:val="24"/>
+          <w:lang w:eastAsia="pt-BR"/>
+        </w:rPr>
+      </w:pPr>
+    </w:p>
+    <w:p>
+      <w:pPr>
+        <w:shd w:val="clear" w:color="auto" w:fill="FFFFFF"/>
+        <w:spacing w:after="0" w:line="240" w:lineRule="auto"/>
+        <w:rPr>
+          <w:rFonts w:ascii="Times New Roman" w:eastAsia="Times New Roman" w:hAnsi="Times New Roman" w:cs="Times New Roman"/>
+          <w:sz w:val="24"/>
+          <w:szCs w:val="24"/>
+          <w:lang w:eastAsia="pt-BR"/>
+        </w:rPr>
+      </w:pPr>
+    </w:p>
+    <w:p>
+      <w:pPr>
+        <w:rPr>
+          <w:rStyle w:val="Forte"/>
+          <w:rFonts w:ascii="Constantia" w:hAnsi="Constantia"/>
+          <w:b w:val="0"/>
+          <w:i/>
+          <w:color w:val="000000" w:themeColor="text1"/>
+          <w:sz w:val="24"/>
+          <w:szCs w:val="24"/>
+        </w:rPr>
+      </w:pPr>
+      <w:r>
+        <w:rPr>
+          <w:rFonts w:ascii="Constantia" w:hAnsi="Constantia"/>
+          <w:b/>
+          <w:color w:val="000000" w:themeColor="text1"/>
+          <w:sz w:val="24"/>
+          <w:szCs w:val="24"/>
+        </w:rPr>
+        <w:lastRenderedPageBreak/>
+        <w:t xml:space="preserve">1 - Tabela: </w:t>
+      </w:r>
+      <w:r>
+        <w:rPr>
+          <w:rStyle w:val="Forte"/>
+          <w:rFonts w:ascii="Constantia" w:hAnsi="Constantia"/>
+          <w:b w:val="0"/>
+          <w:i/>
+          <w:color w:val="000000" w:themeColor="text1"/>
+          <w:sz w:val="24"/>
+          <w:szCs w:val="24"/>
+        </w:rPr>
+        <w:t>clientes</w:t>
+      </w:r>
+    </w:p>
+    <w:p>
+      <w:pPr>
+        <w:rPr>
           <w:rFonts w:ascii="Constantia" w:eastAsia="Times New Roman" w:hAnsi="Constantia" w:cs="Times New Roman"/>
-          <w:sz w:val="20"/>
-          <w:szCs w:val="20"/>
-          <w:lang w:eastAsia="pt-BR"/>
-        </w:rPr>
-      </w:pPr>
+          <w:sz w:val="24"/>
+          <w:szCs w:val="24"/>
+          <w:lang w:eastAsia="pt-BR"/>
+        </w:rPr>
+      </w:pPr>
+      <w:r>
+        <w:rPr>
+          <w:rFonts w:ascii="Constantia" w:hAnsi="Constantia"/>
+          <w:b/>
+        </w:rPr>
+        <w:t xml:space="preserve">Exemplo de </w:t>
+      </w:r>
+      <w:r>
+        <w:rPr>
+          <w:rFonts w:ascii="Constantia" w:hAnsi="Constantia"/>
+          <w:b/>
+          <w:color w:val="000000" w:themeColor="text1"/>
+        </w:rPr>
+        <w:t>INSERT</w:t>
+      </w:r>
+      <w:r>
+        <w:rPr>
+          <w:rFonts w:ascii="Constantia" w:hAnsi="Constantia"/>
+          <w:b/>
+        </w:rPr>
+        <w:t>:</w:t>
+      </w:r>
+      <w:r>
+        <w:rPr>
+          <w:rFonts w:ascii="Constantia" w:hAnsi="Constantia"/>
+          <w:b/>
+        </w:rPr>
+        <w:br/>
+      </w:r>
+      <w:r>
+        <w:rPr>
+          <w:rFonts w:ascii="Courier New" w:eastAsia="Times New Roman" w:hAnsi="Courier New" w:cs="Courier New"/>
+          <w:b/>
+          <w:bCs/>
+          <w:color w:val="0000FF"/>
+          <w:sz w:val="20"/>
+          <w:szCs w:val="20"/>
+          <w:lang w:eastAsia="pt-BR"/>
+        </w:rPr>
+        <w:t>INSERT</w:t>
+      </w:r>
+      <w:r>
+        <w:rPr>
+          <w:rFonts w:ascii="Courier New" w:eastAsia="Times New Roman" w:hAnsi="Courier New" w:cs="Courier New"/>
+          <w:color w:val="000000"/>
+          <w:sz w:val="20"/>
+          <w:szCs w:val="20"/>
+          <w:lang w:eastAsia="pt-BR"/>
+        </w:rPr>
+        <w:t xml:space="preserve"> </w:t>
+      </w:r>
+      <w:r>
+        <w:rPr>
+          <w:rFonts w:ascii="Courier New" w:eastAsia="Times New Roman" w:hAnsi="Courier New" w:cs="Courier New"/>
+          <w:b/>
+          <w:bCs/>
+          <w:color w:val="0000FF"/>
+          <w:sz w:val="20"/>
+          <w:szCs w:val="20"/>
+          <w:lang w:eastAsia="pt-BR"/>
+        </w:rPr>
+        <w:t>INTO</w:t>
+      </w:r>
+      <w:r>
+        <w:rPr>
+          <w:rFonts w:ascii="Courier New" w:eastAsia="Times New Roman" w:hAnsi="Courier New" w:cs="Courier New"/>
+          <w:color w:val="000000"/>
+          <w:sz w:val="20"/>
+          <w:szCs w:val="20"/>
+          <w:lang w:eastAsia="pt-BR"/>
+        </w:rPr>
+        <w:t xml:space="preserve"> clientes </w:t>
+      </w:r>
+      <w:r>
+        <w:rPr>
+          <w:rFonts w:ascii="Courier New" w:eastAsia="Times New Roman" w:hAnsi="Courier New" w:cs="Courier New"/>
+          <w:b/>
+          <w:bCs/>
+          <w:color w:val="000080"/>
+          <w:sz w:val="20"/>
+          <w:szCs w:val="20"/>
+          <w:lang w:eastAsia="pt-BR"/>
+        </w:rPr>
+        <w:t>(</w:t>
+      </w:r>
+      <w:proofErr w:type="spellStart"/>
+      <w:r>
+        <w:rPr>
+          <w:rFonts w:ascii="Courier New" w:eastAsia="Times New Roman" w:hAnsi="Courier New" w:cs="Courier New"/>
+          <w:color w:val="000000"/>
+          <w:sz w:val="20"/>
+          <w:szCs w:val="20"/>
+          <w:lang w:eastAsia="pt-BR"/>
+        </w:rPr>
+        <w:t>nome_cliente</w:t>
+      </w:r>
+      <w:proofErr w:type="spellEnd"/>
+      <w:r>
+        <w:rPr>
+          <w:rFonts w:ascii="Courier New" w:eastAsia="Times New Roman" w:hAnsi="Courier New" w:cs="Courier New"/>
+          <w:b/>
+          <w:bCs/>
+          <w:color w:val="000080"/>
+          <w:sz w:val="20"/>
+          <w:szCs w:val="20"/>
+          <w:lang w:eastAsia="pt-BR"/>
+        </w:rPr>
+        <w:t>,</w:t>
+      </w:r>
+      <w:r>
+        <w:rPr>
+          <w:rFonts w:ascii="Courier New" w:eastAsia="Times New Roman" w:hAnsi="Courier New" w:cs="Courier New"/>
+          <w:color w:val="000000"/>
+          <w:sz w:val="20"/>
+          <w:szCs w:val="20"/>
+          <w:lang w:eastAsia="pt-BR"/>
+        </w:rPr>
+        <w:t xml:space="preserve"> </w:t>
+      </w:r>
+      <w:proofErr w:type="spellStart"/>
+      <w:r>
+        <w:rPr>
+          <w:rFonts w:ascii="Courier New" w:eastAsia="Times New Roman" w:hAnsi="Courier New" w:cs="Courier New"/>
+          <w:color w:val="000000"/>
+          <w:sz w:val="20"/>
+          <w:szCs w:val="20"/>
+          <w:lang w:eastAsia="pt-BR"/>
+        </w:rPr>
+        <w:t>cpf</w:t>
+      </w:r>
+      <w:proofErr w:type="spellEnd"/>
+      <w:r>
+        <w:rPr>
+          <w:rFonts w:ascii="Courier New" w:eastAsia="Times New Roman" w:hAnsi="Courier New" w:cs="Courier New"/>
+          <w:b/>
+          <w:bCs/>
+          <w:color w:val="000080"/>
+          <w:sz w:val="20"/>
+          <w:szCs w:val="20"/>
+          <w:lang w:eastAsia="pt-BR"/>
+        </w:rPr>
+        <w:t>,</w:t>
+      </w:r>
+      <w:r>
+        <w:rPr>
+          <w:rFonts w:ascii="Courier New" w:eastAsia="Times New Roman" w:hAnsi="Courier New" w:cs="Courier New"/>
+          <w:color w:val="000000"/>
+          <w:sz w:val="20"/>
+          <w:szCs w:val="20"/>
+          <w:lang w:eastAsia="pt-BR"/>
+        </w:rPr>
+        <w:t xml:space="preserve"> cidade</w:t>
+      </w:r>
+      <w:r>
+        <w:rPr>
+          <w:rFonts w:ascii="Courier New" w:eastAsia="Times New Roman" w:hAnsi="Courier New" w:cs="Courier New"/>
+          <w:b/>
+          <w:bCs/>
+          <w:color w:val="000080"/>
+          <w:sz w:val="20"/>
+          <w:szCs w:val="20"/>
+          <w:lang w:eastAsia="pt-BR"/>
+        </w:rPr>
+        <w:t>,</w:t>
+      </w:r>
+      <w:r>
+        <w:rPr>
+          <w:rFonts w:ascii="Courier New" w:eastAsia="Times New Roman" w:hAnsi="Courier New" w:cs="Courier New"/>
+          <w:color w:val="000000"/>
+          <w:sz w:val="20"/>
+          <w:szCs w:val="20"/>
+          <w:lang w:eastAsia="pt-BR"/>
+        </w:rPr>
+        <w:t xml:space="preserve"> estado</w:t>
+      </w:r>
+      <w:r>
+        <w:rPr>
+          <w:rFonts w:ascii="Courier New" w:eastAsia="Times New Roman" w:hAnsi="Courier New" w:cs="Courier New"/>
+          <w:b/>
+          <w:bCs/>
+          <w:color w:val="000080"/>
+          <w:sz w:val="20"/>
+          <w:szCs w:val="20"/>
+          <w:lang w:eastAsia="pt-BR"/>
+        </w:rPr>
+        <w:t>,</w:t>
+      </w:r>
+      <w:r>
+        <w:rPr>
+          <w:rFonts w:ascii="Courier New" w:eastAsia="Times New Roman" w:hAnsi="Courier New" w:cs="Courier New"/>
+          <w:color w:val="000000"/>
+          <w:sz w:val="20"/>
+          <w:szCs w:val="20"/>
+          <w:lang w:eastAsia="pt-BR"/>
+        </w:rPr>
+        <w:t xml:space="preserve"> telefone</w:t>
+      </w:r>
+      <w:r>
+        <w:rPr>
+          <w:rFonts w:ascii="Courier New" w:eastAsia="Times New Roman" w:hAnsi="Courier New" w:cs="Courier New"/>
+          <w:b/>
+          <w:bCs/>
+          <w:color w:val="000080"/>
+          <w:sz w:val="20"/>
+          <w:szCs w:val="20"/>
+          <w:lang w:eastAsia="pt-BR"/>
+        </w:rPr>
+        <w:t>,</w:t>
+      </w:r>
+      <w:r>
+        <w:rPr>
+          <w:rFonts w:ascii="Courier New" w:eastAsia="Times New Roman" w:hAnsi="Courier New" w:cs="Courier New"/>
+          <w:color w:val="000000"/>
+          <w:sz w:val="20"/>
+          <w:szCs w:val="20"/>
+          <w:lang w:eastAsia="pt-BR"/>
+        </w:rPr>
+        <w:t xml:space="preserve"> ativo</w:t>
+      </w:r>
+      <w:r>
+        <w:rPr>
+          <w:rFonts w:ascii="Courier New" w:eastAsia="Times New Roman" w:hAnsi="Courier New" w:cs="Courier New"/>
+          <w:b/>
+          <w:bCs/>
+          <w:color w:val="000080"/>
+          <w:sz w:val="20"/>
+          <w:szCs w:val="20"/>
+          <w:lang w:eastAsia="pt-BR"/>
+        </w:rPr>
+        <w:t>)</w:t>
+      </w:r>
+      <w:r>
+        <w:rPr>
+          <w:rFonts w:ascii="Courier New" w:eastAsia="Times New Roman" w:hAnsi="Courier New" w:cs="Courier New"/>
+          <w:b/>
+          <w:bCs/>
+          <w:color w:val="000080"/>
+          <w:sz w:val="20"/>
+          <w:szCs w:val="20"/>
+          <w:lang w:eastAsia="pt-BR"/>
+        </w:rPr>
+        <w:br/>
+      </w:r>
+      <w:r>
+        <w:rPr>
+          <w:rFonts w:ascii="Courier New" w:eastAsia="Times New Roman" w:hAnsi="Courier New" w:cs="Courier New"/>
+          <w:b/>
+          <w:bCs/>
+          <w:color w:val="0000FF"/>
+          <w:sz w:val="20"/>
+          <w:szCs w:val="20"/>
+          <w:lang w:eastAsia="pt-BR"/>
+        </w:rPr>
+        <w:t>VALUES</w:t>
+      </w:r>
+      <w:r>
+        <w:rPr>
+          <w:rFonts w:ascii="Courier New" w:eastAsia="Times New Roman" w:hAnsi="Courier New" w:cs="Courier New"/>
+          <w:color w:val="000000"/>
+          <w:sz w:val="20"/>
+          <w:szCs w:val="20"/>
+          <w:lang w:eastAsia="pt-BR"/>
+        </w:rPr>
+        <w:t xml:space="preserve"> </w:t>
+      </w:r>
+      <w:r>
+        <w:rPr>
+          <w:rFonts w:ascii="Courier New" w:eastAsia="Times New Roman" w:hAnsi="Courier New" w:cs="Courier New"/>
+          <w:b/>
+          <w:bCs/>
+          <w:color w:val="000080"/>
+          <w:sz w:val="20"/>
+          <w:szCs w:val="20"/>
+          <w:lang w:eastAsia="pt-BR"/>
+        </w:rPr>
+        <w:t>(</w:t>
+      </w:r>
+      <w:r>
+        <w:rPr>
+          <w:rFonts w:ascii="Courier New" w:eastAsia="Times New Roman" w:hAnsi="Courier New" w:cs="Courier New"/>
+          <w:color w:val="808080"/>
+          <w:sz w:val="20"/>
+          <w:szCs w:val="20"/>
+          <w:lang w:eastAsia="pt-BR"/>
+        </w:rPr>
+        <w:t>'Ana Souza'</w:t>
+      </w:r>
+      <w:r>
+        <w:rPr>
+          <w:rFonts w:ascii="Courier New" w:eastAsia="Times New Roman" w:hAnsi="Courier New" w:cs="Courier New"/>
+          <w:b/>
+          <w:bCs/>
+          <w:color w:val="000080"/>
+          <w:sz w:val="20"/>
+          <w:szCs w:val="20"/>
+          <w:lang w:eastAsia="pt-BR"/>
+        </w:rPr>
+        <w:t>,</w:t>
+      </w:r>
+      <w:r>
+        <w:rPr>
+          <w:rFonts w:ascii="Courier New" w:eastAsia="Times New Roman" w:hAnsi="Courier New" w:cs="Courier New"/>
+          <w:color w:val="000000"/>
+          <w:sz w:val="20"/>
+          <w:szCs w:val="20"/>
+          <w:lang w:eastAsia="pt-BR"/>
+        </w:rPr>
+        <w:t xml:space="preserve"> </w:t>
+      </w:r>
+      <w:r>
+        <w:rPr>
+          <w:rFonts w:ascii="Courier New" w:eastAsia="Times New Roman" w:hAnsi="Courier New" w:cs="Courier New"/>
+          <w:color w:val="808080"/>
+          <w:sz w:val="20"/>
+          <w:szCs w:val="20"/>
+          <w:lang w:eastAsia="pt-BR"/>
+        </w:rPr>
+        <w:t>'12345678901'</w:t>
+      </w:r>
+      <w:r>
+        <w:rPr>
+          <w:rFonts w:ascii="Courier New" w:eastAsia="Times New Roman" w:hAnsi="Courier New" w:cs="Courier New"/>
+          <w:b/>
+          <w:bCs/>
+          <w:color w:val="000080"/>
+          <w:sz w:val="20"/>
+          <w:szCs w:val="20"/>
+          <w:lang w:eastAsia="pt-BR"/>
+        </w:rPr>
+        <w:t>,</w:t>
+      </w:r>
+      <w:r>
+        <w:rPr>
+          <w:rFonts w:ascii="Courier New" w:eastAsia="Times New Roman" w:hAnsi="Courier New" w:cs="Courier New"/>
+          <w:color w:val="000000"/>
+          <w:sz w:val="20"/>
+          <w:szCs w:val="20"/>
+          <w:lang w:eastAsia="pt-BR"/>
+        </w:rPr>
+        <w:t xml:space="preserve"> </w:t>
+      </w:r>
+      <w:r>
+        <w:rPr>
+          <w:rFonts w:ascii="Courier New" w:eastAsia="Times New Roman" w:hAnsi="Courier New" w:cs="Courier New"/>
+          <w:color w:val="808080"/>
+          <w:sz w:val="20"/>
+          <w:szCs w:val="20"/>
+          <w:lang w:eastAsia="pt-BR"/>
+        </w:rPr>
+        <w:t>'São Paulo'</w:t>
+      </w:r>
+      <w:r>
+        <w:rPr>
+          <w:rFonts w:ascii="Courier New" w:eastAsia="Times New Roman" w:hAnsi="Courier New" w:cs="Courier New"/>
+          <w:b/>
+          <w:bCs/>
+          <w:color w:val="000080"/>
+          <w:sz w:val="20"/>
+          <w:szCs w:val="20"/>
+          <w:lang w:eastAsia="pt-BR"/>
+        </w:rPr>
+        <w:t>,</w:t>
+      </w:r>
+      <w:r>
+        <w:rPr>
+          <w:rFonts w:ascii="Courier New" w:eastAsia="Times New Roman" w:hAnsi="Courier New" w:cs="Courier New"/>
+          <w:color w:val="000000"/>
+          <w:sz w:val="20"/>
+          <w:szCs w:val="20"/>
+          <w:lang w:eastAsia="pt-BR"/>
+        </w:rPr>
+        <w:t xml:space="preserve"> </w:t>
+      </w:r>
+      <w:r>
+        <w:rPr>
+          <w:rFonts w:ascii="Courier New" w:eastAsia="Times New Roman" w:hAnsi="Courier New" w:cs="Courier New"/>
+          <w:color w:val="808080"/>
+          <w:sz w:val="20"/>
+          <w:szCs w:val="20"/>
+          <w:lang w:eastAsia="pt-BR"/>
+        </w:rPr>
+        <w:t>'SP'</w:t>
+      </w:r>
+      <w:r>
+        <w:rPr>
+          <w:rFonts w:ascii="Courier New" w:eastAsia="Times New Roman" w:hAnsi="Courier New" w:cs="Courier New"/>
+          <w:b/>
+          <w:bCs/>
+          <w:color w:val="000080"/>
+          <w:sz w:val="20"/>
+          <w:szCs w:val="20"/>
+          <w:lang w:eastAsia="pt-BR"/>
+        </w:rPr>
+        <w:t>,</w:t>
+      </w:r>
+      <w:r>
+        <w:rPr>
+          <w:rFonts w:ascii="Courier New" w:eastAsia="Times New Roman" w:hAnsi="Courier New" w:cs="Courier New"/>
+          <w:color w:val="000000"/>
+          <w:sz w:val="20"/>
+          <w:szCs w:val="20"/>
+          <w:lang w:eastAsia="pt-BR"/>
+        </w:rPr>
+        <w:t xml:space="preserve"> </w:t>
+      </w:r>
+      <w:r>
+        <w:rPr>
+          <w:rFonts w:ascii="Courier New" w:eastAsia="Times New Roman" w:hAnsi="Courier New" w:cs="Courier New"/>
+          <w:color w:val="808080"/>
+          <w:sz w:val="20"/>
+          <w:szCs w:val="20"/>
+          <w:lang w:eastAsia="pt-BR"/>
+        </w:rPr>
+        <w:t>'(11)91234-5678'</w:t>
+      </w:r>
+      <w:r>
+        <w:rPr>
+          <w:rFonts w:ascii="Courier New" w:eastAsia="Times New Roman" w:hAnsi="Courier New" w:cs="Courier New"/>
+          <w:b/>
+          <w:bCs/>
+          <w:color w:val="000080"/>
+          <w:sz w:val="20"/>
+          <w:szCs w:val="20"/>
+          <w:lang w:eastAsia="pt-BR"/>
+        </w:rPr>
+        <w:t>,</w:t>
+      </w:r>
+      <w:r>
+        <w:rPr>
+          <w:rFonts w:ascii="Courier New" w:eastAsia="Times New Roman" w:hAnsi="Courier New" w:cs="Courier New"/>
+          <w:color w:val="000000"/>
+          <w:sz w:val="20"/>
+          <w:szCs w:val="20"/>
+          <w:lang w:eastAsia="pt-BR"/>
+        </w:rPr>
+        <w:t xml:space="preserve"> </w:t>
+      </w:r>
+      <w:r>
+        <w:rPr>
+          <w:rFonts w:ascii="Courier New" w:eastAsia="Times New Roman" w:hAnsi="Courier New" w:cs="Courier New"/>
+          <w:color w:val="FF8000"/>
+          <w:sz w:val="20"/>
+          <w:szCs w:val="20"/>
+          <w:lang w:eastAsia="pt-BR"/>
+        </w:rPr>
+        <w:t>1</w:t>
+      </w:r>
+      <w:r>
+        <w:rPr>
+          <w:rFonts w:ascii="Courier New" w:eastAsia="Times New Roman" w:hAnsi="Courier New" w:cs="Courier New"/>
+          <w:b/>
+          <w:bCs/>
+          <w:color w:val="000080"/>
+          <w:sz w:val="20"/>
+          <w:szCs w:val="20"/>
+          <w:lang w:eastAsia="pt-BR"/>
+        </w:rPr>
+        <w:t>);</w:t>
+      </w:r>
     </w:p>
+    <w:p>
+      <w:pPr>
+        <w:rPr>
+          <w:rFonts w:ascii="Courier New" w:eastAsia="Times New Roman" w:hAnsi="Courier New" w:cs="Courier New"/>
+          <w:b/>
+          <w:bCs/>
+          <w:color w:val="000080"/>
+          <w:sz w:val="20"/>
+          <w:szCs w:val="20"/>
+          <w:lang w:eastAsia="pt-BR"/>
+        </w:rPr>
+      </w:pPr>
+      <w:r>
+        <w:rPr>
+          <w:rFonts w:ascii="Constantia" w:hAnsi="Constantia"/>
+          <w:b/>
+        </w:rPr>
+        <w:t xml:space="preserve">Exemplo de </w:t>
+      </w:r>
+      <w:r>
+        <w:rPr>
+          <w:rFonts w:ascii="Constantia" w:hAnsi="Constantia"/>
+          <w:b/>
+          <w:color w:val="000000" w:themeColor="text1"/>
+        </w:rPr>
+        <w:t>SELECT</w:t>
+      </w:r>
+      <w:r>
+        <w:rPr>
+          <w:rFonts w:ascii="Constantia" w:hAnsi="Constantia"/>
+          <w:b/>
+        </w:rPr>
+        <w:t>:</w:t>
+      </w:r>
+      <w:r>
+        <w:rPr>
+          <w:rFonts w:ascii="Constantia" w:hAnsi="Constantia"/>
+          <w:b/>
+        </w:rPr>
+        <w:br/>
+      </w:r>
+      <w:r>
+        <w:rPr>
+          <w:rFonts w:ascii="Courier New" w:eastAsia="Times New Roman" w:hAnsi="Courier New" w:cs="Courier New"/>
+          <w:b/>
+          <w:bCs/>
+          <w:color w:val="0000FF"/>
+          <w:sz w:val="20"/>
+          <w:szCs w:val="20"/>
+          <w:lang w:eastAsia="pt-BR"/>
+        </w:rPr>
+        <w:t>SELECT</w:t>
+      </w:r>
+      <w:r>
+        <w:rPr>
+          <w:rFonts w:ascii="Courier New" w:eastAsia="Times New Roman" w:hAnsi="Courier New" w:cs="Courier New"/>
+          <w:color w:val="000000"/>
+          <w:sz w:val="20"/>
+          <w:szCs w:val="20"/>
+          <w:lang w:eastAsia="pt-BR"/>
+        </w:rPr>
+        <w:t xml:space="preserve"> </w:t>
+      </w:r>
+      <w:proofErr w:type="spellStart"/>
+      <w:r>
+        <w:rPr>
+          <w:rFonts w:ascii="Courier New" w:eastAsia="Times New Roman" w:hAnsi="Courier New" w:cs="Courier New"/>
+          <w:color w:val="000000"/>
+          <w:sz w:val="20"/>
+          <w:szCs w:val="20"/>
+          <w:lang w:eastAsia="pt-BR"/>
+        </w:rPr>
+        <w:t>nome_cliente</w:t>
+      </w:r>
+      <w:proofErr w:type="spellEnd"/>
+      <w:r>
+        <w:rPr>
+          <w:rFonts w:ascii="Courier New" w:eastAsia="Times New Roman" w:hAnsi="Courier New" w:cs="Courier New"/>
+          <w:b/>
+          <w:bCs/>
+          <w:color w:val="000080"/>
+          <w:sz w:val="20"/>
+          <w:szCs w:val="20"/>
+          <w:lang w:eastAsia="pt-BR"/>
+        </w:rPr>
+        <w:t>,</w:t>
+      </w:r>
+      <w:r>
+        <w:rPr>
+          <w:rFonts w:ascii="Courier New" w:eastAsia="Times New Roman" w:hAnsi="Courier New" w:cs="Courier New"/>
+          <w:color w:val="000000"/>
+          <w:sz w:val="20"/>
+          <w:szCs w:val="20"/>
+          <w:lang w:eastAsia="pt-BR"/>
+        </w:rPr>
+        <w:t xml:space="preserve"> cidade</w:t>
+      </w:r>
+      <w:r>
+        <w:rPr>
+          <w:rFonts w:ascii="Courier New" w:eastAsia="Times New Roman" w:hAnsi="Courier New" w:cs="Courier New"/>
+          <w:b/>
+          <w:bCs/>
+          <w:color w:val="000080"/>
+          <w:sz w:val="20"/>
+          <w:szCs w:val="20"/>
+          <w:lang w:eastAsia="pt-BR"/>
+        </w:rPr>
+        <w:t>,</w:t>
+      </w:r>
+      <w:r>
+        <w:rPr>
+          <w:rFonts w:ascii="Courier New" w:eastAsia="Times New Roman" w:hAnsi="Courier New" w:cs="Courier New"/>
+          <w:color w:val="000000"/>
+          <w:sz w:val="20"/>
+          <w:szCs w:val="20"/>
+          <w:lang w:eastAsia="pt-BR"/>
+        </w:rPr>
+        <w:t xml:space="preserve"> estado </w:t>
+      </w:r>
+      <w:r>
+        <w:rPr>
+          <w:rFonts w:ascii="Courier New" w:eastAsia="Times New Roman" w:hAnsi="Courier New" w:cs="Courier New"/>
+          <w:b/>
+          <w:bCs/>
+          <w:color w:val="0000FF"/>
+          <w:sz w:val="20"/>
+          <w:szCs w:val="20"/>
+          <w:lang w:eastAsia="pt-BR"/>
+        </w:rPr>
+        <w:t>FROM</w:t>
+      </w:r>
+      <w:r>
+        <w:rPr>
+          <w:rFonts w:ascii="Courier New" w:eastAsia="Times New Roman" w:hAnsi="Courier New" w:cs="Courier New"/>
+          <w:color w:val="000000"/>
+          <w:sz w:val="20"/>
+          <w:szCs w:val="20"/>
+          <w:lang w:eastAsia="pt-BR"/>
+        </w:rPr>
+        <w:t xml:space="preserve"> clientes </w:t>
+      </w:r>
+      <w:r>
+        <w:rPr>
+          <w:rFonts w:ascii="Courier New" w:eastAsia="Times New Roman" w:hAnsi="Courier New" w:cs="Courier New"/>
+          <w:b/>
+          <w:bCs/>
+          <w:color w:val="0000FF"/>
+          <w:sz w:val="20"/>
+          <w:szCs w:val="20"/>
+          <w:lang w:eastAsia="pt-BR"/>
+        </w:rPr>
+        <w:t>WHERE</w:t>
+      </w:r>
+      <w:r>
+        <w:rPr>
+          <w:rFonts w:ascii="Courier New" w:eastAsia="Times New Roman" w:hAnsi="Courier New" w:cs="Courier New"/>
+          <w:color w:val="000000"/>
+          <w:sz w:val="20"/>
+          <w:szCs w:val="20"/>
+          <w:lang w:eastAsia="pt-BR"/>
+        </w:rPr>
+        <w:t xml:space="preserve"> ativo </w:t>
+      </w:r>
+      <w:r>
+        <w:rPr>
+          <w:rFonts w:ascii="Courier New" w:eastAsia="Times New Roman" w:hAnsi="Courier New" w:cs="Courier New"/>
+          <w:b/>
+          <w:bCs/>
+          <w:color w:val="000080"/>
+          <w:sz w:val="20"/>
+          <w:szCs w:val="20"/>
+          <w:lang w:eastAsia="pt-BR"/>
+        </w:rPr>
+        <w:t>=</w:t>
+      </w:r>
+      <w:r>
+        <w:rPr>
+          <w:rFonts w:ascii="Courier New" w:eastAsia="Times New Roman" w:hAnsi="Courier New" w:cs="Courier New"/>
+          <w:color w:val="000000"/>
+          <w:sz w:val="20"/>
+          <w:szCs w:val="20"/>
+          <w:lang w:eastAsia="pt-BR"/>
+        </w:rPr>
+        <w:t xml:space="preserve"> </w:t>
+      </w:r>
+      <w:r>
+        <w:rPr>
+          <w:rFonts w:ascii="Courier New" w:eastAsia="Times New Roman" w:hAnsi="Courier New" w:cs="Courier New"/>
+          <w:color w:val="FF8000"/>
+          <w:sz w:val="20"/>
+          <w:szCs w:val="20"/>
+          <w:lang w:eastAsia="pt-BR"/>
+        </w:rPr>
+        <w:t>1</w:t>
+      </w:r>
+      <w:r>
+        <w:rPr>
+          <w:rFonts w:ascii="Courier New" w:eastAsia="Times New Roman" w:hAnsi="Courier New" w:cs="Courier New"/>
+          <w:b/>
+          <w:bCs/>
+          <w:color w:val="000080"/>
+          <w:sz w:val="20"/>
+          <w:szCs w:val="20"/>
+          <w:lang w:eastAsia="pt-BR"/>
+        </w:rPr>
+        <w:t>;</w:t>
+      </w:r>
+    </w:p>
+    <w:p>
+      <w:pPr>
+        <w:rPr>
+          <w:rFonts w:ascii="Courier New" w:eastAsia="Times New Roman" w:hAnsi="Courier New" w:cs="Courier New"/>
+          <w:b/>
+          <w:bCs/>
+          <w:color w:val="000080"/>
+          <w:sz w:val="20"/>
+          <w:szCs w:val="20"/>
+          <w:lang w:eastAsia="pt-BR"/>
+        </w:rPr>
+      </w:pPr>
+    </w:p>
+    <w:p>
+      <w:pPr>
+        <w:rPr>
+          <w:rFonts w:ascii="Constantia" w:hAnsi="Constantia"/>
+          <w:sz w:val="20"/>
+          <w:szCs w:val="20"/>
+        </w:rPr>
+      </w:pPr>
+      <w:r>
+        <w:rPr>
+          <w:rFonts w:ascii="Constantia" w:hAnsi="Constantia"/>
+          <w:bCs/>
+          <w:i/>
+        </w:rPr>
+        <w:t xml:space="preserve">1 - </w:t>
+      </w:r>
+      <w:r>
+        <w:rPr>
+          <w:rFonts w:ascii="Constantia" w:hAnsi="Constantia"/>
+          <w:bCs/>
+          <w:i/>
+        </w:rPr>
+        <w:t>Exercício - INSERT (Aluno):</w:t>
+      </w:r>
+      <w:r>
+        <w:rPr>
+          <w:rFonts w:ascii="Constantia" w:hAnsi="Constantia"/>
+          <w:b/>
+          <w:bCs/>
+          <w:sz w:val="20"/>
+          <w:szCs w:val="20"/>
+        </w:rPr>
+        <w:br/>
+      </w:r>
+      <w:r>
+        <w:rPr>
+          <w:rFonts w:ascii="Constantia" w:hAnsi="Constantia"/>
+          <w:sz w:val="20"/>
+          <w:szCs w:val="20"/>
+        </w:rPr>
+        <w:t xml:space="preserve">Cadastre um novo cliente chamado </w:t>
+      </w:r>
+      <w:r>
+        <w:rPr>
+          <w:rFonts w:ascii="Constantia" w:hAnsi="Constantia"/>
+          <w:b/>
+          <w:bCs/>
+          <w:sz w:val="20"/>
+          <w:szCs w:val="20"/>
+        </w:rPr>
+        <w:t>Carlos Almeida</w:t>
+      </w:r>
+      <w:r>
+        <w:rPr>
+          <w:rFonts w:ascii="Constantia" w:hAnsi="Constantia"/>
+          <w:sz w:val="20"/>
+          <w:szCs w:val="20"/>
+        </w:rPr>
+        <w:t xml:space="preserve">, CPF 98765432100, da cidade </w:t>
+      </w:r>
+      <w:r>
+        <w:rPr>
+          <w:rFonts w:ascii="Constantia" w:hAnsi="Constantia"/>
+          <w:b/>
+          <w:bCs/>
+          <w:sz w:val="20"/>
+          <w:szCs w:val="20"/>
+        </w:rPr>
+        <w:t>Rio de Janeiro (RJ)</w:t>
+      </w:r>
+      <w:r>
+        <w:rPr>
+          <w:rFonts w:ascii="Constantia" w:hAnsi="Constantia"/>
+          <w:sz w:val="20"/>
+          <w:szCs w:val="20"/>
+        </w:rPr>
+        <w:t>, telefone (21)98765-4321, ativo.</w:t>
+      </w:r>
+    </w:p>
+    <w:p>
+      <w:pPr>
+        <w:rPr>
+          <w:rFonts w:ascii="Courier New" w:eastAsia="Times New Roman" w:hAnsi="Courier New" w:cs="Courier New"/>
+          <w:b/>
+          <w:bCs/>
+          <w:color w:val="000080"/>
+          <w:sz w:val="20"/>
+          <w:szCs w:val="20"/>
+          <w:lang w:eastAsia="pt-BR"/>
+        </w:rPr>
+      </w:pPr>
+      <w:r>
+        <w:rPr>
+          <w:rFonts w:ascii="Constantia" w:hAnsi="Constantia"/>
+          <w:i/>
+          <w:sz w:val="20"/>
+          <w:szCs w:val="20"/>
+        </w:rPr>
+        <w:t>Gabarito esperado:</w:t>
+      </w:r>
+      <w:r>
+        <w:rPr>
+          <w:rFonts w:ascii="Constantia" w:hAnsi="Constantia"/>
+          <w:sz w:val="20"/>
+          <w:szCs w:val="20"/>
+        </w:rPr>
+        <w:br/>
+      </w:r>
+      <w:r>
+        <w:rPr>
+          <w:rFonts w:ascii="Courier New" w:eastAsia="Times New Roman" w:hAnsi="Courier New" w:cs="Courier New"/>
+          <w:b/>
+          <w:bCs/>
+          <w:color w:val="0000FF"/>
+          <w:sz w:val="20"/>
+          <w:szCs w:val="20"/>
+          <w:lang w:eastAsia="pt-BR"/>
+        </w:rPr>
+        <w:t>SELECT</w:t>
+      </w:r>
+      <w:r>
+        <w:rPr>
+          <w:rFonts w:ascii="Courier New" w:eastAsia="Times New Roman" w:hAnsi="Courier New" w:cs="Courier New"/>
+          <w:color w:val="000000"/>
+          <w:sz w:val="20"/>
+          <w:szCs w:val="20"/>
+          <w:lang w:eastAsia="pt-BR"/>
+        </w:rPr>
+        <w:t xml:space="preserve"> </w:t>
+      </w:r>
+      <w:proofErr w:type="spellStart"/>
+      <w:r>
+        <w:rPr>
+          <w:rFonts w:ascii="Courier New" w:eastAsia="Times New Roman" w:hAnsi="Courier New" w:cs="Courier New"/>
+          <w:color w:val="000000"/>
+          <w:sz w:val="20"/>
+          <w:szCs w:val="20"/>
+          <w:lang w:eastAsia="pt-BR"/>
+        </w:rPr>
+        <w:t>nome_cliente</w:t>
+      </w:r>
+      <w:proofErr w:type="spellEnd"/>
+      <w:r>
+        <w:rPr>
+          <w:rFonts w:ascii="Courier New" w:eastAsia="Times New Roman" w:hAnsi="Courier New" w:cs="Courier New"/>
+          <w:b/>
+          <w:bCs/>
+          <w:color w:val="000080"/>
+          <w:sz w:val="20"/>
+          <w:szCs w:val="20"/>
+          <w:lang w:eastAsia="pt-BR"/>
+        </w:rPr>
+        <w:t>,</w:t>
+      </w:r>
+      <w:r>
+        <w:rPr>
+          <w:rFonts w:ascii="Courier New" w:eastAsia="Times New Roman" w:hAnsi="Courier New" w:cs="Courier New"/>
+          <w:color w:val="000000"/>
+          <w:sz w:val="20"/>
+          <w:szCs w:val="20"/>
+          <w:lang w:eastAsia="pt-BR"/>
+        </w:rPr>
+        <w:t xml:space="preserve"> telefone </w:t>
+      </w:r>
+      <w:r>
+        <w:rPr>
+          <w:rFonts w:ascii="Courier New" w:eastAsia="Times New Roman" w:hAnsi="Courier New" w:cs="Courier New"/>
+          <w:b/>
+          <w:bCs/>
+          <w:color w:val="0000FF"/>
+          <w:sz w:val="20"/>
+          <w:szCs w:val="20"/>
+          <w:lang w:eastAsia="pt-BR"/>
+        </w:rPr>
+        <w:t>FROM</w:t>
+      </w:r>
+      <w:r>
+        <w:rPr>
+          <w:rFonts w:ascii="Courier New" w:eastAsia="Times New Roman" w:hAnsi="Courier New" w:cs="Courier New"/>
+          <w:color w:val="000000"/>
+          <w:sz w:val="20"/>
+          <w:szCs w:val="20"/>
+          <w:lang w:eastAsia="pt-BR"/>
+        </w:rPr>
+        <w:t xml:space="preserve"> clientes </w:t>
+      </w:r>
+      <w:r>
+        <w:rPr>
+          <w:rFonts w:ascii="Courier New" w:eastAsia="Times New Roman" w:hAnsi="Courier New" w:cs="Courier New"/>
+          <w:b/>
+          <w:bCs/>
+          <w:color w:val="0000FF"/>
+          <w:sz w:val="20"/>
+          <w:szCs w:val="20"/>
+          <w:lang w:eastAsia="pt-BR"/>
+        </w:rPr>
+        <w:t>WHERE</w:t>
+      </w:r>
+      <w:r>
+        <w:rPr>
+          <w:rFonts w:ascii="Courier New" w:eastAsia="Times New Roman" w:hAnsi="Courier New" w:cs="Courier New"/>
+          <w:color w:val="000000"/>
+          <w:sz w:val="20"/>
+          <w:szCs w:val="20"/>
+          <w:lang w:eastAsia="pt-BR"/>
+        </w:rPr>
+        <w:t xml:space="preserve"> cidade </w:t>
+      </w:r>
+      <w:r>
+        <w:rPr>
+          <w:rFonts w:ascii="Courier New" w:eastAsia="Times New Roman" w:hAnsi="Courier New" w:cs="Courier New"/>
+          <w:b/>
+          <w:bCs/>
+          <w:color w:val="000080"/>
+          <w:sz w:val="20"/>
+          <w:szCs w:val="20"/>
+          <w:lang w:eastAsia="pt-BR"/>
+        </w:rPr>
+        <w:t>=</w:t>
+      </w:r>
+      <w:r>
+        <w:rPr>
+          <w:rFonts w:ascii="Courier New" w:eastAsia="Times New Roman" w:hAnsi="Courier New" w:cs="Courier New"/>
+          <w:color w:val="000000"/>
+          <w:sz w:val="20"/>
+          <w:szCs w:val="20"/>
+          <w:lang w:eastAsia="pt-BR"/>
+        </w:rPr>
+        <w:t xml:space="preserve"> </w:t>
+      </w:r>
+      <w:r>
+        <w:rPr>
+          <w:rFonts w:ascii="Courier New" w:eastAsia="Times New Roman" w:hAnsi="Courier New" w:cs="Courier New"/>
+          <w:color w:val="808080"/>
+          <w:sz w:val="20"/>
+          <w:szCs w:val="20"/>
+          <w:lang w:eastAsia="pt-BR"/>
+        </w:rPr>
+        <w:t>'São Paulo'</w:t>
+      </w:r>
+      <w:r>
+        <w:rPr>
+          <w:rFonts w:ascii="Courier New" w:eastAsia="Times New Roman" w:hAnsi="Courier New" w:cs="Courier New"/>
+          <w:b/>
+          <w:bCs/>
+          <w:color w:val="000080"/>
+          <w:sz w:val="20"/>
+          <w:szCs w:val="20"/>
+          <w:lang w:eastAsia="pt-BR"/>
+        </w:rPr>
+        <w:t>;</w:t>
+      </w:r>
+    </w:p>
+    <w:p>
+      <w:pPr>
+        <w:pStyle w:val="Ttulo3"/>
+        <w:rPr>
+          <w:rFonts w:ascii="Constantia" w:hAnsi="Constantia"/>
+          <w:sz w:val="20"/>
+          <w:szCs w:val="20"/>
+        </w:rPr>
+      </w:pPr>
+      <w:r>
+        <w:rPr>
+          <w:rFonts w:ascii="Constantia" w:hAnsi="Constantia"/>
+          <w:b w:val="0"/>
+          <w:i/>
+          <w:sz w:val="22"/>
+          <w:szCs w:val="22"/>
+        </w:rPr>
+        <w:t xml:space="preserve">2 - </w:t>
+      </w:r>
+      <w:r>
+        <w:rPr>
+          <w:rFonts w:ascii="Constantia" w:hAnsi="Constantia"/>
+          <w:b w:val="0"/>
+          <w:i/>
+          <w:sz w:val="22"/>
+          <w:szCs w:val="22"/>
+        </w:rPr>
+        <w:t>Exercício - SELECT (Aluno):</w:t>
+      </w:r>
+      <w:r>
+        <w:rPr>
+          <w:rFonts w:ascii="Constantia" w:hAnsi="Constantia"/>
+          <w:sz w:val="20"/>
+          <w:szCs w:val="20"/>
+        </w:rPr>
+        <w:br/>
+      </w:r>
+      <w:r>
+        <w:rPr>
+          <w:rFonts w:ascii="Constantia" w:hAnsi="Constantia"/>
+          <w:sz w:val="20"/>
+          <w:szCs w:val="20"/>
+        </w:rPr>
+        <w:t xml:space="preserve">Liste o </w:t>
+      </w:r>
+      <w:r>
+        <w:rPr>
+          <w:rStyle w:val="Forte"/>
+          <w:rFonts w:ascii="Constantia" w:hAnsi="Constantia"/>
+          <w:sz w:val="20"/>
+          <w:szCs w:val="20"/>
+        </w:rPr>
+        <w:t>nome e telefone</w:t>
+      </w:r>
+      <w:r>
+        <w:rPr>
+          <w:rFonts w:ascii="Constantia" w:hAnsi="Constantia"/>
+          <w:sz w:val="20"/>
+          <w:szCs w:val="20"/>
+        </w:rPr>
+        <w:t xml:space="preserve"> de todos os clientes que são da cidade de </w:t>
+      </w:r>
+      <w:r>
+        <w:rPr>
+          <w:rStyle w:val="Forte"/>
+          <w:rFonts w:ascii="Constantia" w:hAnsi="Constantia"/>
+          <w:sz w:val="20"/>
+          <w:szCs w:val="20"/>
+        </w:rPr>
+        <w:t>São Paulo</w:t>
+      </w:r>
+      <w:r>
+        <w:rPr>
+          <w:rFonts w:ascii="Constantia" w:hAnsi="Constantia"/>
+          <w:sz w:val="20"/>
+          <w:szCs w:val="20"/>
+        </w:rPr>
+        <w:t>.</w:t>
+      </w:r>
+    </w:p>
+    <w:p>
+      <w:pPr>
+        <w:pStyle w:val="NormalWeb"/>
+      </w:pPr>
+      <w:r>
+        <w:rPr>
+          <w:rFonts w:ascii="Constantia" w:hAnsi="Constantia"/>
+          <w:i/>
+          <w:sz w:val="20"/>
+          <w:szCs w:val="20"/>
+        </w:rPr>
+        <w:t>Gabarito esperado:</w:t>
+      </w:r>
+      <w:r>
+        <w:rPr>
+          <w:rFonts w:ascii="Constantia" w:hAnsi="Constantia"/>
+          <w:b/>
+          <w:sz w:val="20"/>
+          <w:szCs w:val="20"/>
+        </w:rPr>
+        <w:br/>
+      </w:r>
+      <w:r>
+        <w:rPr>
+          <w:rFonts w:ascii="Courier New" w:hAnsi="Courier New" w:cs="Courier New"/>
+          <w:b/>
+          <w:bCs/>
+          <w:color w:val="0000FF"/>
+          <w:sz w:val="20"/>
+          <w:szCs w:val="20"/>
+        </w:rPr>
+        <w:t>SELECT</w:t>
+      </w:r>
+      <w:r>
+        <w:rPr>
+          <w:rFonts w:ascii="Courier New" w:hAnsi="Courier New" w:cs="Courier New"/>
+          <w:color w:val="000000"/>
+          <w:sz w:val="20"/>
+          <w:szCs w:val="20"/>
+        </w:rPr>
+        <w:t xml:space="preserve"> </w:t>
+      </w:r>
+      <w:proofErr w:type="spellStart"/>
+      <w:r>
+        <w:rPr>
+          <w:rFonts w:ascii="Courier New" w:hAnsi="Courier New" w:cs="Courier New"/>
+          <w:color w:val="000000"/>
+          <w:sz w:val="20"/>
+          <w:szCs w:val="20"/>
+        </w:rPr>
+        <w:t>nome_cliente</w:t>
+      </w:r>
+      <w:proofErr w:type="spellEnd"/>
+      <w:r>
+        <w:rPr>
+          <w:rFonts w:ascii="Courier New" w:hAnsi="Courier New" w:cs="Courier New"/>
+          <w:b/>
+          <w:bCs/>
+          <w:color w:val="000080"/>
+          <w:sz w:val="20"/>
+          <w:szCs w:val="20"/>
+        </w:rPr>
+        <w:t>,</w:t>
+      </w:r>
+      <w:r>
+        <w:rPr>
+          <w:rFonts w:ascii="Courier New" w:hAnsi="Courier New" w:cs="Courier New"/>
+          <w:color w:val="000000"/>
+          <w:sz w:val="20"/>
+          <w:szCs w:val="20"/>
+        </w:rPr>
+        <w:t xml:space="preserve"> telefone </w:t>
+      </w:r>
+      <w:r>
+        <w:rPr>
+          <w:rFonts w:ascii="Courier New" w:hAnsi="Courier New" w:cs="Courier New"/>
+          <w:b/>
+          <w:bCs/>
+          <w:color w:val="0000FF"/>
+          <w:sz w:val="20"/>
+          <w:szCs w:val="20"/>
+        </w:rPr>
+        <w:t>FROM</w:t>
+      </w:r>
+      <w:r>
+        <w:rPr>
+          <w:rFonts w:ascii="Courier New" w:hAnsi="Courier New" w:cs="Courier New"/>
+          <w:color w:val="000000"/>
+          <w:sz w:val="20"/>
+          <w:szCs w:val="20"/>
+        </w:rPr>
+        <w:t xml:space="preserve"> clientes </w:t>
+      </w:r>
+      <w:r>
+        <w:rPr>
+          <w:rFonts w:ascii="Courier New" w:hAnsi="Courier New" w:cs="Courier New"/>
+          <w:b/>
+          <w:bCs/>
+          <w:color w:val="0000FF"/>
+          <w:sz w:val="20"/>
+          <w:szCs w:val="20"/>
+        </w:rPr>
+        <w:t>WHERE</w:t>
+      </w:r>
+      <w:r>
+        <w:rPr>
+          <w:rFonts w:ascii="Courier New" w:hAnsi="Courier New" w:cs="Courier New"/>
+          <w:color w:val="000000"/>
+          <w:sz w:val="20"/>
+          <w:szCs w:val="20"/>
+        </w:rPr>
+        <w:t xml:space="preserve"> cidade </w:t>
+      </w:r>
+      <w:r>
+        <w:rPr>
+          <w:rFonts w:ascii="Courier New" w:hAnsi="Courier New" w:cs="Courier New"/>
+          <w:b/>
+          <w:bCs/>
+          <w:color w:val="000080"/>
+          <w:sz w:val="20"/>
+          <w:szCs w:val="20"/>
+        </w:rPr>
+        <w:t>=</w:t>
+      </w:r>
+      <w:r>
+        <w:rPr>
+          <w:rFonts w:ascii="Courier New" w:hAnsi="Courier New" w:cs="Courier New"/>
+          <w:color w:val="000000"/>
+          <w:sz w:val="20"/>
+          <w:szCs w:val="20"/>
+        </w:rPr>
+        <w:t xml:space="preserve"> </w:t>
+      </w:r>
+      <w:r>
+        <w:rPr>
+          <w:rFonts w:ascii="Courier New" w:hAnsi="Courier New" w:cs="Courier New"/>
+          <w:color w:val="808080"/>
+          <w:sz w:val="20"/>
+          <w:szCs w:val="20"/>
+        </w:rPr>
+        <w:t>'São Paulo'</w:t>
+      </w:r>
+      <w:r>
+        <w:rPr>
+          <w:rFonts w:ascii="Courier New" w:hAnsi="Courier New" w:cs="Courier New"/>
+          <w:b/>
+          <w:bCs/>
+          <w:color w:val="000080"/>
+          <w:sz w:val="20"/>
+          <w:szCs w:val="20"/>
+        </w:rPr>
+        <w:t>;</w:t>
+      </w:r>
+    </w:p>
+    <w:p>
+      <w:r>
+        <w:rPr>
+          <w:rFonts w:ascii="Constantia" w:hAnsi="Constantia"/>
+        </w:rPr>
+        <w:pict>
+          <v:rect id="_x0000_i1032" style="width:0;height:1.5pt" o:hralign="center" o:bullet="t" o:hrstd="t" o:hr="t" fillcolor="#a0a0a0" stroked="f"/>
+        </w:pict>
+      </w:r>
+    </w:p>
+    <w:p>
+      <w:pPr>
+        <w:rPr>
+          <w:rStyle w:val="Forte"/>
+          <w:rFonts w:ascii="Constantia" w:hAnsi="Constantia"/>
+          <w:b w:val="0"/>
+          <w:i/>
+          <w:color w:val="000000" w:themeColor="text1"/>
+          <w:sz w:val="24"/>
+          <w:szCs w:val="24"/>
+        </w:rPr>
+      </w:pPr>
+      <w:r>
+        <w:rPr>
+          <w:rStyle w:val="Forte"/>
+          <w:rFonts w:ascii="Constantia" w:hAnsi="Constantia"/>
+          <w:color w:val="000000" w:themeColor="text1"/>
+          <w:sz w:val="24"/>
+          <w:szCs w:val="24"/>
+        </w:rPr>
+        <w:t xml:space="preserve">2 - Tabela: </w:t>
+      </w:r>
+      <w:r>
+        <w:rPr>
+          <w:rStyle w:val="Forte"/>
+          <w:rFonts w:ascii="Constantia" w:hAnsi="Constantia"/>
+          <w:b w:val="0"/>
+          <w:i/>
+          <w:color w:val="000000" w:themeColor="text1"/>
+          <w:sz w:val="24"/>
+          <w:szCs w:val="24"/>
+        </w:rPr>
+        <w:t>produtos</w:t>
+      </w:r>
+    </w:p>
+    <w:p>
+      <w:pPr>
+        <w:rPr>
+          <w:rFonts w:ascii="Times New Roman" w:eastAsia="Times New Roman" w:hAnsi="Times New Roman" w:cs="Times New Roman"/>
+          <w:sz w:val="20"/>
+          <w:szCs w:val="20"/>
+          <w:lang w:eastAsia="pt-BR"/>
+        </w:rPr>
+      </w:pPr>
+      <w:r>
+        <w:rPr>
+          <w:rFonts w:ascii="Constantia" w:hAnsi="Constantia"/>
+          <w:b/>
+        </w:rPr>
+        <w:t>Exemplo de INSERT:</w:t>
+      </w:r>
+      <w:r>
+        <w:rPr>
+          <w:rFonts w:ascii="Constantia" w:hAnsi="Constantia"/>
+          <w:b/>
+          <w:sz w:val="20"/>
+          <w:szCs w:val="20"/>
+        </w:rPr>
+        <w:br/>
+      </w:r>
+      <w:r>
+        <w:rPr>
+          <w:rFonts w:ascii="Courier New" w:eastAsia="Times New Roman" w:hAnsi="Courier New" w:cs="Courier New"/>
+          <w:b/>
+          <w:bCs/>
+          <w:color w:val="0000FF"/>
+          <w:sz w:val="20"/>
+          <w:szCs w:val="20"/>
+          <w:lang w:eastAsia="pt-BR"/>
+        </w:rPr>
+        <w:t>INSERT</w:t>
+      </w:r>
+      <w:r>
+        <w:rPr>
+          <w:rFonts w:ascii="Courier New" w:eastAsia="Times New Roman" w:hAnsi="Courier New" w:cs="Courier New"/>
+          <w:color w:val="000000"/>
+          <w:sz w:val="20"/>
+          <w:szCs w:val="20"/>
+          <w:lang w:eastAsia="pt-BR"/>
+        </w:rPr>
+        <w:t xml:space="preserve"> </w:t>
+      </w:r>
+      <w:r>
+        <w:rPr>
+          <w:rFonts w:ascii="Courier New" w:eastAsia="Times New Roman" w:hAnsi="Courier New" w:cs="Courier New"/>
+          <w:b/>
+          <w:bCs/>
+          <w:color w:val="0000FF"/>
+          <w:sz w:val="20"/>
+          <w:szCs w:val="20"/>
+          <w:lang w:eastAsia="pt-BR"/>
+        </w:rPr>
+        <w:t>INTO</w:t>
+      </w:r>
+      <w:r>
+        <w:rPr>
+          <w:rFonts w:ascii="Courier New" w:eastAsia="Times New Roman" w:hAnsi="Courier New" w:cs="Courier New"/>
+          <w:color w:val="000000"/>
+          <w:sz w:val="20"/>
+          <w:szCs w:val="20"/>
+          <w:lang w:eastAsia="pt-BR"/>
+        </w:rPr>
+        <w:t xml:space="preserve"> produtos </w:t>
+      </w:r>
+      <w:r>
+        <w:rPr>
+          <w:rFonts w:ascii="Courier New" w:eastAsia="Times New Roman" w:hAnsi="Courier New" w:cs="Courier New"/>
+          <w:b/>
+          <w:bCs/>
+          <w:color w:val="000080"/>
+          <w:sz w:val="20"/>
+          <w:szCs w:val="20"/>
+          <w:lang w:eastAsia="pt-BR"/>
+        </w:rPr>
+        <w:t>(</w:t>
+      </w:r>
+      <w:proofErr w:type="spellStart"/>
+      <w:r>
+        <w:rPr>
+          <w:rFonts w:ascii="Courier New" w:eastAsia="Times New Roman" w:hAnsi="Courier New" w:cs="Courier New"/>
+          <w:color w:val="000000"/>
+          <w:sz w:val="20"/>
+          <w:szCs w:val="20"/>
+          <w:lang w:eastAsia="pt-BR"/>
+        </w:rPr>
+        <w:t>nome_produto</w:t>
+      </w:r>
+      <w:proofErr w:type="spellEnd"/>
+      <w:r>
+        <w:rPr>
+          <w:rFonts w:ascii="Courier New" w:eastAsia="Times New Roman" w:hAnsi="Courier New" w:cs="Courier New"/>
+          <w:b/>
+          <w:bCs/>
+          <w:color w:val="000080"/>
+          <w:sz w:val="20"/>
+          <w:szCs w:val="20"/>
+          <w:lang w:eastAsia="pt-BR"/>
+        </w:rPr>
+        <w:t>,</w:t>
+      </w:r>
+      <w:r>
+        <w:rPr>
+          <w:rFonts w:ascii="Courier New" w:eastAsia="Times New Roman" w:hAnsi="Courier New" w:cs="Courier New"/>
+          <w:color w:val="000000"/>
+          <w:sz w:val="20"/>
+          <w:szCs w:val="20"/>
+          <w:lang w:eastAsia="pt-BR"/>
+        </w:rPr>
+        <w:t xml:space="preserve"> </w:t>
+      </w:r>
+      <w:proofErr w:type="spellStart"/>
+      <w:r>
+        <w:rPr>
+          <w:rFonts w:ascii="Courier New" w:eastAsia="Times New Roman" w:hAnsi="Courier New" w:cs="Courier New"/>
+          <w:color w:val="000000"/>
+          <w:sz w:val="20"/>
+          <w:szCs w:val="20"/>
+          <w:lang w:eastAsia="pt-BR"/>
+        </w:rPr>
+        <w:t>preco_unitario</w:t>
+      </w:r>
+      <w:proofErr w:type="spellEnd"/>
+      <w:r>
+        <w:rPr>
+          <w:rFonts w:ascii="Courier New" w:eastAsia="Times New Roman" w:hAnsi="Courier New" w:cs="Courier New"/>
+          <w:b/>
+          <w:bCs/>
+          <w:color w:val="000080"/>
+          <w:sz w:val="20"/>
+          <w:szCs w:val="20"/>
+          <w:lang w:eastAsia="pt-BR"/>
+        </w:rPr>
+        <w:t>,</w:t>
+      </w:r>
+      <w:r>
+        <w:rPr>
+          <w:rFonts w:ascii="Courier New" w:eastAsia="Times New Roman" w:hAnsi="Courier New" w:cs="Courier New"/>
+          <w:color w:val="000000"/>
+          <w:sz w:val="20"/>
+          <w:szCs w:val="20"/>
+          <w:lang w:eastAsia="pt-BR"/>
+        </w:rPr>
+        <w:t xml:space="preserve"> estoque</w:t>
+      </w:r>
+      <w:r>
+        <w:rPr>
+          <w:rFonts w:ascii="Courier New" w:eastAsia="Times New Roman" w:hAnsi="Courier New" w:cs="Courier New"/>
+          <w:b/>
+          <w:bCs/>
+          <w:color w:val="000080"/>
+          <w:sz w:val="20"/>
+          <w:szCs w:val="20"/>
+          <w:lang w:eastAsia="pt-BR"/>
+        </w:rPr>
+        <w:t>,</w:t>
+      </w:r>
+      <w:r>
+        <w:rPr>
+          <w:rFonts w:ascii="Courier New" w:eastAsia="Times New Roman" w:hAnsi="Courier New" w:cs="Courier New"/>
+          <w:color w:val="000000"/>
+          <w:sz w:val="20"/>
+          <w:szCs w:val="20"/>
+          <w:lang w:eastAsia="pt-BR"/>
+        </w:rPr>
+        <w:t xml:space="preserve"> ativo</w:t>
+      </w:r>
+      <w:r>
+        <w:rPr>
+          <w:rFonts w:ascii="Courier New" w:eastAsia="Times New Roman" w:hAnsi="Courier New" w:cs="Courier New"/>
+          <w:b/>
+          <w:bCs/>
+          <w:color w:val="000080"/>
+          <w:sz w:val="20"/>
+          <w:szCs w:val="20"/>
+          <w:lang w:eastAsia="pt-BR"/>
+        </w:rPr>
+        <w:t>)</w:t>
+      </w:r>
+      <w:r>
+        <w:rPr>
+          <w:rFonts w:ascii="Courier New" w:eastAsia="Times New Roman" w:hAnsi="Courier New" w:cs="Courier New"/>
+          <w:b/>
+          <w:bCs/>
+          <w:color w:val="000080"/>
+          <w:sz w:val="20"/>
+          <w:szCs w:val="20"/>
+          <w:lang w:eastAsia="pt-BR"/>
+        </w:rPr>
+        <w:br/>
+      </w:r>
+      <w:r>
+        <w:rPr>
+          <w:rFonts w:ascii="Courier New" w:eastAsia="Times New Roman" w:hAnsi="Courier New" w:cs="Courier New"/>
+          <w:b/>
+          <w:bCs/>
+          <w:color w:val="0000FF"/>
+          <w:sz w:val="20"/>
+          <w:szCs w:val="20"/>
+          <w:lang w:eastAsia="pt-BR"/>
+        </w:rPr>
+        <w:t>VALUES</w:t>
+      </w:r>
+      <w:r>
+        <w:rPr>
+          <w:rFonts w:ascii="Courier New" w:eastAsia="Times New Roman" w:hAnsi="Courier New" w:cs="Courier New"/>
+          <w:color w:val="000000"/>
+          <w:sz w:val="20"/>
+          <w:szCs w:val="20"/>
+          <w:lang w:eastAsia="pt-BR"/>
+        </w:rPr>
+        <w:t xml:space="preserve"> </w:t>
+      </w:r>
+      <w:r>
+        <w:rPr>
+          <w:rFonts w:ascii="Courier New" w:eastAsia="Times New Roman" w:hAnsi="Courier New" w:cs="Courier New"/>
+          <w:b/>
+          <w:bCs/>
+          <w:color w:val="000080"/>
+          <w:sz w:val="20"/>
+          <w:szCs w:val="20"/>
+          <w:lang w:eastAsia="pt-BR"/>
+        </w:rPr>
+        <w:t>(</w:t>
+      </w:r>
+      <w:r>
+        <w:rPr>
+          <w:rFonts w:ascii="Courier New" w:eastAsia="Times New Roman" w:hAnsi="Courier New" w:cs="Courier New"/>
+          <w:color w:val="808080"/>
+          <w:sz w:val="20"/>
+          <w:szCs w:val="20"/>
+          <w:lang w:eastAsia="pt-BR"/>
+        </w:rPr>
+        <w:t>'Monitor LED 24"'</w:t>
+      </w:r>
+      <w:r>
+        <w:rPr>
+          <w:rFonts w:ascii="Courier New" w:eastAsia="Times New Roman" w:hAnsi="Courier New" w:cs="Courier New"/>
+          <w:b/>
+          <w:bCs/>
+          <w:color w:val="000080"/>
+          <w:sz w:val="20"/>
+          <w:szCs w:val="20"/>
+          <w:lang w:eastAsia="pt-BR"/>
+        </w:rPr>
+        <w:t>,</w:t>
+      </w:r>
+      <w:r>
+        <w:rPr>
+          <w:rFonts w:ascii="Courier New" w:eastAsia="Times New Roman" w:hAnsi="Courier New" w:cs="Courier New"/>
+          <w:color w:val="000000"/>
+          <w:sz w:val="20"/>
+          <w:szCs w:val="20"/>
+          <w:lang w:eastAsia="pt-BR"/>
+        </w:rPr>
+        <w:t xml:space="preserve"> </w:t>
+      </w:r>
+      <w:r>
+        <w:rPr>
+          <w:rFonts w:ascii="Courier New" w:eastAsia="Times New Roman" w:hAnsi="Courier New" w:cs="Courier New"/>
+          <w:color w:val="FF8000"/>
+          <w:sz w:val="20"/>
+          <w:szCs w:val="20"/>
+          <w:lang w:eastAsia="pt-BR"/>
+        </w:rPr>
+        <w:t>750.00</w:t>
+      </w:r>
+      <w:r>
+        <w:rPr>
+          <w:rFonts w:ascii="Courier New" w:eastAsia="Times New Roman" w:hAnsi="Courier New" w:cs="Courier New"/>
+          <w:b/>
+          <w:bCs/>
+          <w:color w:val="000080"/>
+          <w:sz w:val="20"/>
+          <w:szCs w:val="20"/>
+          <w:lang w:eastAsia="pt-BR"/>
+        </w:rPr>
+        <w:t>,</w:t>
+      </w:r>
+      <w:r>
+        <w:rPr>
+          <w:rFonts w:ascii="Courier New" w:eastAsia="Times New Roman" w:hAnsi="Courier New" w:cs="Courier New"/>
+          <w:color w:val="000000"/>
+          <w:sz w:val="20"/>
+          <w:szCs w:val="20"/>
+          <w:lang w:eastAsia="pt-BR"/>
+        </w:rPr>
+        <w:t xml:space="preserve"> </w:t>
+      </w:r>
+      <w:r>
+        <w:rPr>
+          <w:rFonts w:ascii="Courier New" w:eastAsia="Times New Roman" w:hAnsi="Courier New" w:cs="Courier New"/>
+          <w:color w:val="FF8000"/>
+          <w:sz w:val="20"/>
+          <w:szCs w:val="20"/>
+          <w:lang w:eastAsia="pt-BR"/>
+        </w:rPr>
+        <w:t>15</w:t>
+      </w:r>
+      <w:r>
+        <w:rPr>
+          <w:rFonts w:ascii="Courier New" w:eastAsia="Times New Roman" w:hAnsi="Courier New" w:cs="Courier New"/>
+          <w:b/>
+          <w:bCs/>
+          <w:color w:val="000080"/>
+          <w:sz w:val="20"/>
+          <w:szCs w:val="20"/>
+          <w:lang w:eastAsia="pt-BR"/>
+        </w:rPr>
+        <w:t>,</w:t>
+      </w:r>
+      <w:r>
+        <w:rPr>
+          <w:rFonts w:ascii="Courier New" w:eastAsia="Times New Roman" w:hAnsi="Courier New" w:cs="Courier New"/>
+          <w:color w:val="000000"/>
+          <w:sz w:val="20"/>
+          <w:szCs w:val="20"/>
+          <w:lang w:eastAsia="pt-BR"/>
+        </w:rPr>
+        <w:t xml:space="preserve"> </w:t>
+      </w:r>
+      <w:r>
+        <w:rPr>
+          <w:rFonts w:ascii="Courier New" w:eastAsia="Times New Roman" w:hAnsi="Courier New" w:cs="Courier New"/>
+          <w:color w:val="FF8000"/>
+          <w:sz w:val="20"/>
+          <w:szCs w:val="20"/>
+          <w:lang w:eastAsia="pt-BR"/>
+        </w:rPr>
+        <w:t>1</w:t>
+      </w:r>
+      <w:r>
+        <w:rPr>
+          <w:rFonts w:ascii="Courier New" w:eastAsia="Times New Roman" w:hAnsi="Courier New" w:cs="Courier New"/>
+          <w:b/>
+          <w:bCs/>
+          <w:color w:val="000080"/>
+          <w:sz w:val="20"/>
+          <w:szCs w:val="20"/>
+          <w:lang w:eastAsia="pt-BR"/>
+        </w:rPr>
+        <w:t>);</w:t>
+      </w:r>
+    </w:p>
+    <w:p>
+      <w:pPr>
+        <w:shd w:val="clear" w:color="auto" w:fill="FFFFFF"/>
+        <w:spacing w:after="0" w:line="240" w:lineRule="auto"/>
+        <w:rPr>
+          <w:rFonts w:ascii="Times New Roman" w:eastAsia="Times New Roman" w:hAnsi="Times New Roman" w:cs="Times New Roman"/>
+          <w:sz w:val="20"/>
+          <w:szCs w:val="20"/>
+          <w:lang w:eastAsia="pt-BR"/>
+        </w:rPr>
+      </w:pPr>
+    </w:p>
+    <w:p>
+      <w:pPr>
+        <w:rPr>
+          <w:rFonts w:ascii="Times New Roman" w:eastAsia="Times New Roman" w:hAnsi="Times New Roman" w:cs="Times New Roman"/>
+          <w:sz w:val="20"/>
+          <w:szCs w:val="20"/>
+          <w:lang w:eastAsia="pt-BR"/>
+        </w:rPr>
+      </w:pPr>
+      <w:r>
+        <w:rPr>
+          <w:rFonts w:ascii="Constantia" w:hAnsi="Constantia"/>
+          <w:b/>
+        </w:rPr>
+        <w:t>Exemplo de SELECT:</w:t>
+      </w:r>
+      <w:r>
+        <w:rPr>
+          <w:rFonts w:ascii="Constantia" w:hAnsi="Constantia"/>
+          <w:sz w:val="20"/>
+          <w:szCs w:val="20"/>
+        </w:rPr>
+        <w:br/>
+      </w:r>
+      <w:r>
+        <w:rPr>
+          <w:rFonts w:ascii="Courier New" w:eastAsia="Times New Roman" w:hAnsi="Courier New" w:cs="Courier New"/>
+          <w:b/>
+          <w:bCs/>
+          <w:color w:val="0000FF"/>
+          <w:sz w:val="20"/>
+          <w:szCs w:val="20"/>
+          <w:lang w:eastAsia="pt-BR"/>
+        </w:rPr>
+        <w:t>SELECT</w:t>
+      </w:r>
+      <w:r>
+        <w:rPr>
+          <w:rFonts w:ascii="Courier New" w:eastAsia="Times New Roman" w:hAnsi="Courier New" w:cs="Courier New"/>
+          <w:color w:val="000000"/>
+          <w:sz w:val="20"/>
+          <w:szCs w:val="20"/>
+          <w:lang w:eastAsia="pt-BR"/>
+        </w:rPr>
+        <w:t xml:space="preserve"> </w:t>
+      </w:r>
+      <w:proofErr w:type="spellStart"/>
+      <w:r>
+        <w:rPr>
+          <w:rFonts w:ascii="Courier New" w:eastAsia="Times New Roman" w:hAnsi="Courier New" w:cs="Courier New"/>
+          <w:color w:val="000000"/>
+          <w:sz w:val="20"/>
+          <w:szCs w:val="20"/>
+          <w:lang w:eastAsia="pt-BR"/>
+        </w:rPr>
+        <w:t>nome_produto</w:t>
+      </w:r>
+      <w:proofErr w:type="spellEnd"/>
+      <w:r>
+        <w:rPr>
+          <w:rFonts w:ascii="Courier New" w:eastAsia="Times New Roman" w:hAnsi="Courier New" w:cs="Courier New"/>
+          <w:b/>
+          <w:bCs/>
+          <w:color w:val="000080"/>
+          <w:sz w:val="20"/>
+          <w:szCs w:val="20"/>
+          <w:lang w:eastAsia="pt-BR"/>
+        </w:rPr>
+        <w:t>,</w:t>
+      </w:r>
+      <w:r>
+        <w:rPr>
+          <w:rFonts w:ascii="Courier New" w:eastAsia="Times New Roman" w:hAnsi="Courier New" w:cs="Courier New"/>
+          <w:color w:val="000000"/>
+          <w:sz w:val="20"/>
+          <w:szCs w:val="20"/>
+          <w:lang w:eastAsia="pt-BR"/>
+        </w:rPr>
+        <w:t xml:space="preserve"> </w:t>
+      </w:r>
+      <w:proofErr w:type="spellStart"/>
+      <w:r>
+        <w:rPr>
+          <w:rFonts w:ascii="Courier New" w:eastAsia="Times New Roman" w:hAnsi="Courier New" w:cs="Courier New"/>
+          <w:color w:val="000000"/>
+          <w:sz w:val="20"/>
+          <w:szCs w:val="20"/>
+          <w:lang w:eastAsia="pt-BR"/>
+        </w:rPr>
+        <w:t>preco_unitario</w:t>
+      </w:r>
+      <w:proofErr w:type="spellEnd"/>
+      <w:r>
+        <w:rPr>
+          <w:rFonts w:ascii="Courier New" w:eastAsia="Times New Roman" w:hAnsi="Courier New" w:cs="Courier New"/>
+          <w:color w:val="000000"/>
+          <w:sz w:val="20"/>
+          <w:szCs w:val="20"/>
+          <w:lang w:eastAsia="pt-BR"/>
+        </w:rPr>
+        <w:t xml:space="preserve"> </w:t>
+      </w:r>
+      <w:r>
+        <w:rPr>
+          <w:rFonts w:ascii="Courier New" w:eastAsia="Times New Roman" w:hAnsi="Courier New" w:cs="Courier New"/>
+          <w:b/>
+          <w:bCs/>
+          <w:color w:val="0000FF"/>
+          <w:sz w:val="20"/>
+          <w:szCs w:val="20"/>
+          <w:lang w:eastAsia="pt-BR"/>
+        </w:rPr>
+        <w:t>FROM</w:t>
+      </w:r>
+      <w:r>
+        <w:rPr>
+          <w:rFonts w:ascii="Courier New" w:eastAsia="Times New Roman" w:hAnsi="Courier New" w:cs="Courier New"/>
+          <w:color w:val="000000"/>
+          <w:sz w:val="20"/>
+          <w:szCs w:val="20"/>
+          <w:lang w:eastAsia="pt-BR"/>
+        </w:rPr>
+        <w:t xml:space="preserve"> produtos </w:t>
+      </w:r>
+      <w:r>
+        <w:rPr>
+          <w:rFonts w:ascii="Courier New" w:eastAsia="Times New Roman" w:hAnsi="Courier New" w:cs="Courier New"/>
+          <w:b/>
+          <w:bCs/>
+          <w:color w:val="0000FF"/>
+          <w:sz w:val="20"/>
+          <w:szCs w:val="20"/>
+          <w:lang w:eastAsia="pt-BR"/>
+        </w:rPr>
+        <w:t>WHERE</w:t>
+      </w:r>
+      <w:r>
+        <w:rPr>
+          <w:rFonts w:ascii="Courier New" w:eastAsia="Times New Roman" w:hAnsi="Courier New" w:cs="Courier New"/>
+          <w:color w:val="000000"/>
+          <w:sz w:val="20"/>
+          <w:szCs w:val="20"/>
+          <w:lang w:eastAsia="pt-BR"/>
+        </w:rPr>
+        <w:t xml:space="preserve"> ativo </w:t>
+      </w:r>
+      <w:r>
+        <w:rPr>
+          <w:rFonts w:ascii="Courier New" w:eastAsia="Times New Roman" w:hAnsi="Courier New" w:cs="Courier New"/>
+          <w:b/>
+          <w:bCs/>
+          <w:color w:val="000080"/>
+          <w:sz w:val="20"/>
+          <w:szCs w:val="20"/>
+          <w:lang w:eastAsia="pt-BR"/>
+        </w:rPr>
+        <w:t>=</w:t>
+      </w:r>
+      <w:r>
+        <w:rPr>
+          <w:rFonts w:ascii="Courier New" w:eastAsia="Times New Roman" w:hAnsi="Courier New" w:cs="Courier New"/>
+          <w:color w:val="000000"/>
+          <w:sz w:val="20"/>
+          <w:szCs w:val="20"/>
+          <w:lang w:eastAsia="pt-BR"/>
+        </w:rPr>
+        <w:t xml:space="preserve"> </w:t>
+      </w:r>
+      <w:r>
+        <w:rPr>
+          <w:rFonts w:ascii="Courier New" w:eastAsia="Times New Roman" w:hAnsi="Courier New" w:cs="Courier New"/>
+          <w:color w:val="FF8000"/>
+          <w:sz w:val="20"/>
+          <w:szCs w:val="20"/>
+          <w:lang w:eastAsia="pt-BR"/>
+        </w:rPr>
+        <w:t>1</w:t>
+      </w:r>
+      <w:r>
+        <w:rPr>
+          <w:rFonts w:ascii="Courier New" w:eastAsia="Times New Roman" w:hAnsi="Courier New" w:cs="Courier New"/>
+          <w:b/>
+          <w:bCs/>
+          <w:color w:val="000080"/>
+          <w:sz w:val="20"/>
+          <w:szCs w:val="20"/>
+          <w:lang w:eastAsia="pt-BR"/>
+        </w:rPr>
+        <w:t>;</w:t>
+      </w:r>
+    </w:p>
+    <w:p>
+      <w:pPr>
+        <w:shd w:val="clear" w:color="auto" w:fill="FFFFFF"/>
+        <w:spacing w:after="0" w:line="240" w:lineRule="auto"/>
+        <w:rPr>
+          <w:rFonts w:ascii="Times New Roman" w:eastAsia="Times New Roman" w:hAnsi="Times New Roman" w:cs="Times New Roman"/>
+          <w:sz w:val="20"/>
+          <w:szCs w:val="20"/>
+          <w:lang w:eastAsia="pt-BR"/>
+        </w:rPr>
+      </w:pPr>
+    </w:p>
+    <w:p>
+      <w:pPr>
+        <w:rPr>
+          <w:rFonts w:ascii="Constantia" w:hAnsi="Constantia"/>
+          <w:sz w:val="20"/>
+          <w:szCs w:val="20"/>
+        </w:rPr>
+      </w:pPr>
+      <w:r>
+        <w:rPr>
+          <w:rFonts w:ascii="Constantia" w:hAnsi="Constantia"/>
+          <w:bCs/>
+          <w:i/>
+        </w:rPr>
+        <w:t xml:space="preserve">1 - </w:t>
+      </w:r>
+      <w:r>
+        <w:rPr>
+          <w:rFonts w:ascii="Constantia" w:hAnsi="Constantia"/>
+          <w:bCs/>
+          <w:i/>
+        </w:rPr>
+        <w:t>Exercício - INSERT (Aluno):</w:t>
+      </w:r>
+      <w:r>
+        <w:rPr>
+          <w:rFonts w:ascii="Constantia" w:hAnsi="Constantia"/>
+          <w:b/>
+          <w:bCs/>
+          <w:sz w:val="20"/>
+          <w:szCs w:val="20"/>
+        </w:rPr>
+        <w:br/>
+      </w:r>
+      <w:r>
+        <w:rPr>
+          <w:rFonts w:ascii="Constantia" w:hAnsi="Constantia"/>
+          <w:sz w:val="20"/>
+          <w:szCs w:val="20"/>
+        </w:rPr>
+        <w:t xml:space="preserve">Cadastre o produto </w:t>
+      </w:r>
+      <w:r>
+        <w:rPr>
+          <w:rFonts w:ascii="Constantia" w:hAnsi="Constantia"/>
+          <w:b/>
+          <w:bCs/>
+          <w:sz w:val="20"/>
+          <w:szCs w:val="20"/>
+        </w:rPr>
+        <w:t>"Mouse Óptico"</w:t>
+      </w:r>
+      <w:r>
+        <w:rPr>
+          <w:rFonts w:ascii="Constantia" w:hAnsi="Constantia"/>
+          <w:sz w:val="20"/>
+          <w:szCs w:val="20"/>
+        </w:rPr>
+        <w:t xml:space="preserve">, com preço unitário de </w:t>
+      </w:r>
+      <w:r>
+        <w:rPr>
+          <w:rFonts w:ascii="Constantia" w:hAnsi="Constantia"/>
+          <w:b/>
+          <w:bCs/>
+          <w:sz w:val="20"/>
+          <w:szCs w:val="20"/>
+        </w:rPr>
+        <w:t>80.00</w:t>
+      </w:r>
+      <w:r>
+        <w:rPr>
+          <w:rFonts w:ascii="Constantia" w:hAnsi="Constantia"/>
+          <w:sz w:val="20"/>
+          <w:szCs w:val="20"/>
+        </w:rPr>
+        <w:t xml:space="preserve">, estoque </w:t>
+      </w:r>
+      <w:r>
+        <w:rPr>
+          <w:rFonts w:ascii="Constantia" w:hAnsi="Constantia"/>
+          <w:b/>
+          <w:bCs/>
+          <w:sz w:val="20"/>
+          <w:szCs w:val="20"/>
+        </w:rPr>
+        <w:t>50 unidades</w:t>
+      </w:r>
+      <w:r>
+        <w:rPr>
+          <w:rFonts w:ascii="Constantia" w:hAnsi="Constantia"/>
+          <w:sz w:val="20"/>
+          <w:szCs w:val="20"/>
+        </w:rPr>
+        <w:t>, ativo.</w:t>
+      </w:r>
+    </w:p>
+    <w:p>
+      <w:pPr>
+        <w:rPr>
+          <w:rFonts w:ascii="Times New Roman" w:eastAsia="Times New Roman" w:hAnsi="Times New Roman" w:cs="Times New Roman"/>
+          <w:sz w:val="24"/>
+          <w:szCs w:val="24"/>
+          <w:lang w:eastAsia="pt-BR"/>
+        </w:rPr>
+      </w:pPr>
+      <w:r>
+        <w:rPr>
+          <w:rFonts w:ascii="Constantia" w:hAnsi="Constantia"/>
+          <w:i/>
+          <w:sz w:val="20"/>
+          <w:szCs w:val="20"/>
+        </w:rPr>
+        <w:t>Gabarito esperado:</w:t>
+      </w:r>
+      <w:r>
+        <w:rPr>
+          <w:rFonts w:ascii="Constantia" w:hAnsi="Constantia"/>
+          <w:sz w:val="20"/>
+          <w:szCs w:val="20"/>
+        </w:rPr>
+        <w:br/>
+      </w:r>
+      <w:r>
+        <w:rPr>
+          <w:rFonts w:ascii="Courier New" w:eastAsia="Times New Roman" w:hAnsi="Courier New" w:cs="Courier New"/>
+          <w:b/>
+          <w:bCs/>
+          <w:color w:val="0000FF"/>
+          <w:sz w:val="20"/>
+          <w:szCs w:val="20"/>
+          <w:lang w:eastAsia="pt-BR"/>
+        </w:rPr>
+        <w:t>INSERT</w:t>
+      </w:r>
+      <w:r>
+        <w:rPr>
+          <w:rFonts w:ascii="Courier New" w:eastAsia="Times New Roman" w:hAnsi="Courier New" w:cs="Courier New"/>
+          <w:color w:val="000000"/>
+          <w:sz w:val="20"/>
+          <w:szCs w:val="20"/>
+          <w:lang w:eastAsia="pt-BR"/>
+        </w:rPr>
+        <w:t xml:space="preserve"> </w:t>
+      </w:r>
+      <w:r>
+        <w:rPr>
+          <w:rFonts w:ascii="Courier New" w:eastAsia="Times New Roman" w:hAnsi="Courier New" w:cs="Courier New"/>
+          <w:b/>
+          <w:bCs/>
+          <w:color w:val="0000FF"/>
+          <w:sz w:val="20"/>
+          <w:szCs w:val="20"/>
+          <w:lang w:eastAsia="pt-BR"/>
+        </w:rPr>
+        <w:t>INTO</w:t>
+      </w:r>
+      <w:r>
+        <w:rPr>
+          <w:rFonts w:ascii="Courier New" w:eastAsia="Times New Roman" w:hAnsi="Courier New" w:cs="Courier New"/>
+          <w:color w:val="000000"/>
+          <w:sz w:val="20"/>
+          <w:szCs w:val="20"/>
+          <w:lang w:eastAsia="pt-BR"/>
+        </w:rPr>
+        <w:t xml:space="preserve"> produtos </w:t>
+      </w:r>
+      <w:r>
+        <w:rPr>
+          <w:rFonts w:ascii="Courier New" w:eastAsia="Times New Roman" w:hAnsi="Courier New" w:cs="Courier New"/>
+          <w:b/>
+          <w:bCs/>
+          <w:color w:val="000080"/>
+          <w:sz w:val="20"/>
+          <w:szCs w:val="20"/>
+          <w:lang w:eastAsia="pt-BR"/>
+        </w:rPr>
+        <w:t>(</w:t>
+      </w:r>
+      <w:proofErr w:type="spellStart"/>
+      <w:r>
+        <w:rPr>
+          <w:rFonts w:ascii="Courier New" w:eastAsia="Times New Roman" w:hAnsi="Courier New" w:cs="Courier New"/>
+          <w:color w:val="000000"/>
+          <w:sz w:val="20"/>
+          <w:szCs w:val="20"/>
+          <w:lang w:eastAsia="pt-BR"/>
+        </w:rPr>
+        <w:t>nome_produto</w:t>
+      </w:r>
+      <w:proofErr w:type="spellEnd"/>
+      <w:r>
+        <w:rPr>
+          <w:rFonts w:ascii="Courier New" w:eastAsia="Times New Roman" w:hAnsi="Courier New" w:cs="Courier New"/>
+          <w:b/>
+          <w:bCs/>
+          <w:color w:val="000080"/>
+          <w:sz w:val="20"/>
+          <w:szCs w:val="20"/>
+          <w:lang w:eastAsia="pt-BR"/>
+        </w:rPr>
+        <w:t>,</w:t>
+      </w:r>
+      <w:r>
+        <w:rPr>
+          <w:rFonts w:ascii="Courier New" w:eastAsia="Times New Roman" w:hAnsi="Courier New" w:cs="Courier New"/>
+          <w:color w:val="000000"/>
+          <w:sz w:val="20"/>
+          <w:szCs w:val="20"/>
+          <w:lang w:eastAsia="pt-BR"/>
+        </w:rPr>
+        <w:t xml:space="preserve"> </w:t>
+      </w:r>
+      <w:proofErr w:type="spellStart"/>
+      <w:r>
+        <w:rPr>
+          <w:rFonts w:ascii="Courier New" w:eastAsia="Times New Roman" w:hAnsi="Courier New" w:cs="Courier New"/>
+          <w:color w:val="000000"/>
+          <w:sz w:val="20"/>
+          <w:szCs w:val="20"/>
+          <w:lang w:eastAsia="pt-BR"/>
+        </w:rPr>
+        <w:t>preco_unitario</w:t>
+      </w:r>
+      <w:proofErr w:type="spellEnd"/>
+      <w:r>
+        <w:rPr>
+          <w:rFonts w:ascii="Courier New" w:eastAsia="Times New Roman" w:hAnsi="Courier New" w:cs="Courier New"/>
+          <w:b/>
+          <w:bCs/>
+          <w:color w:val="000080"/>
+          <w:sz w:val="20"/>
+          <w:szCs w:val="20"/>
+          <w:lang w:eastAsia="pt-BR"/>
+        </w:rPr>
+        <w:t>,</w:t>
+      </w:r>
+      <w:r>
+        <w:rPr>
+          <w:rFonts w:ascii="Courier New" w:eastAsia="Times New Roman" w:hAnsi="Courier New" w:cs="Courier New"/>
+          <w:color w:val="000000"/>
+          <w:sz w:val="20"/>
+          <w:szCs w:val="20"/>
+          <w:lang w:eastAsia="pt-BR"/>
+        </w:rPr>
+        <w:t xml:space="preserve"> estoque</w:t>
+      </w:r>
+      <w:r>
+        <w:rPr>
+          <w:rFonts w:ascii="Courier New" w:eastAsia="Times New Roman" w:hAnsi="Courier New" w:cs="Courier New"/>
+          <w:b/>
+          <w:bCs/>
+          <w:color w:val="000080"/>
+          <w:sz w:val="20"/>
+          <w:szCs w:val="20"/>
+          <w:lang w:eastAsia="pt-BR"/>
+        </w:rPr>
+        <w:t>,</w:t>
+      </w:r>
+      <w:r>
+        <w:rPr>
+          <w:rFonts w:ascii="Courier New" w:eastAsia="Times New Roman" w:hAnsi="Courier New" w:cs="Courier New"/>
+          <w:color w:val="000000"/>
+          <w:sz w:val="20"/>
+          <w:szCs w:val="20"/>
+          <w:lang w:eastAsia="pt-BR"/>
+        </w:rPr>
+        <w:t xml:space="preserve"> ativo</w:t>
+      </w:r>
+      <w:r>
+        <w:rPr>
+          <w:rFonts w:ascii="Courier New" w:eastAsia="Times New Roman" w:hAnsi="Courier New" w:cs="Courier New"/>
+          <w:b/>
+          <w:bCs/>
+          <w:color w:val="000080"/>
+          <w:sz w:val="20"/>
+          <w:szCs w:val="20"/>
+          <w:lang w:eastAsia="pt-BR"/>
+        </w:rPr>
+        <w:t>)</w:t>
+      </w:r>
+      <w:r>
+        <w:rPr>
+          <w:rFonts w:ascii="Courier New" w:eastAsia="Times New Roman" w:hAnsi="Courier New" w:cs="Courier New"/>
+          <w:b/>
+          <w:bCs/>
+          <w:color w:val="000080"/>
+          <w:sz w:val="20"/>
+          <w:szCs w:val="20"/>
+          <w:lang w:eastAsia="pt-BR"/>
+        </w:rPr>
+        <w:br/>
+      </w:r>
+      <w:r>
+        <w:rPr>
+          <w:rFonts w:ascii="Courier New" w:eastAsia="Times New Roman" w:hAnsi="Courier New" w:cs="Courier New"/>
+          <w:b/>
+          <w:bCs/>
+          <w:color w:val="0000FF"/>
+          <w:sz w:val="20"/>
+          <w:szCs w:val="20"/>
+          <w:lang w:eastAsia="pt-BR"/>
+        </w:rPr>
+        <w:t>VALUES</w:t>
+      </w:r>
+      <w:r>
+        <w:rPr>
+          <w:rFonts w:ascii="Courier New" w:eastAsia="Times New Roman" w:hAnsi="Courier New" w:cs="Courier New"/>
+          <w:color w:val="000000"/>
+          <w:sz w:val="20"/>
+          <w:szCs w:val="20"/>
+          <w:lang w:eastAsia="pt-BR"/>
+        </w:rPr>
+        <w:t xml:space="preserve"> </w:t>
+      </w:r>
+      <w:r>
+        <w:rPr>
+          <w:rFonts w:ascii="Courier New" w:eastAsia="Times New Roman" w:hAnsi="Courier New" w:cs="Courier New"/>
+          <w:b/>
+          <w:bCs/>
+          <w:color w:val="000080"/>
+          <w:sz w:val="20"/>
+          <w:szCs w:val="20"/>
+          <w:lang w:eastAsia="pt-BR"/>
+        </w:rPr>
+        <w:t>(</w:t>
+      </w:r>
+      <w:r>
+        <w:rPr>
+          <w:rFonts w:ascii="Courier New" w:eastAsia="Times New Roman" w:hAnsi="Courier New" w:cs="Courier New"/>
+          <w:color w:val="808080"/>
+          <w:sz w:val="20"/>
+          <w:szCs w:val="20"/>
+          <w:lang w:eastAsia="pt-BR"/>
+        </w:rPr>
+        <w:t>'Mouse Óptico'</w:t>
+      </w:r>
+      <w:r>
+        <w:rPr>
+          <w:rFonts w:ascii="Courier New" w:eastAsia="Times New Roman" w:hAnsi="Courier New" w:cs="Courier New"/>
+          <w:b/>
+          <w:bCs/>
+          <w:color w:val="000080"/>
+          <w:sz w:val="20"/>
+          <w:szCs w:val="20"/>
+          <w:lang w:eastAsia="pt-BR"/>
+        </w:rPr>
+        <w:t>,</w:t>
+      </w:r>
+      <w:r>
+        <w:rPr>
+          <w:rFonts w:ascii="Courier New" w:eastAsia="Times New Roman" w:hAnsi="Courier New" w:cs="Courier New"/>
+          <w:color w:val="000000"/>
+          <w:sz w:val="20"/>
+          <w:szCs w:val="20"/>
+          <w:lang w:eastAsia="pt-BR"/>
+        </w:rPr>
+        <w:t xml:space="preserve"> </w:t>
+      </w:r>
+      <w:r>
+        <w:rPr>
+          <w:rFonts w:ascii="Courier New" w:eastAsia="Times New Roman" w:hAnsi="Courier New" w:cs="Courier New"/>
+          <w:color w:val="FF8000"/>
+          <w:sz w:val="20"/>
+          <w:szCs w:val="20"/>
+          <w:lang w:eastAsia="pt-BR"/>
+        </w:rPr>
+        <w:t>80.00</w:t>
+      </w:r>
+      <w:r>
+        <w:rPr>
+          <w:rFonts w:ascii="Courier New" w:eastAsia="Times New Roman" w:hAnsi="Courier New" w:cs="Courier New"/>
+          <w:b/>
+          <w:bCs/>
+          <w:color w:val="000080"/>
+          <w:sz w:val="20"/>
+          <w:szCs w:val="20"/>
+          <w:lang w:eastAsia="pt-BR"/>
+        </w:rPr>
+        <w:t>,</w:t>
+      </w:r>
+      <w:r>
+        <w:rPr>
+          <w:rFonts w:ascii="Courier New" w:eastAsia="Times New Roman" w:hAnsi="Courier New" w:cs="Courier New"/>
+          <w:color w:val="000000"/>
+          <w:sz w:val="20"/>
+          <w:szCs w:val="20"/>
+          <w:lang w:eastAsia="pt-BR"/>
+        </w:rPr>
+        <w:t xml:space="preserve"> </w:t>
+      </w:r>
+      <w:r>
+        <w:rPr>
+          <w:rFonts w:ascii="Courier New" w:eastAsia="Times New Roman" w:hAnsi="Courier New" w:cs="Courier New"/>
+          <w:color w:val="FF8000"/>
+          <w:sz w:val="20"/>
+          <w:szCs w:val="20"/>
+          <w:lang w:eastAsia="pt-BR"/>
+        </w:rPr>
+        <w:t>50</w:t>
+      </w:r>
+      <w:r>
+        <w:rPr>
+          <w:rFonts w:ascii="Courier New" w:eastAsia="Times New Roman" w:hAnsi="Courier New" w:cs="Courier New"/>
+          <w:b/>
+          <w:bCs/>
+          <w:color w:val="000080"/>
+          <w:sz w:val="20"/>
+          <w:szCs w:val="20"/>
+          <w:lang w:eastAsia="pt-BR"/>
+        </w:rPr>
+        <w:t>,</w:t>
+      </w:r>
+      <w:r>
+        <w:rPr>
+          <w:rFonts w:ascii="Courier New" w:eastAsia="Times New Roman" w:hAnsi="Courier New" w:cs="Courier New"/>
+          <w:color w:val="000000"/>
+          <w:sz w:val="20"/>
+          <w:szCs w:val="20"/>
+          <w:lang w:eastAsia="pt-BR"/>
+        </w:rPr>
+        <w:t xml:space="preserve"> </w:t>
+      </w:r>
+      <w:r>
+        <w:rPr>
+          <w:rFonts w:ascii="Courier New" w:eastAsia="Times New Roman" w:hAnsi="Courier New" w:cs="Courier New"/>
+          <w:color w:val="FF8000"/>
+          <w:sz w:val="20"/>
+          <w:szCs w:val="20"/>
+          <w:lang w:eastAsia="pt-BR"/>
+        </w:rPr>
+        <w:t>1</w:t>
+      </w:r>
+      <w:r>
+        <w:rPr>
+          <w:rFonts w:ascii="Courier New" w:eastAsia="Times New Roman" w:hAnsi="Courier New" w:cs="Courier New"/>
+          <w:b/>
+          <w:bCs/>
+          <w:color w:val="000080"/>
+          <w:sz w:val="20"/>
+          <w:szCs w:val="20"/>
+          <w:lang w:eastAsia="pt-BR"/>
+        </w:rPr>
+        <w:t>);</w:t>
+      </w:r>
+    </w:p>
+    <w:p>
+      <w:pPr>
+        <w:pStyle w:val="Ttulo3"/>
+        <w:rPr>
+          <w:rFonts w:ascii="Constantia" w:hAnsi="Constantia"/>
+          <w:sz w:val="20"/>
+          <w:szCs w:val="20"/>
+        </w:rPr>
+      </w:pPr>
+      <w:r>
+        <w:rPr>
+          <w:rFonts w:ascii="Constantia" w:hAnsi="Constantia"/>
+          <w:b w:val="0"/>
+          <w:i/>
+          <w:sz w:val="22"/>
+          <w:szCs w:val="22"/>
+        </w:rPr>
+        <w:t xml:space="preserve">2 - </w:t>
+      </w:r>
+      <w:r>
+        <w:rPr>
+          <w:rFonts w:ascii="Constantia" w:hAnsi="Constantia"/>
+          <w:b w:val="0"/>
+          <w:i/>
+          <w:sz w:val="22"/>
+          <w:szCs w:val="22"/>
+        </w:rPr>
+        <w:t>Exercício - SELECT (Aluno):</w:t>
+      </w:r>
+      <w:r>
+        <w:rPr>
+          <w:rFonts w:ascii="Constantia" w:hAnsi="Constantia"/>
+          <w:sz w:val="20"/>
+          <w:szCs w:val="20"/>
+        </w:rPr>
+        <w:br/>
+      </w:r>
+      <w:r>
+        <w:rPr>
+          <w:rFonts w:ascii="Constantia" w:hAnsi="Constantia"/>
+          <w:sz w:val="20"/>
+          <w:szCs w:val="20"/>
+        </w:rPr>
+        <w:t xml:space="preserve">Liste </w:t>
+      </w:r>
+      <w:r>
+        <w:rPr>
+          <w:rStyle w:val="Forte"/>
+          <w:rFonts w:ascii="Constantia" w:hAnsi="Constantia"/>
+          <w:sz w:val="20"/>
+          <w:szCs w:val="20"/>
+        </w:rPr>
+        <w:t>todos os produtos com estoque maior que 10 unidades</w:t>
+      </w:r>
+      <w:r>
+        <w:rPr>
+          <w:rFonts w:ascii="Constantia" w:hAnsi="Constantia"/>
+          <w:sz w:val="20"/>
+          <w:szCs w:val="20"/>
+        </w:rPr>
+        <w:t>.</w:t>
+      </w:r>
+    </w:p>
+    <w:p>
+      <w:pPr>
+        <w:pStyle w:val="NormalWeb"/>
+        <w:rPr>
+          <w:rFonts w:ascii="Courier New" w:hAnsi="Courier New" w:cs="Courier New"/>
+          <w:b/>
+          <w:bCs/>
+          <w:color w:val="000080"/>
+          <w:sz w:val="20"/>
+          <w:szCs w:val="20"/>
+        </w:rPr>
+      </w:pPr>
+      <w:r>
+        <w:rPr>
+          <w:rFonts w:ascii="Constantia" w:hAnsi="Constantia"/>
+          <w:i/>
+          <w:sz w:val="20"/>
+          <w:szCs w:val="20"/>
+        </w:rPr>
+        <w:t>Gabarito esperado:</w:t>
+      </w:r>
+      <w:r>
+        <w:rPr>
+          <w:rFonts w:ascii="Constantia" w:hAnsi="Constantia"/>
+          <w:sz w:val="20"/>
+          <w:szCs w:val="20"/>
+        </w:rPr>
+        <w:br/>
+      </w:r>
+      <w:r>
+        <w:rPr>
+          <w:rFonts w:ascii="Courier New" w:hAnsi="Courier New" w:cs="Courier New"/>
+          <w:b/>
+          <w:bCs/>
+          <w:color w:val="0000FF"/>
+          <w:sz w:val="20"/>
+          <w:szCs w:val="20"/>
+        </w:rPr>
+        <w:t>SELECT</w:t>
+      </w:r>
+      <w:r>
+        <w:rPr>
+          <w:rFonts w:ascii="Courier New" w:hAnsi="Courier New" w:cs="Courier New"/>
+          <w:color w:val="000000"/>
+          <w:sz w:val="20"/>
+          <w:szCs w:val="20"/>
+        </w:rPr>
+        <w:t xml:space="preserve"> </w:t>
+      </w:r>
+      <w:r>
+        <w:rPr>
+          <w:rFonts w:ascii="Courier New" w:hAnsi="Courier New" w:cs="Courier New"/>
+          <w:b/>
+          <w:bCs/>
+          <w:color w:val="000080"/>
+          <w:sz w:val="20"/>
+          <w:szCs w:val="20"/>
+        </w:rPr>
+        <w:t>*</w:t>
+      </w:r>
+      <w:r>
+        <w:rPr>
+          <w:rFonts w:ascii="Courier New" w:hAnsi="Courier New" w:cs="Courier New"/>
+          <w:color w:val="000000"/>
+          <w:sz w:val="20"/>
+          <w:szCs w:val="20"/>
+        </w:rPr>
+        <w:t xml:space="preserve"> </w:t>
+      </w:r>
+      <w:r>
+        <w:rPr>
+          <w:rFonts w:ascii="Courier New" w:hAnsi="Courier New" w:cs="Courier New"/>
+          <w:b/>
+          <w:bCs/>
+          <w:color w:val="0000FF"/>
+          <w:sz w:val="20"/>
+          <w:szCs w:val="20"/>
+        </w:rPr>
+        <w:t>FROM</w:t>
+      </w:r>
+      <w:r>
+        <w:rPr>
+          <w:rFonts w:ascii="Courier New" w:hAnsi="Courier New" w:cs="Courier New"/>
+          <w:color w:val="000000"/>
+          <w:sz w:val="20"/>
+          <w:szCs w:val="20"/>
+        </w:rPr>
+        <w:t xml:space="preserve"> produtos </w:t>
+      </w:r>
+      <w:r>
+        <w:rPr>
+          <w:rFonts w:ascii="Courier New" w:hAnsi="Courier New" w:cs="Courier New"/>
+          <w:b/>
+          <w:bCs/>
+          <w:color w:val="0000FF"/>
+          <w:sz w:val="20"/>
+          <w:szCs w:val="20"/>
+        </w:rPr>
+        <w:t>WHERE</w:t>
+      </w:r>
+      <w:r>
+        <w:rPr>
+          <w:rFonts w:ascii="Courier New" w:hAnsi="Courier New" w:cs="Courier New"/>
+          <w:color w:val="000000"/>
+          <w:sz w:val="20"/>
+          <w:szCs w:val="20"/>
+        </w:rPr>
+        <w:t xml:space="preserve"> estoque </w:t>
+      </w:r>
+      <w:r>
+        <w:rPr>
+          <w:rFonts w:ascii="Courier New" w:hAnsi="Courier New" w:cs="Courier New"/>
+          <w:b/>
+          <w:bCs/>
+          <w:color w:val="000080"/>
+          <w:sz w:val="20"/>
+          <w:szCs w:val="20"/>
+        </w:rPr>
+        <w:t>&gt;</w:t>
+      </w:r>
+      <w:r>
+        <w:rPr>
+          <w:rFonts w:ascii="Courier New" w:hAnsi="Courier New" w:cs="Courier New"/>
+          <w:color w:val="000000"/>
+          <w:sz w:val="20"/>
+          <w:szCs w:val="20"/>
+        </w:rPr>
+        <w:t xml:space="preserve"> </w:t>
+      </w:r>
+      <w:r>
+        <w:rPr>
+          <w:rFonts w:ascii="Courier New" w:hAnsi="Courier New" w:cs="Courier New"/>
+          <w:color w:val="FF8000"/>
+          <w:sz w:val="20"/>
+          <w:szCs w:val="20"/>
+        </w:rPr>
+        <w:t>10</w:t>
+      </w:r>
+      <w:r>
+        <w:rPr>
+          <w:rFonts w:ascii="Courier New" w:hAnsi="Courier New" w:cs="Courier New"/>
+          <w:b/>
+          <w:bCs/>
+          <w:color w:val="000080"/>
+          <w:sz w:val="20"/>
+          <w:szCs w:val="20"/>
+        </w:rPr>
+        <w:t>;</w:t>
+      </w:r>
+    </w:p>
+    <w:p>
+      <w:pPr>
+        <w:shd w:val="clear" w:color="auto" w:fill="FFFFFF"/>
+        <w:spacing w:after="0" w:line="240" w:lineRule="auto"/>
+        <w:rPr>
+          <w:rFonts w:ascii="Times New Roman" w:eastAsia="Times New Roman" w:hAnsi="Times New Roman" w:cs="Times New Roman"/>
+          <w:sz w:val="20"/>
+          <w:szCs w:val="20"/>
+          <w:lang w:eastAsia="pt-BR"/>
+        </w:rPr>
+      </w:pPr>
+      <w:r>
+        <w:rPr>
+          <w:rFonts w:ascii="Constantia" w:hAnsi="Constantia"/>
+        </w:rPr>
+        <w:pict>
+          <v:rect id="_x0000_i1034" style="width:0;height:1.5pt" o:hralign="center" o:bullet="t" o:hrstd="t" o:hr="t" fillcolor="#a0a0a0" stroked="f"/>
+        </w:pict>
+      </w:r>
+    </w:p>
+    <w:p>
+      <w:pPr>
+        <w:shd w:val="clear" w:color="auto" w:fill="FFFFFF"/>
+        <w:spacing w:after="0" w:line="240" w:lineRule="auto"/>
+        <w:rPr>
+          <w:rFonts w:ascii="Times New Roman" w:eastAsia="Times New Roman" w:hAnsi="Times New Roman" w:cs="Times New Roman"/>
+          <w:sz w:val="20"/>
+          <w:szCs w:val="20"/>
+          <w:lang w:eastAsia="pt-BR"/>
+        </w:rPr>
+      </w:pPr>
+    </w:p>
+    <w:p>
+      <w:pPr>
+        <w:shd w:val="clear" w:color="auto" w:fill="FFFFFF"/>
+        <w:spacing w:after="0" w:line="240" w:lineRule="auto"/>
+        <w:rPr>
+          <w:rFonts w:ascii="Times New Roman" w:eastAsia="Times New Roman" w:hAnsi="Times New Roman" w:cs="Times New Roman"/>
+          <w:sz w:val="20"/>
+          <w:szCs w:val="20"/>
+          <w:lang w:eastAsia="pt-BR"/>
+        </w:rPr>
+      </w:pPr>
+    </w:p>
+    <w:p>
+      <w:pPr>
+        <w:shd w:val="clear" w:color="auto" w:fill="FFFFFF"/>
+        <w:spacing w:after="0" w:line="240" w:lineRule="auto"/>
+        <w:rPr>
+          <w:rFonts w:ascii="Times New Roman" w:eastAsia="Times New Roman" w:hAnsi="Times New Roman" w:cs="Times New Roman"/>
+          <w:sz w:val="20"/>
+          <w:szCs w:val="20"/>
+          <w:lang w:eastAsia="pt-BR"/>
+        </w:rPr>
+      </w:pPr>
+    </w:p>
+    <w:p>
+      <w:pPr>
+        <w:shd w:val="clear" w:color="auto" w:fill="FFFFFF"/>
+        <w:spacing w:after="0" w:line="240" w:lineRule="auto"/>
+        <w:rPr>
+          <w:rFonts w:ascii="Times New Roman" w:eastAsia="Times New Roman" w:hAnsi="Times New Roman" w:cs="Times New Roman"/>
+          <w:sz w:val="20"/>
+          <w:szCs w:val="20"/>
+          <w:lang w:eastAsia="pt-BR"/>
+        </w:rPr>
+      </w:pPr>
+    </w:p>
+    <w:p>
+      <w:pPr>
+        <w:shd w:val="clear" w:color="auto" w:fill="FFFFFF"/>
+        <w:spacing w:after="0" w:line="240" w:lineRule="auto"/>
+        <w:rPr>
+          <w:rFonts w:ascii="Times New Roman" w:eastAsia="Times New Roman" w:hAnsi="Times New Roman" w:cs="Times New Roman"/>
+          <w:sz w:val="20"/>
+          <w:szCs w:val="20"/>
+          <w:lang w:eastAsia="pt-BR"/>
+        </w:rPr>
+      </w:pPr>
+    </w:p>
+    <w:p>
+      <w:pPr>
+        <w:shd w:val="clear" w:color="auto" w:fill="FFFFFF"/>
+        <w:spacing w:after="0" w:line="240" w:lineRule="auto"/>
+        <w:rPr>
+          <w:rFonts w:ascii="Times New Roman" w:eastAsia="Times New Roman" w:hAnsi="Times New Roman" w:cs="Times New Roman"/>
+          <w:sz w:val="20"/>
+          <w:szCs w:val="20"/>
+          <w:lang w:eastAsia="pt-BR"/>
+        </w:rPr>
+      </w:pPr>
+    </w:p>
+    <w:p>
+      <w:pPr>
+        <w:shd w:val="clear" w:color="auto" w:fill="FFFFFF"/>
+        <w:spacing w:after="0" w:line="240" w:lineRule="auto"/>
+        <w:rPr>
+          <w:rFonts w:ascii="Times New Roman" w:eastAsia="Times New Roman" w:hAnsi="Times New Roman" w:cs="Times New Roman"/>
+          <w:sz w:val="20"/>
+          <w:szCs w:val="20"/>
+          <w:lang w:eastAsia="pt-BR"/>
+        </w:rPr>
+      </w:pPr>
+    </w:p>
+    <w:p>
+      <w:pPr>
+        <w:shd w:val="clear" w:color="auto" w:fill="FFFFFF"/>
+        <w:spacing w:after="0" w:line="240" w:lineRule="auto"/>
+        <w:rPr>
+          <w:rFonts w:ascii="Times New Roman" w:eastAsia="Times New Roman" w:hAnsi="Times New Roman" w:cs="Times New Roman"/>
+          <w:sz w:val="20"/>
+          <w:szCs w:val="20"/>
+          <w:lang w:eastAsia="pt-BR"/>
+        </w:rPr>
+      </w:pPr>
+    </w:p>
+    <w:p>
+      <w:pPr>
+        <w:shd w:val="clear" w:color="auto" w:fill="FFFFFF"/>
+        <w:spacing w:after="0" w:line="240" w:lineRule="auto"/>
+        <w:rPr>
+          <w:rFonts w:ascii="Times New Roman" w:eastAsia="Times New Roman" w:hAnsi="Times New Roman" w:cs="Times New Roman"/>
+          <w:sz w:val="20"/>
+          <w:szCs w:val="20"/>
+          <w:lang w:eastAsia="pt-BR"/>
+        </w:rPr>
+      </w:pPr>
+    </w:p>
+    <w:p>
+      <w:pPr>
+        <w:rPr>
+          <w:rStyle w:val="Forte"/>
+          <w:rFonts w:ascii="Constantia" w:hAnsi="Constantia"/>
+          <w:color w:val="000000" w:themeColor="text1"/>
+          <w:sz w:val="24"/>
+          <w:szCs w:val="24"/>
+        </w:rPr>
+      </w:pPr>
+    </w:p>
+    <w:p>
+      <w:pPr>
+        <w:rPr>
+          <w:rStyle w:val="Forte"/>
+          <w:rFonts w:ascii="Constantia" w:hAnsi="Constantia"/>
+          <w:color w:val="000000" w:themeColor="text1"/>
+          <w:sz w:val="24"/>
+          <w:szCs w:val="24"/>
+        </w:rPr>
+      </w:pPr>
+    </w:p>
+    <w:p>
+      <w:pPr>
+        <w:rPr>
+          <w:rStyle w:val="Forte"/>
+          <w:rFonts w:ascii="Constantia" w:hAnsi="Constantia"/>
+          <w:b w:val="0"/>
+          <w:i/>
+          <w:color w:val="000000" w:themeColor="text1"/>
+          <w:sz w:val="24"/>
+          <w:szCs w:val="24"/>
+        </w:rPr>
+      </w:pPr>
+      <w:r>
+        <w:rPr>
+          <w:rStyle w:val="Forte"/>
+          <w:rFonts w:ascii="Constantia" w:hAnsi="Constantia"/>
+          <w:color w:val="000000" w:themeColor="text1"/>
+          <w:sz w:val="24"/>
+          <w:szCs w:val="24"/>
+        </w:rPr>
+        <w:t xml:space="preserve">3 - Tabela: </w:t>
+      </w:r>
+      <w:r>
+        <w:rPr>
+          <w:rStyle w:val="Forte"/>
+          <w:rFonts w:ascii="Constantia" w:hAnsi="Constantia"/>
+          <w:b w:val="0"/>
+          <w:i/>
+          <w:color w:val="000000" w:themeColor="text1"/>
+          <w:sz w:val="24"/>
+          <w:szCs w:val="24"/>
+        </w:rPr>
+        <w:t>vendas</w:t>
+      </w:r>
+    </w:p>
+    <w:p>
+      <w:pPr>
+        <w:shd w:val="clear" w:color="auto" w:fill="FFFFFF"/>
+        <w:rPr>
+          <w:rFonts w:ascii="Courier New" w:eastAsia="Times New Roman" w:hAnsi="Courier New" w:cs="Courier New"/>
+          <w:color w:val="000000"/>
+          <w:sz w:val="20"/>
+          <w:szCs w:val="20"/>
+          <w:lang w:eastAsia="pt-BR"/>
+        </w:rPr>
+      </w:pPr>
+      <w:r>
+        <w:rPr>
+          <w:rFonts w:ascii="Constantia" w:hAnsi="Constantia"/>
+          <w:b/>
+        </w:rPr>
+        <w:t>Exemplo de INSERT:</w:t>
+      </w:r>
+      <w:r>
+        <w:br/>
+      </w:r>
+      <w:r>
+        <w:rPr>
+          <w:rFonts w:ascii="Courier New" w:eastAsia="Times New Roman" w:hAnsi="Courier New" w:cs="Courier New"/>
+          <w:b/>
+          <w:bCs/>
+          <w:color w:val="0000FF"/>
+          <w:sz w:val="20"/>
+          <w:szCs w:val="20"/>
+          <w:lang w:eastAsia="pt-BR"/>
+        </w:rPr>
+        <w:t>INSERT</w:t>
+      </w:r>
+      <w:r>
+        <w:rPr>
+          <w:rFonts w:ascii="Courier New" w:eastAsia="Times New Roman" w:hAnsi="Courier New" w:cs="Courier New"/>
+          <w:color w:val="000000"/>
+          <w:sz w:val="20"/>
+          <w:szCs w:val="20"/>
+          <w:lang w:eastAsia="pt-BR"/>
+        </w:rPr>
+        <w:t xml:space="preserve"> </w:t>
+      </w:r>
+      <w:r>
+        <w:rPr>
+          <w:rFonts w:ascii="Courier New" w:eastAsia="Times New Roman" w:hAnsi="Courier New" w:cs="Courier New"/>
+          <w:b/>
+          <w:bCs/>
+          <w:color w:val="0000FF"/>
+          <w:sz w:val="20"/>
+          <w:szCs w:val="20"/>
+          <w:lang w:eastAsia="pt-BR"/>
+        </w:rPr>
+        <w:t>INTO</w:t>
+      </w:r>
+      <w:r>
+        <w:rPr>
+          <w:rFonts w:ascii="Courier New" w:eastAsia="Times New Roman" w:hAnsi="Courier New" w:cs="Courier New"/>
+          <w:color w:val="000000"/>
+          <w:sz w:val="20"/>
+          <w:szCs w:val="20"/>
+          <w:lang w:eastAsia="pt-BR"/>
+        </w:rPr>
+        <w:t xml:space="preserve"> vendas </w:t>
+      </w:r>
+      <w:r>
+        <w:rPr>
+          <w:rFonts w:ascii="Courier New" w:eastAsia="Times New Roman" w:hAnsi="Courier New" w:cs="Courier New"/>
+          <w:b/>
+          <w:bCs/>
+          <w:color w:val="000080"/>
+          <w:sz w:val="20"/>
+          <w:szCs w:val="20"/>
+          <w:lang w:eastAsia="pt-BR"/>
+        </w:rPr>
+        <w:t>(</w:t>
+      </w:r>
+      <w:proofErr w:type="spellStart"/>
+      <w:r>
+        <w:rPr>
+          <w:rFonts w:ascii="Courier New" w:eastAsia="Times New Roman" w:hAnsi="Courier New" w:cs="Courier New"/>
+          <w:color w:val="000000"/>
+          <w:sz w:val="20"/>
+          <w:szCs w:val="20"/>
+          <w:lang w:eastAsia="pt-BR"/>
+        </w:rPr>
+        <w:t>id_cliente</w:t>
+      </w:r>
+      <w:proofErr w:type="spellEnd"/>
+      <w:r>
+        <w:rPr>
+          <w:rFonts w:ascii="Courier New" w:eastAsia="Times New Roman" w:hAnsi="Courier New" w:cs="Courier New"/>
+          <w:b/>
+          <w:bCs/>
+          <w:color w:val="000080"/>
+          <w:sz w:val="20"/>
+          <w:szCs w:val="20"/>
+          <w:lang w:eastAsia="pt-BR"/>
+        </w:rPr>
+        <w:t>,</w:t>
+      </w:r>
+      <w:r>
+        <w:rPr>
+          <w:rFonts w:ascii="Courier New" w:eastAsia="Times New Roman" w:hAnsi="Courier New" w:cs="Courier New"/>
+          <w:color w:val="000000"/>
+          <w:sz w:val="20"/>
+          <w:szCs w:val="20"/>
+          <w:lang w:eastAsia="pt-BR"/>
+        </w:rPr>
+        <w:t xml:space="preserve"> </w:t>
+      </w:r>
+      <w:proofErr w:type="spellStart"/>
+      <w:r>
+        <w:rPr>
+          <w:rFonts w:ascii="Courier New" w:eastAsia="Times New Roman" w:hAnsi="Courier New" w:cs="Courier New"/>
+          <w:color w:val="000000"/>
+          <w:sz w:val="20"/>
+          <w:szCs w:val="20"/>
+          <w:lang w:eastAsia="pt-BR"/>
+        </w:rPr>
+        <w:t>data_venda</w:t>
+      </w:r>
+      <w:proofErr w:type="spellEnd"/>
+      <w:r>
+        <w:rPr>
+          <w:rFonts w:ascii="Courier New" w:eastAsia="Times New Roman" w:hAnsi="Courier New" w:cs="Courier New"/>
+          <w:b/>
+          <w:bCs/>
+          <w:color w:val="000080"/>
+          <w:sz w:val="20"/>
+          <w:szCs w:val="20"/>
+          <w:lang w:eastAsia="pt-BR"/>
+        </w:rPr>
+        <w:t>,</w:t>
+      </w:r>
+      <w:r>
+        <w:rPr>
+          <w:rFonts w:ascii="Courier New" w:eastAsia="Times New Roman" w:hAnsi="Courier New" w:cs="Courier New"/>
+          <w:color w:val="000000"/>
+          <w:sz w:val="20"/>
+          <w:szCs w:val="20"/>
+          <w:lang w:eastAsia="pt-BR"/>
+        </w:rPr>
+        <w:t xml:space="preserve"> </w:t>
+      </w:r>
+      <w:proofErr w:type="spellStart"/>
+      <w:r>
+        <w:rPr>
+          <w:rFonts w:ascii="Courier New" w:eastAsia="Times New Roman" w:hAnsi="Courier New" w:cs="Courier New"/>
+          <w:color w:val="000000"/>
+          <w:sz w:val="20"/>
+          <w:szCs w:val="20"/>
+          <w:lang w:eastAsia="pt-BR"/>
+        </w:rPr>
+        <w:t>valor_total</w:t>
+      </w:r>
+      <w:proofErr w:type="spellEnd"/>
+      <w:r>
+        <w:rPr>
+          <w:rFonts w:ascii="Courier New" w:eastAsia="Times New Roman" w:hAnsi="Courier New" w:cs="Courier New"/>
+          <w:b/>
+          <w:bCs/>
+          <w:color w:val="000080"/>
+          <w:sz w:val="20"/>
+          <w:szCs w:val="20"/>
+          <w:lang w:eastAsia="pt-BR"/>
+        </w:rPr>
+        <w:t>)</w:t>
+      </w:r>
+      <w:r>
+        <w:rPr>
+          <w:rFonts w:ascii="Courier New" w:eastAsia="Times New Roman" w:hAnsi="Courier New" w:cs="Courier New"/>
+          <w:b/>
+          <w:bCs/>
+          <w:color w:val="000080"/>
+          <w:sz w:val="20"/>
+          <w:szCs w:val="20"/>
+          <w:lang w:eastAsia="pt-BR"/>
+        </w:rPr>
+        <w:br/>
+      </w:r>
+      <w:r>
+        <w:rPr>
+          <w:rFonts w:ascii="Courier New" w:eastAsia="Times New Roman" w:hAnsi="Courier New" w:cs="Courier New"/>
+          <w:b/>
+          <w:bCs/>
+          <w:color w:val="0000FF"/>
+          <w:sz w:val="20"/>
+          <w:szCs w:val="20"/>
+          <w:lang w:eastAsia="pt-BR"/>
+        </w:rPr>
+        <w:t>VALUES</w:t>
+      </w:r>
+      <w:r>
+        <w:rPr>
+          <w:rFonts w:ascii="Courier New" w:eastAsia="Times New Roman" w:hAnsi="Courier New" w:cs="Courier New"/>
+          <w:color w:val="000000"/>
+          <w:sz w:val="20"/>
+          <w:szCs w:val="20"/>
+          <w:lang w:eastAsia="pt-BR"/>
+        </w:rPr>
+        <w:t xml:space="preserve"> </w:t>
+      </w:r>
+      <w:r>
+        <w:rPr>
+          <w:rFonts w:ascii="Courier New" w:eastAsia="Times New Roman" w:hAnsi="Courier New" w:cs="Courier New"/>
+          <w:b/>
+          <w:bCs/>
+          <w:color w:val="000080"/>
+          <w:sz w:val="20"/>
+          <w:szCs w:val="20"/>
+          <w:lang w:eastAsia="pt-BR"/>
+        </w:rPr>
+        <w:t>(</w:t>
+      </w:r>
+      <w:r>
+        <w:rPr>
+          <w:rFonts w:ascii="Courier New" w:eastAsia="Times New Roman" w:hAnsi="Courier New" w:cs="Courier New"/>
+          <w:color w:val="FF8000"/>
+          <w:sz w:val="20"/>
+          <w:szCs w:val="20"/>
+          <w:lang w:eastAsia="pt-BR"/>
+        </w:rPr>
+        <w:t>1</w:t>
+      </w:r>
+      <w:r>
+        <w:rPr>
+          <w:rFonts w:ascii="Courier New" w:eastAsia="Times New Roman" w:hAnsi="Courier New" w:cs="Courier New"/>
+          <w:b/>
+          <w:bCs/>
+          <w:color w:val="000080"/>
+          <w:sz w:val="20"/>
+          <w:szCs w:val="20"/>
+          <w:lang w:eastAsia="pt-BR"/>
+        </w:rPr>
+        <w:t>,</w:t>
+      </w:r>
+      <w:r>
+        <w:rPr>
+          <w:rFonts w:ascii="Courier New" w:eastAsia="Times New Roman" w:hAnsi="Courier New" w:cs="Courier New"/>
+          <w:color w:val="000000"/>
+          <w:sz w:val="20"/>
+          <w:szCs w:val="20"/>
+          <w:lang w:eastAsia="pt-BR"/>
+        </w:rPr>
+        <w:t xml:space="preserve"> </w:t>
+      </w:r>
+      <w:r>
+        <w:rPr>
+          <w:rFonts w:ascii="Courier New" w:eastAsia="Times New Roman" w:hAnsi="Courier New" w:cs="Courier New"/>
+          <w:color w:val="808080"/>
+          <w:sz w:val="20"/>
+          <w:szCs w:val="20"/>
+          <w:lang w:eastAsia="pt-BR"/>
+        </w:rPr>
+        <w:t>'2025-06-14'</w:t>
+      </w:r>
+      <w:r>
+        <w:rPr>
+          <w:rFonts w:ascii="Courier New" w:eastAsia="Times New Roman" w:hAnsi="Courier New" w:cs="Courier New"/>
+          <w:b/>
+          <w:bCs/>
+          <w:color w:val="000080"/>
+          <w:sz w:val="20"/>
+          <w:szCs w:val="20"/>
+          <w:lang w:eastAsia="pt-BR"/>
+        </w:rPr>
+        <w:t>,</w:t>
+      </w:r>
+      <w:r>
+        <w:rPr>
+          <w:rFonts w:ascii="Courier New" w:eastAsia="Times New Roman" w:hAnsi="Courier New" w:cs="Courier New"/>
+          <w:color w:val="000000"/>
+          <w:sz w:val="20"/>
+          <w:szCs w:val="20"/>
+          <w:lang w:eastAsia="pt-BR"/>
+        </w:rPr>
+        <w:t xml:space="preserve"> </w:t>
+      </w:r>
+      <w:r>
+        <w:rPr>
+          <w:rFonts w:ascii="Courier New" w:eastAsia="Times New Roman" w:hAnsi="Courier New" w:cs="Courier New"/>
+          <w:color w:val="FF8000"/>
+          <w:sz w:val="20"/>
+          <w:szCs w:val="20"/>
+          <w:lang w:eastAsia="pt-BR"/>
+        </w:rPr>
+        <w:t>450.00</w:t>
+      </w:r>
+      <w:r>
+        <w:rPr>
+          <w:rFonts w:ascii="Courier New" w:eastAsia="Times New Roman" w:hAnsi="Courier New" w:cs="Courier New"/>
+          <w:b/>
+          <w:bCs/>
+          <w:color w:val="000080"/>
+          <w:sz w:val="20"/>
+          <w:szCs w:val="20"/>
+          <w:lang w:eastAsia="pt-BR"/>
+        </w:rPr>
+        <w:t>);</w:t>
+      </w:r>
+    </w:p>
+    <w:p>
+      <w:pPr>
+        <w:shd w:val="clear" w:color="auto" w:fill="FFFFFF"/>
+        <w:rPr>
+          <w:rFonts w:ascii="Times New Roman" w:eastAsia="Times New Roman" w:hAnsi="Times New Roman" w:cs="Times New Roman"/>
+          <w:sz w:val="24"/>
+          <w:szCs w:val="24"/>
+          <w:lang w:eastAsia="pt-BR"/>
+        </w:rPr>
+      </w:pPr>
+      <w:r>
+        <w:rPr>
+          <w:rFonts w:ascii="Constantia" w:hAnsi="Constantia"/>
+          <w:b/>
+        </w:rPr>
+        <w:t>Exemplo de SELECT:</w:t>
+      </w:r>
+      <w:r>
+        <w:br/>
+      </w:r>
+      <w:r>
+        <w:rPr>
+          <w:rFonts w:ascii="Courier New" w:eastAsia="Times New Roman" w:hAnsi="Courier New" w:cs="Courier New"/>
+          <w:b/>
+          <w:bCs/>
+          <w:color w:val="0000FF"/>
+          <w:sz w:val="20"/>
+          <w:szCs w:val="20"/>
+          <w:lang w:eastAsia="pt-BR"/>
+        </w:rPr>
+        <w:t>SELECT</w:t>
+      </w:r>
+      <w:r>
+        <w:rPr>
+          <w:rFonts w:ascii="Courier New" w:eastAsia="Times New Roman" w:hAnsi="Courier New" w:cs="Courier New"/>
+          <w:color w:val="000000"/>
+          <w:sz w:val="20"/>
+          <w:szCs w:val="20"/>
+          <w:lang w:eastAsia="pt-BR"/>
+        </w:rPr>
+        <w:t xml:space="preserve"> </w:t>
+      </w:r>
+      <w:proofErr w:type="spellStart"/>
+      <w:r>
+        <w:rPr>
+          <w:rFonts w:ascii="Courier New" w:eastAsia="Times New Roman" w:hAnsi="Courier New" w:cs="Courier New"/>
+          <w:color w:val="000000"/>
+          <w:sz w:val="20"/>
+          <w:szCs w:val="20"/>
+          <w:lang w:eastAsia="pt-BR"/>
+        </w:rPr>
+        <w:t>id_venda</w:t>
+      </w:r>
+      <w:proofErr w:type="spellEnd"/>
+      <w:r>
+        <w:rPr>
+          <w:rFonts w:ascii="Courier New" w:eastAsia="Times New Roman" w:hAnsi="Courier New" w:cs="Courier New"/>
+          <w:b/>
+          <w:bCs/>
+          <w:color w:val="000080"/>
+          <w:sz w:val="20"/>
+          <w:szCs w:val="20"/>
+          <w:lang w:eastAsia="pt-BR"/>
+        </w:rPr>
+        <w:t>,</w:t>
+      </w:r>
+      <w:r>
+        <w:rPr>
+          <w:rFonts w:ascii="Courier New" w:eastAsia="Times New Roman" w:hAnsi="Courier New" w:cs="Courier New"/>
+          <w:color w:val="000000"/>
+          <w:sz w:val="20"/>
+          <w:szCs w:val="20"/>
+          <w:lang w:eastAsia="pt-BR"/>
+        </w:rPr>
+        <w:t xml:space="preserve"> </w:t>
+      </w:r>
+      <w:proofErr w:type="spellStart"/>
+      <w:r>
+        <w:rPr>
+          <w:rFonts w:ascii="Courier New" w:eastAsia="Times New Roman" w:hAnsi="Courier New" w:cs="Courier New"/>
+          <w:color w:val="000000"/>
+          <w:sz w:val="20"/>
+          <w:szCs w:val="20"/>
+          <w:lang w:eastAsia="pt-BR"/>
+        </w:rPr>
+        <w:t>data_venda</w:t>
+      </w:r>
+      <w:proofErr w:type="spellEnd"/>
+      <w:r>
+        <w:rPr>
+          <w:rFonts w:ascii="Courier New" w:eastAsia="Times New Roman" w:hAnsi="Courier New" w:cs="Courier New"/>
+          <w:b/>
+          <w:bCs/>
+          <w:color w:val="000080"/>
+          <w:sz w:val="20"/>
+          <w:szCs w:val="20"/>
+          <w:lang w:eastAsia="pt-BR"/>
+        </w:rPr>
+        <w:t>,</w:t>
+      </w:r>
+      <w:r>
+        <w:rPr>
+          <w:rFonts w:ascii="Courier New" w:eastAsia="Times New Roman" w:hAnsi="Courier New" w:cs="Courier New"/>
+          <w:color w:val="000000"/>
+          <w:sz w:val="20"/>
+          <w:szCs w:val="20"/>
+          <w:lang w:eastAsia="pt-BR"/>
+        </w:rPr>
+        <w:t xml:space="preserve"> </w:t>
+      </w:r>
+      <w:proofErr w:type="spellStart"/>
+      <w:r>
+        <w:rPr>
+          <w:rFonts w:ascii="Courier New" w:eastAsia="Times New Roman" w:hAnsi="Courier New" w:cs="Courier New"/>
+          <w:color w:val="000000"/>
+          <w:sz w:val="20"/>
+          <w:szCs w:val="20"/>
+          <w:lang w:eastAsia="pt-BR"/>
+        </w:rPr>
+        <w:t>valor_total</w:t>
+      </w:r>
+      <w:proofErr w:type="spellEnd"/>
+      <w:r>
+        <w:rPr>
+          <w:rFonts w:ascii="Courier New" w:eastAsia="Times New Roman" w:hAnsi="Courier New" w:cs="Courier New"/>
+          <w:color w:val="000000"/>
+          <w:sz w:val="20"/>
+          <w:szCs w:val="20"/>
+          <w:lang w:eastAsia="pt-BR"/>
+        </w:rPr>
+        <w:t xml:space="preserve"> </w:t>
+      </w:r>
+      <w:r>
+        <w:rPr>
+          <w:rFonts w:ascii="Courier New" w:eastAsia="Times New Roman" w:hAnsi="Courier New" w:cs="Courier New"/>
+          <w:b/>
+          <w:bCs/>
+          <w:color w:val="0000FF"/>
+          <w:sz w:val="20"/>
+          <w:szCs w:val="20"/>
+          <w:lang w:eastAsia="pt-BR"/>
+        </w:rPr>
+        <w:t>FROM</w:t>
+      </w:r>
+      <w:r>
+        <w:rPr>
+          <w:rFonts w:ascii="Courier New" w:eastAsia="Times New Roman" w:hAnsi="Courier New" w:cs="Courier New"/>
+          <w:color w:val="000000"/>
+          <w:sz w:val="20"/>
+          <w:szCs w:val="20"/>
+          <w:lang w:eastAsia="pt-BR"/>
+        </w:rPr>
+        <w:t xml:space="preserve"> vendas </w:t>
+      </w:r>
+      <w:r>
+        <w:rPr>
+          <w:rFonts w:ascii="Courier New" w:eastAsia="Times New Roman" w:hAnsi="Courier New" w:cs="Courier New"/>
+          <w:b/>
+          <w:bCs/>
+          <w:color w:val="0000FF"/>
+          <w:sz w:val="20"/>
+          <w:szCs w:val="20"/>
+          <w:lang w:eastAsia="pt-BR"/>
+        </w:rPr>
+        <w:t>WHERE</w:t>
+      </w:r>
+      <w:r>
+        <w:rPr>
+          <w:rFonts w:ascii="Courier New" w:eastAsia="Times New Roman" w:hAnsi="Courier New" w:cs="Courier New"/>
+          <w:color w:val="000000"/>
+          <w:sz w:val="20"/>
+          <w:szCs w:val="20"/>
+          <w:lang w:eastAsia="pt-BR"/>
+        </w:rPr>
+        <w:t xml:space="preserve"> </w:t>
+      </w:r>
+      <w:proofErr w:type="spellStart"/>
+      <w:r>
+        <w:rPr>
+          <w:rFonts w:ascii="Courier New" w:eastAsia="Times New Roman" w:hAnsi="Courier New" w:cs="Courier New"/>
+          <w:color w:val="000000"/>
+          <w:sz w:val="20"/>
+          <w:szCs w:val="20"/>
+          <w:lang w:eastAsia="pt-BR"/>
+        </w:rPr>
+        <w:t>id_cliente</w:t>
+      </w:r>
+      <w:proofErr w:type="spellEnd"/>
+      <w:r>
+        <w:rPr>
+          <w:rFonts w:ascii="Courier New" w:eastAsia="Times New Roman" w:hAnsi="Courier New" w:cs="Courier New"/>
+          <w:color w:val="000000"/>
+          <w:sz w:val="20"/>
+          <w:szCs w:val="20"/>
+          <w:lang w:eastAsia="pt-BR"/>
+        </w:rPr>
+        <w:t xml:space="preserve"> </w:t>
+      </w:r>
+      <w:r>
+        <w:rPr>
+          <w:rFonts w:ascii="Courier New" w:eastAsia="Times New Roman" w:hAnsi="Courier New" w:cs="Courier New"/>
+          <w:b/>
+          <w:bCs/>
+          <w:color w:val="000080"/>
+          <w:sz w:val="20"/>
+          <w:szCs w:val="20"/>
+          <w:lang w:eastAsia="pt-BR"/>
+        </w:rPr>
+        <w:t>=</w:t>
+      </w:r>
+      <w:r>
+        <w:rPr>
+          <w:rFonts w:ascii="Courier New" w:eastAsia="Times New Roman" w:hAnsi="Courier New" w:cs="Courier New"/>
+          <w:color w:val="000000"/>
+          <w:sz w:val="20"/>
+          <w:szCs w:val="20"/>
+          <w:lang w:eastAsia="pt-BR"/>
+        </w:rPr>
+        <w:t xml:space="preserve"> </w:t>
+      </w:r>
+      <w:r>
+        <w:rPr>
+          <w:rFonts w:ascii="Courier New" w:eastAsia="Times New Roman" w:hAnsi="Courier New" w:cs="Courier New"/>
+          <w:color w:val="FF8000"/>
+          <w:sz w:val="20"/>
+          <w:szCs w:val="20"/>
+          <w:lang w:eastAsia="pt-BR"/>
+        </w:rPr>
+        <w:t>1</w:t>
+      </w:r>
+      <w:r>
+        <w:rPr>
+          <w:rFonts w:ascii="Courier New" w:eastAsia="Times New Roman" w:hAnsi="Courier New" w:cs="Courier New"/>
+          <w:b/>
+          <w:bCs/>
+          <w:color w:val="000080"/>
+          <w:sz w:val="20"/>
+          <w:szCs w:val="20"/>
+          <w:lang w:eastAsia="pt-BR"/>
+        </w:rPr>
+        <w:t>;</w:t>
+      </w:r>
+    </w:p>
+    <w:p/>
+    <w:p>
+      <w:pPr>
+        <w:shd w:val="clear" w:color="auto" w:fill="FFFFFF"/>
+        <w:rPr>
+          <w:rFonts w:ascii="Constantia" w:hAnsi="Constantia"/>
+          <w:sz w:val="20"/>
+          <w:szCs w:val="20"/>
+        </w:rPr>
+      </w:pPr>
+      <w:r>
+        <w:rPr>
+          <w:rFonts w:ascii="Constantia" w:hAnsi="Constantia"/>
+          <w:bCs/>
+          <w:i/>
+        </w:rPr>
+        <w:t>1 - Exercício - INSERT (Aluno):</w:t>
+      </w:r>
+      <w:r>
+        <w:rPr>
+          <w:rFonts w:ascii="Constantia" w:hAnsi="Constantia"/>
+          <w:b/>
+          <w:bCs/>
+          <w:sz w:val="20"/>
+          <w:szCs w:val="20"/>
+        </w:rPr>
+        <w:br/>
+      </w:r>
+      <w:r>
+        <w:rPr>
+          <w:rFonts w:ascii="Constantia" w:hAnsi="Constantia"/>
+          <w:sz w:val="20"/>
+          <w:szCs w:val="20"/>
+        </w:rPr>
+        <w:t xml:space="preserve">Cadastre uma nova venda feita pelo cliente com </w:t>
+      </w:r>
+      <w:proofErr w:type="spellStart"/>
+      <w:r>
+        <w:rPr>
+          <w:rFonts w:ascii="Constantia" w:hAnsi="Constantia"/>
+          <w:b/>
+          <w:bCs/>
+          <w:sz w:val="20"/>
+          <w:szCs w:val="20"/>
+        </w:rPr>
+        <w:t>id_cliente</w:t>
+      </w:r>
+      <w:proofErr w:type="spellEnd"/>
+      <w:r>
+        <w:rPr>
+          <w:rFonts w:ascii="Constantia" w:hAnsi="Constantia"/>
+          <w:b/>
+          <w:bCs/>
+          <w:sz w:val="20"/>
+          <w:szCs w:val="20"/>
+        </w:rPr>
+        <w:t xml:space="preserve"> = 2</w:t>
+      </w:r>
+      <w:r>
+        <w:rPr>
+          <w:rFonts w:ascii="Constantia" w:hAnsi="Constantia"/>
+          <w:sz w:val="20"/>
+          <w:szCs w:val="20"/>
+        </w:rPr>
+        <w:t xml:space="preserve">, no dia </w:t>
+      </w:r>
+      <w:r>
+        <w:rPr>
+          <w:rFonts w:ascii="Constantia" w:hAnsi="Constantia"/>
+          <w:b/>
+          <w:bCs/>
+          <w:sz w:val="20"/>
+          <w:szCs w:val="20"/>
+        </w:rPr>
+        <w:t>2025-06-15</w:t>
+      </w:r>
+      <w:r>
+        <w:rPr>
+          <w:rFonts w:ascii="Constantia" w:hAnsi="Constantia"/>
+          <w:sz w:val="20"/>
+          <w:szCs w:val="20"/>
+        </w:rPr>
+        <w:t xml:space="preserve">, no valor de </w:t>
+      </w:r>
+      <w:r>
+        <w:rPr>
+          <w:rFonts w:ascii="Constantia" w:hAnsi="Constantia"/>
+          <w:b/>
+          <w:bCs/>
+          <w:sz w:val="20"/>
+          <w:szCs w:val="20"/>
+        </w:rPr>
+        <w:t>300.00</w:t>
+      </w:r>
+      <w:r>
+        <w:rPr>
+          <w:rFonts w:ascii="Constantia" w:hAnsi="Constantia"/>
+          <w:sz w:val="20"/>
+          <w:szCs w:val="20"/>
+        </w:rPr>
+        <w:t>.</w:t>
+      </w:r>
+    </w:p>
+    <w:p>
+      <w:pPr>
+        <w:shd w:val="clear" w:color="auto" w:fill="FFFFFF"/>
+        <w:rPr>
+          <w:rFonts w:ascii="Courier New" w:eastAsia="Times New Roman" w:hAnsi="Courier New" w:cs="Courier New"/>
+          <w:b/>
+          <w:bCs/>
+          <w:color w:val="000080"/>
+          <w:sz w:val="20"/>
+          <w:szCs w:val="20"/>
+          <w:lang w:eastAsia="pt-BR"/>
+        </w:rPr>
+      </w:pPr>
+      <w:r>
+        <w:rPr>
+          <w:rFonts w:ascii="Constantia" w:hAnsi="Constantia"/>
+          <w:sz w:val="20"/>
+          <w:szCs w:val="20"/>
+        </w:rPr>
+        <w:br/>
+      </w:r>
+      <w:r>
+        <w:rPr>
+          <w:rFonts w:ascii="Constantia" w:hAnsi="Constantia"/>
+          <w:i/>
+          <w:sz w:val="20"/>
+          <w:szCs w:val="20"/>
+        </w:rPr>
+        <w:t>Gabarito esperado:</w:t>
+      </w:r>
+      <w:r>
+        <w:rPr>
+          <w:rFonts w:ascii="Constantia" w:hAnsi="Constantia"/>
+          <w:sz w:val="20"/>
+          <w:szCs w:val="20"/>
+        </w:rPr>
+        <w:br/>
+      </w:r>
+      <w:r>
+        <w:rPr>
+          <w:rFonts w:ascii="Courier New" w:eastAsia="Times New Roman" w:hAnsi="Courier New" w:cs="Courier New"/>
+          <w:b/>
+          <w:bCs/>
+          <w:color w:val="0000FF"/>
+          <w:sz w:val="20"/>
+          <w:szCs w:val="20"/>
+          <w:lang w:eastAsia="pt-BR"/>
+        </w:rPr>
+        <w:t>INSERT</w:t>
+      </w:r>
+      <w:r>
+        <w:rPr>
+          <w:rFonts w:ascii="Courier New" w:eastAsia="Times New Roman" w:hAnsi="Courier New" w:cs="Courier New"/>
+          <w:color w:val="000000"/>
+          <w:sz w:val="20"/>
+          <w:szCs w:val="20"/>
+          <w:lang w:eastAsia="pt-BR"/>
+        </w:rPr>
+        <w:t xml:space="preserve"> </w:t>
+      </w:r>
+      <w:r>
+        <w:rPr>
+          <w:rFonts w:ascii="Courier New" w:eastAsia="Times New Roman" w:hAnsi="Courier New" w:cs="Courier New"/>
+          <w:b/>
+          <w:bCs/>
+          <w:color w:val="0000FF"/>
+          <w:sz w:val="20"/>
+          <w:szCs w:val="20"/>
+          <w:lang w:eastAsia="pt-BR"/>
+        </w:rPr>
+        <w:t>INTO</w:t>
+      </w:r>
+      <w:r>
+        <w:rPr>
+          <w:rFonts w:ascii="Courier New" w:eastAsia="Times New Roman" w:hAnsi="Courier New" w:cs="Courier New"/>
+          <w:color w:val="000000"/>
+          <w:sz w:val="20"/>
+          <w:szCs w:val="20"/>
+          <w:lang w:eastAsia="pt-BR"/>
+        </w:rPr>
+        <w:t xml:space="preserve"> vendas </w:t>
+      </w:r>
+      <w:r>
+        <w:rPr>
+          <w:rFonts w:ascii="Courier New" w:eastAsia="Times New Roman" w:hAnsi="Courier New" w:cs="Courier New"/>
+          <w:b/>
+          <w:bCs/>
+          <w:color w:val="000080"/>
+          <w:sz w:val="20"/>
+          <w:szCs w:val="20"/>
+          <w:lang w:eastAsia="pt-BR"/>
+        </w:rPr>
+        <w:t>(</w:t>
+      </w:r>
+      <w:proofErr w:type="spellStart"/>
+      <w:r>
+        <w:rPr>
+          <w:rFonts w:ascii="Courier New" w:eastAsia="Times New Roman" w:hAnsi="Courier New" w:cs="Courier New"/>
+          <w:color w:val="000000"/>
+          <w:sz w:val="20"/>
+          <w:szCs w:val="20"/>
+          <w:lang w:eastAsia="pt-BR"/>
+        </w:rPr>
+        <w:t>id_cliente</w:t>
+      </w:r>
+      <w:proofErr w:type="spellEnd"/>
+      <w:r>
+        <w:rPr>
+          <w:rFonts w:ascii="Courier New" w:eastAsia="Times New Roman" w:hAnsi="Courier New" w:cs="Courier New"/>
+          <w:b/>
+          <w:bCs/>
+          <w:color w:val="000080"/>
+          <w:sz w:val="20"/>
+          <w:szCs w:val="20"/>
+          <w:lang w:eastAsia="pt-BR"/>
+        </w:rPr>
+        <w:t>,</w:t>
+      </w:r>
+      <w:r>
+        <w:rPr>
+          <w:rFonts w:ascii="Courier New" w:eastAsia="Times New Roman" w:hAnsi="Courier New" w:cs="Courier New"/>
+          <w:color w:val="000000"/>
+          <w:sz w:val="20"/>
+          <w:szCs w:val="20"/>
+          <w:lang w:eastAsia="pt-BR"/>
+        </w:rPr>
+        <w:t xml:space="preserve"> </w:t>
+      </w:r>
+      <w:proofErr w:type="spellStart"/>
+      <w:r>
+        <w:rPr>
+          <w:rFonts w:ascii="Courier New" w:eastAsia="Times New Roman" w:hAnsi="Courier New" w:cs="Courier New"/>
+          <w:color w:val="000000"/>
+          <w:sz w:val="20"/>
+          <w:szCs w:val="20"/>
+          <w:lang w:eastAsia="pt-BR"/>
+        </w:rPr>
+        <w:t>data_venda</w:t>
+      </w:r>
+      <w:proofErr w:type="spellEnd"/>
+      <w:r>
+        <w:rPr>
+          <w:rFonts w:ascii="Courier New" w:eastAsia="Times New Roman" w:hAnsi="Courier New" w:cs="Courier New"/>
+          <w:b/>
+          <w:bCs/>
+          <w:color w:val="000080"/>
+          <w:sz w:val="20"/>
+          <w:szCs w:val="20"/>
+          <w:lang w:eastAsia="pt-BR"/>
+        </w:rPr>
+        <w:t>,</w:t>
+      </w:r>
+      <w:r>
+        <w:rPr>
+          <w:rFonts w:ascii="Courier New" w:eastAsia="Times New Roman" w:hAnsi="Courier New" w:cs="Courier New"/>
+          <w:color w:val="000000"/>
+          <w:sz w:val="20"/>
+          <w:szCs w:val="20"/>
+          <w:lang w:eastAsia="pt-BR"/>
+        </w:rPr>
+        <w:t xml:space="preserve"> </w:t>
+      </w:r>
+      <w:proofErr w:type="spellStart"/>
+      <w:r>
+        <w:rPr>
+          <w:rFonts w:ascii="Courier New" w:eastAsia="Times New Roman" w:hAnsi="Courier New" w:cs="Courier New"/>
+          <w:color w:val="000000"/>
+          <w:sz w:val="20"/>
+          <w:szCs w:val="20"/>
+          <w:lang w:eastAsia="pt-BR"/>
+        </w:rPr>
+        <w:t>valor_total</w:t>
+      </w:r>
+      <w:proofErr w:type="spellEnd"/>
+      <w:r>
+        <w:rPr>
+          <w:rFonts w:ascii="Courier New" w:eastAsia="Times New Roman" w:hAnsi="Courier New" w:cs="Courier New"/>
+          <w:b/>
+          <w:bCs/>
+          <w:color w:val="000080"/>
+          <w:sz w:val="20"/>
+          <w:szCs w:val="20"/>
+          <w:lang w:eastAsia="pt-BR"/>
+        </w:rPr>
+        <w:t>)</w:t>
+      </w:r>
+      <w:r>
+        <w:rPr>
+          <w:rFonts w:ascii="Courier New" w:eastAsia="Times New Roman" w:hAnsi="Courier New" w:cs="Courier New"/>
+          <w:b/>
+          <w:bCs/>
+          <w:color w:val="000080"/>
+          <w:sz w:val="20"/>
+          <w:szCs w:val="20"/>
+          <w:lang w:eastAsia="pt-BR"/>
+        </w:rPr>
+        <w:br/>
+      </w:r>
+      <w:r>
+        <w:rPr>
+          <w:rFonts w:ascii="Courier New" w:eastAsia="Times New Roman" w:hAnsi="Courier New" w:cs="Courier New"/>
+          <w:b/>
+          <w:bCs/>
+          <w:color w:val="0000FF"/>
+          <w:sz w:val="20"/>
+          <w:szCs w:val="20"/>
+          <w:lang w:eastAsia="pt-BR"/>
+        </w:rPr>
+        <w:t>VALUES</w:t>
+      </w:r>
+      <w:r>
+        <w:rPr>
+          <w:rFonts w:ascii="Courier New" w:eastAsia="Times New Roman" w:hAnsi="Courier New" w:cs="Courier New"/>
+          <w:color w:val="000000"/>
+          <w:sz w:val="20"/>
+          <w:szCs w:val="20"/>
+          <w:lang w:eastAsia="pt-BR"/>
+        </w:rPr>
+        <w:t xml:space="preserve"> </w:t>
+      </w:r>
+      <w:r>
+        <w:rPr>
+          <w:rFonts w:ascii="Courier New" w:eastAsia="Times New Roman" w:hAnsi="Courier New" w:cs="Courier New"/>
+          <w:b/>
+          <w:bCs/>
+          <w:color w:val="000080"/>
+          <w:sz w:val="20"/>
+          <w:szCs w:val="20"/>
+          <w:lang w:eastAsia="pt-BR"/>
+        </w:rPr>
+        <w:t>(</w:t>
+      </w:r>
+      <w:r>
+        <w:rPr>
+          <w:rFonts w:ascii="Courier New" w:eastAsia="Times New Roman" w:hAnsi="Courier New" w:cs="Courier New"/>
+          <w:color w:val="FF8000"/>
+          <w:sz w:val="20"/>
+          <w:szCs w:val="20"/>
+          <w:lang w:eastAsia="pt-BR"/>
+        </w:rPr>
+        <w:t>2</w:t>
+      </w:r>
+      <w:r>
+        <w:rPr>
+          <w:rFonts w:ascii="Courier New" w:eastAsia="Times New Roman" w:hAnsi="Courier New" w:cs="Courier New"/>
+          <w:b/>
+          <w:bCs/>
+          <w:color w:val="000080"/>
+          <w:sz w:val="20"/>
+          <w:szCs w:val="20"/>
+          <w:lang w:eastAsia="pt-BR"/>
+        </w:rPr>
+        <w:t>,</w:t>
+      </w:r>
+      <w:r>
+        <w:rPr>
+          <w:rFonts w:ascii="Courier New" w:eastAsia="Times New Roman" w:hAnsi="Courier New" w:cs="Courier New"/>
+          <w:color w:val="000000"/>
+          <w:sz w:val="20"/>
+          <w:szCs w:val="20"/>
+          <w:lang w:eastAsia="pt-BR"/>
+        </w:rPr>
+        <w:t xml:space="preserve"> </w:t>
+      </w:r>
+      <w:r>
+        <w:rPr>
+          <w:rFonts w:ascii="Courier New" w:eastAsia="Times New Roman" w:hAnsi="Courier New" w:cs="Courier New"/>
+          <w:color w:val="808080"/>
+          <w:sz w:val="20"/>
+          <w:szCs w:val="20"/>
+          <w:lang w:eastAsia="pt-BR"/>
+        </w:rPr>
+        <w:t>'2025-06-15'</w:t>
+      </w:r>
+      <w:r>
+        <w:rPr>
+          <w:rFonts w:ascii="Courier New" w:eastAsia="Times New Roman" w:hAnsi="Courier New" w:cs="Courier New"/>
+          <w:b/>
+          <w:bCs/>
+          <w:color w:val="000080"/>
+          <w:sz w:val="20"/>
+          <w:szCs w:val="20"/>
+          <w:lang w:eastAsia="pt-BR"/>
+        </w:rPr>
+        <w:t>,</w:t>
+      </w:r>
+      <w:r>
+        <w:rPr>
+          <w:rFonts w:ascii="Courier New" w:eastAsia="Times New Roman" w:hAnsi="Courier New" w:cs="Courier New"/>
+          <w:color w:val="000000"/>
+          <w:sz w:val="20"/>
+          <w:szCs w:val="20"/>
+          <w:lang w:eastAsia="pt-BR"/>
+        </w:rPr>
+        <w:t xml:space="preserve"> </w:t>
+      </w:r>
+      <w:r>
+        <w:rPr>
+          <w:rFonts w:ascii="Courier New" w:eastAsia="Times New Roman" w:hAnsi="Courier New" w:cs="Courier New"/>
+          <w:color w:val="FF8000"/>
+          <w:sz w:val="20"/>
+          <w:szCs w:val="20"/>
+          <w:lang w:eastAsia="pt-BR"/>
+        </w:rPr>
+        <w:t>300.00</w:t>
+      </w:r>
+      <w:r>
+        <w:rPr>
+          <w:rFonts w:ascii="Courier New" w:eastAsia="Times New Roman" w:hAnsi="Courier New" w:cs="Courier New"/>
+          <w:b/>
+          <w:bCs/>
+          <w:color w:val="000080"/>
+          <w:sz w:val="20"/>
+          <w:szCs w:val="20"/>
+          <w:lang w:eastAsia="pt-BR"/>
+        </w:rPr>
+        <w:t>);</w:t>
+      </w:r>
+    </w:p>
+    <w:p>
+      <w:pPr>
+        <w:shd w:val="clear" w:color="auto" w:fill="FFFFFF"/>
+        <w:rPr>
+          <w:rFonts w:ascii="Courier New" w:eastAsia="Times New Roman" w:hAnsi="Courier New" w:cs="Courier New"/>
+          <w:b/>
+          <w:bCs/>
+          <w:color w:val="000080"/>
+          <w:sz w:val="20"/>
+          <w:szCs w:val="20"/>
+          <w:lang w:eastAsia="pt-BR"/>
+        </w:rPr>
+      </w:pPr>
+    </w:p>
+    <w:p>
+      <w:pPr>
+        <w:shd w:val="clear" w:color="auto" w:fill="FFFFFF"/>
+        <w:rPr>
+          <w:rFonts w:ascii="Constantia" w:eastAsia="Times New Roman" w:hAnsi="Constantia" w:cs="Times New Roman"/>
+          <w:sz w:val="20"/>
+          <w:szCs w:val="20"/>
+          <w:lang w:eastAsia="pt-BR"/>
+        </w:rPr>
+      </w:pPr>
+      <w:r>
+        <w:rPr>
+          <w:rFonts w:ascii="Constantia" w:eastAsia="Times New Roman" w:hAnsi="Constantia" w:cs="Times New Roman"/>
+          <w:bCs/>
+          <w:i/>
+          <w:lang w:eastAsia="pt-BR"/>
+        </w:rPr>
+        <w:t>2 - Exercício - SELECT (Aluno):</w:t>
+      </w:r>
+      <w:r>
+        <w:rPr>
+          <w:rFonts w:ascii="Constantia" w:eastAsia="Times New Roman" w:hAnsi="Constantia" w:cs="Times New Roman"/>
+          <w:b/>
+          <w:bCs/>
+          <w:sz w:val="20"/>
+          <w:szCs w:val="20"/>
+          <w:lang w:eastAsia="pt-BR"/>
+        </w:rPr>
+        <w:br/>
+      </w:r>
+      <w:r>
+        <w:rPr>
+          <w:rFonts w:ascii="Constantia" w:eastAsia="Times New Roman" w:hAnsi="Constantia" w:cs="Times New Roman"/>
+          <w:sz w:val="20"/>
+          <w:szCs w:val="20"/>
+          <w:lang w:eastAsia="pt-BR"/>
+        </w:rPr>
+        <w:t xml:space="preserve">Liste </w:t>
+      </w:r>
+      <w:r>
+        <w:rPr>
+          <w:rFonts w:ascii="Constantia" w:eastAsia="Times New Roman" w:hAnsi="Constantia" w:cs="Times New Roman"/>
+          <w:b/>
+          <w:bCs/>
+          <w:sz w:val="20"/>
+          <w:szCs w:val="20"/>
+          <w:lang w:eastAsia="pt-BR"/>
+        </w:rPr>
+        <w:t>todas as vendas com valor superior a 400.00</w:t>
+      </w:r>
+      <w:r>
+        <w:rPr>
+          <w:rFonts w:ascii="Constantia" w:eastAsia="Times New Roman" w:hAnsi="Constantia" w:cs="Times New Roman"/>
+          <w:sz w:val="20"/>
+          <w:szCs w:val="20"/>
+          <w:lang w:eastAsia="pt-BR"/>
+        </w:rPr>
+        <w:t>.</w:t>
+      </w:r>
+    </w:p>
+    <w:p>
+      <w:pPr>
+        <w:shd w:val="clear" w:color="auto" w:fill="FFFFFF"/>
+        <w:rPr>
+          <w:rFonts w:ascii="Times New Roman" w:eastAsia="Times New Roman" w:hAnsi="Times New Roman" w:cs="Times New Roman"/>
+          <w:sz w:val="24"/>
+          <w:szCs w:val="24"/>
+          <w:lang w:eastAsia="pt-BR"/>
+        </w:rPr>
+      </w:pPr>
+      <w:r>
+        <w:rPr>
+          <w:rFonts w:ascii="Constantia" w:eastAsia="Times New Roman" w:hAnsi="Constantia" w:cs="Times New Roman"/>
+          <w:sz w:val="20"/>
+          <w:szCs w:val="20"/>
+          <w:lang w:eastAsia="pt-BR"/>
+        </w:rPr>
+        <w:br/>
+      </w:r>
+      <w:r>
+        <w:rPr>
+          <w:rFonts w:ascii="Constantia" w:eastAsia="Times New Roman" w:hAnsi="Constantia" w:cs="Times New Roman"/>
+          <w:i/>
+          <w:sz w:val="20"/>
+          <w:szCs w:val="20"/>
+          <w:lang w:eastAsia="pt-BR"/>
+        </w:rPr>
+        <w:t>Gabarito esperado:</w:t>
+      </w:r>
+      <w:r>
+        <w:rPr>
+          <w:rFonts w:ascii="Constantia" w:eastAsia="Times New Roman" w:hAnsi="Constantia" w:cs="Times New Roman"/>
+          <w:sz w:val="20"/>
+          <w:szCs w:val="20"/>
+          <w:lang w:eastAsia="pt-BR"/>
+        </w:rPr>
+        <w:br/>
+      </w:r>
+      <w:r>
+        <w:rPr>
+          <w:rFonts w:ascii="Courier New" w:eastAsia="Times New Roman" w:hAnsi="Courier New" w:cs="Courier New"/>
+          <w:b/>
+          <w:bCs/>
+          <w:color w:val="0000FF"/>
+          <w:sz w:val="20"/>
+          <w:szCs w:val="20"/>
+          <w:lang w:eastAsia="pt-BR"/>
+        </w:rPr>
+        <w:t>SELECT</w:t>
+      </w:r>
+      <w:r>
+        <w:rPr>
+          <w:rFonts w:ascii="Courier New" w:eastAsia="Times New Roman" w:hAnsi="Courier New" w:cs="Courier New"/>
+          <w:color w:val="000000"/>
+          <w:sz w:val="20"/>
+          <w:szCs w:val="20"/>
+          <w:lang w:eastAsia="pt-BR"/>
+        </w:rPr>
+        <w:t xml:space="preserve"> </w:t>
+      </w:r>
+      <w:r>
+        <w:rPr>
+          <w:rFonts w:ascii="Courier New" w:eastAsia="Times New Roman" w:hAnsi="Courier New" w:cs="Courier New"/>
+          <w:b/>
+          <w:bCs/>
+          <w:color w:val="000080"/>
+          <w:sz w:val="20"/>
+          <w:szCs w:val="20"/>
+          <w:lang w:eastAsia="pt-BR"/>
+        </w:rPr>
+        <w:t>*</w:t>
+      </w:r>
+      <w:r>
+        <w:rPr>
+          <w:rFonts w:ascii="Courier New" w:eastAsia="Times New Roman" w:hAnsi="Courier New" w:cs="Courier New"/>
+          <w:color w:val="000000"/>
+          <w:sz w:val="20"/>
+          <w:szCs w:val="20"/>
+          <w:lang w:eastAsia="pt-BR"/>
+        </w:rPr>
+        <w:t xml:space="preserve"> </w:t>
+      </w:r>
+      <w:r>
+        <w:rPr>
+          <w:rFonts w:ascii="Courier New" w:eastAsia="Times New Roman" w:hAnsi="Courier New" w:cs="Courier New"/>
+          <w:b/>
+          <w:bCs/>
+          <w:color w:val="0000FF"/>
+          <w:sz w:val="20"/>
+          <w:szCs w:val="20"/>
+          <w:lang w:eastAsia="pt-BR"/>
+        </w:rPr>
+        <w:t>FROM</w:t>
+      </w:r>
+      <w:r>
+        <w:rPr>
+          <w:rFonts w:ascii="Courier New" w:eastAsia="Times New Roman" w:hAnsi="Courier New" w:cs="Courier New"/>
+          <w:color w:val="000000"/>
+          <w:sz w:val="20"/>
+          <w:szCs w:val="20"/>
+          <w:lang w:eastAsia="pt-BR"/>
+        </w:rPr>
+        <w:t xml:space="preserve"> vendas </w:t>
+      </w:r>
+      <w:r>
+        <w:rPr>
+          <w:rFonts w:ascii="Courier New" w:eastAsia="Times New Roman" w:hAnsi="Courier New" w:cs="Courier New"/>
+          <w:b/>
+          <w:bCs/>
+          <w:color w:val="0000FF"/>
+          <w:sz w:val="20"/>
+          <w:szCs w:val="20"/>
+          <w:lang w:eastAsia="pt-BR"/>
+        </w:rPr>
+        <w:t>WHERE</w:t>
+      </w:r>
+      <w:r>
+        <w:rPr>
+          <w:rFonts w:ascii="Courier New" w:eastAsia="Times New Roman" w:hAnsi="Courier New" w:cs="Courier New"/>
+          <w:color w:val="000000"/>
+          <w:sz w:val="20"/>
+          <w:szCs w:val="20"/>
+          <w:lang w:eastAsia="pt-BR"/>
+        </w:rPr>
+        <w:t xml:space="preserve"> </w:t>
+      </w:r>
+      <w:proofErr w:type="spellStart"/>
+      <w:r>
+        <w:rPr>
+          <w:rFonts w:ascii="Courier New" w:eastAsia="Times New Roman" w:hAnsi="Courier New" w:cs="Courier New"/>
+          <w:color w:val="000000"/>
+          <w:sz w:val="20"/>
+          <w:szCs w:val="20"/>
+          <w:lang w:eastAsia="pt-BR"/>
+        </w:rPr>
+        <w:t>valor_total</w:t>
+      </w:r>
+      <w:proofErr w:type="spellEnd"/>
+      <w:r>
+        <w:rPr>
+          <w:rFonts w:ascii="Courier New" w:eastAsia="Times New Roman" w:hAnsi="Courier New" w:cs="Courier New"/>
+          <w:color w:val="000000"/>
+          <w:sz w:val="20"/>
+          <w:szCs w:val="20"/>
+          <w:lang w:eastAsia="pt-BR"/>
+        </w:rPr>
+        <w:t xml:space="preserve"> </w:t>
+      </w:r>
+      <w:r>
+        <w:rPr>
+          <w:rFonts w:ascii="Courier New" w:eastAsia="Times New Roman" w:hAnsi="Courier New" w:cs="Courier New"/>
+          <w:b/>
+          <w:bCs/>
+          <w:color w:val="000080"/>
+          <w:sz w:val="20"/>
+          <w:szCs w:val="20"/>
+          <w:lang w:eastAsia="pt-BR"/>
+        </w:rPr>
+        <w:t>&gt;</w:t>
+      </w:r>
+      <w:r>
+        <w:rPr>
+          <w:rFonts w:ascii="Courier New" w:eastAsia="Times New Roman" w:hAnsi="Courier New" w:cs="Courier New"/>
+          <w:color w:val="000000"/>
+          <w:sz w:val="20"/>
+          <w:szCs w:val="20"/>
+          <w:lang w:eastAsia="pt-BR"/>
+        </w:rPr>
+        <w:t xml:space="preserve"> </w:t>
+      </w:r>
+      <w:r>
+        <w:rPr>
+          <w:rFonts w:ascii="Courier New" w:eastAsia="Times New Roman" w:hAnsi="Courier New" w:cs="Courier New"/>
+          <w:color w:val="FF8000"/>
+          <w:sz w:val="20"/>
+          <w:szCs w:val="20"/>
+          <w:lang w:eastAsia="pt-BR"/>
+        </w:rPr>
+        <w:t>400.00</w:t>
+      </w:r>
+      <w:r>
+        <w:rPr>
+          <w:rFonts w:ascii="Courier New" w:eastAsia="Times New Roman" w:hAnsi="Courier New" w:cs="Courier New"/>
+          <w:b/>
+          <w:bCs/>
+          <w:color w:val="000080"/>
+          <w:sz w:val="20"/>
+          <w:szCs w:val="20"/>
+          <w:lang w:eastAsia="pt-BR"/>
+        </w:rPr>
+        <w:t>;</w:t>
+      </w:r>
+    </w:p>
+    <w:p>
+      <w:pPr>
+        <w:shd w:val="clear" w:color="auto" w:fill="FFFFFF"/>
+        <w:rPr>
+          <w:rFonts w:ascii="Constantia" w:eastAsia="Times New Roman" w:hAnsi="Constantia" w:cs="Times New Roman"/>
+          <w:sz w:val="20"/>
+          <w:szCs w:val="20"/>
+          <w:lang w:eastAsia="pt-BR"/>
+        </w:rPr>
+      </w:pPr>
+      <w:r>
+        <w:rPr>
+          <w:rFonts w:ascii="Constantia" w:hAnsi="Constantia"/>
+        </w:rPr>
+        <w:pict>
+          <v:rect id="_x0000_i1035" style="width:0;height:1.5pt" o:hralign="center" o:bullet="t" o:hrstd="t" o:hr="t" fillcolor="#a0a0a0" stroked="f"/>
+        </w:pict>
+      </w:r>
+    </w:p>
+    <w:p>
+      <w:pPr>
+        <w:rPr>
+          <w:rStyle w:val="Forte"/>
+          <w:rFonts w:ascii="Constantia" w:hAnsi="Constantia"/>
+          <w:i/>
+          <w:sz w:val="24"/>
+          <w:szCs w:val="24"/>
+        </w:rPr>
+      </w:pPr>
+      <w:r>
+        <w:rPr>
+          <w:rFonts w:ascii="Constantia" w:hAnsi="Constantia"/>
+          <w:sz w:val="24"/>
+          <w:szCs w:val="24"/>
+        </w:rPr>
+        <w:t xml:space="preserve">4 - Tabela: </w:t>
+      </w:r>
+      <w:proofErr w:type="spellStart"/>
+      <w:r>
+        <w:rPr>
+          <w:rStyle w:val="Forte"/>
+          <w:rFonts w:ascii="Constantia" w:hAnsi="Constantia"/>
+          <w:b w:val="0"/>
+          <w:i/>
+          <w:sz w:val="24"/>
+          <w:szCs w:val="24"/>
+        </w:rPr>
+        <w:t>itens_venda</w:t>
+      </w:r>
+      <w:proofErr w:type="spellEnd"/>
+    </w:p>
+    <w:p>
+      <w:pPr>
+        <w:shd w:val="clear" w:color="auto" w:fill="FFFFFF"/>
+        <w:rPr>
+          <w:rFonts w:ascii="Courier New" w:eastAsia="Times New Roman" w:hAnsi="Courier New" w:cs="Courier New"/>
+          <w:b/>
+          <w:bCs/>
+          <w:color w:val="000080"/>
+          <w:sz w:val="20"/>
+          <w:szCs w:val="20"/>
+          <w:lang w:eastAsia="pt-BR"/>
+        </w:rPr>
+      </w:pPr>
+      <w:r>
+        <w:rPr>
+          <w:rFonts w:ascii="Constantia" w:hAnsi="Constantia"/>
+          <w:b/>
+          <w:sz w:val="20"/>
+          <w:szCs w:val="20"/>
+        </w:rPr>
+        <w:t>Exemplo de INSERT:</w:t>
+      </w:r>
+      <w:r>
+        <w:br/>
+      </w:r>
+      <w:r>
+        <w:rPr>
+          <w:rFonts w:ascii="Courier New" w:eastAsia="Times New Roman" w:hAnsi="Courier New" w:cs="Courier New"/>
+          <w:b/>
+          <w:bCs/>
+          <w:color w:val="0000FF"/>
+          <w:sz w:val="20"/>
+          <w:szCs w:val="20"/>
+          <w:lang w:eastAsia="pt-BR"/>
+        </w:rPr>
+        <w:t>INSERT</w:t>
+      </w:r>
+      <w:r>
+        <w:rPr>
+          <w:rFonts w:ascii="Courier New" w:eastAsia="Times New Roman" w:hAnsi="Courier New" w:cs="Courier New"/>
+          <w:color w:val="000000"/>
+          <w:sz w:val="20"/>
+          <w:szCs w:val="20"/>
+          <w:lang w:eastAsia="pt-BR"/>
+        </w:rPr>
+        <w:t xml:space="preserve"> </w:t>
+      </w:r>
+      <w:r>
+        <w:rPr>
+          <w:rFonts w:ascii="Courier New" w:eastAsia="Times New Roman" w:hAnsi="Courier New" w:cs="Courier New"/>
+          <w:b/>
+          <w:bCs/>
+          <w:color w:val="0000FF"/>
+          <w:sz w:val="20"/>
+          <w:szCs w:val="20"/>
+          <w:lang w:eastAsia="pt-BR"/>
+        </w:rPr>
+        <w:t>INTO</w:t>
+      </w:r>
+      <w:r>
+        <w:rPr>
+          <w:rFonts w:ascii="Courier New" w:eastAsia="Times New Roman" w:hAnsi="Courier New" w:cs="Courier New"/>
+          <w:color w:val="000000"/>
+          <w:sz w:val="20"/>
+          <w:szCs w:val="20"/>
+          <w:lang w:eastAsia="pt-BR"/>
+        </w:rPr>
+        <w:t xml:space="preserve"> </w:t>
+      </w:r>
+      <w:proofErr w:type="spellStart"/>
+      <w:r>
+        <w:rPr>
+          <w:rFonts w:ascii="Courier New" w:eastAsia="Times New Roman" w:hAnsi="Courier New" w:cs="Courier New"/>
+          <w:color w:val="000000"/>
+          <w:sz w:val="20"/>
+          <w:szCs w:val="20"/>
+          <w:lang w:eastAsia="pt-BR"/>
+        </w:rPr>
+        <w:t>itens_venda</w:t>
+      </w:r>
+      <w:proofErr w:type="spellEnd"/>
+      <w:r>
+        <w:rPr>
+          <w:rFonts w:ascii="Courier New" w:eastAsia="Times New Roman" w:hAnsi="Courier New" w:cs="Courier New"/>
+          <w:color w:val="000000"/>
+          <w:sz w:val="20"/>
+          <w:szCs w:val="20"/>
+          <w:lang w:eastAsia="pt-BR"/>
+        </w:rPr>
+        <w:t xml:space="preserve"> </w:t>
+      </w:r>
+      <w:r>
+        <w:rPr>
+          <w:rFonts w:ascii="Courier New" w:eastAsia="Times New Roman" w:hAnsi="Courier New" w:cs="Courier New"/>
+          <w:b/>
+          <w:bCs/>
+          <w:color w:val="000080"/>
+          <w:sz w:val="20"/>
+          <w:szCs w:val="20"/>
+          <w:lang w:eastAsia="pt-BR"/>
+        </w:rPr>
+        <w:t>(</w:t>
+      </w:r>
+      <w:proofErr w:type="spellStart"/>
+      <w:r>
+        <w:rPr>
+          <w:rFonts w:ascii="Courier New" w:eastAsia="Times New Roman" w:hAnsi="Courier New" w:cs="Courier New"/>
+          <w:color w:val="000000"/>
+          <w:sz w:val="20"/>
+          <w:szCs w:val="20"/>
+          <w:lang w:eastAsia="pt-BR"/>
+        </w:rPr>
+        <w:t>id_venda</w:t>
+      </w:r>
+      <w:proofErr w:type="spellEnd"/>
+      <w:r>
+        <w:rPr>
+          <w:rFonts w:ascii="Courier New" w:eastAsia="Times New Roman" w:hAnsi="Courier New" w:cs="Courier New"/>
+          <w:b/>
+          <w:bCs/>
+          <w:color w:val="000080"/>
+          <w:sz w:val="20"/>
+          <w:szCs w:val="20"/>
+          <w:lang w:eastAsia="pt-BR"/>
+        </w:rPr>
+        <w:t>,</w:t>
+      </w:r>
+      <w:r>
+        <w:rPr>
+          <w:rFonts w:ascii="Courier New" w:eastAsia="Times New Roman" w:hAnsi="Courier New" w:cs="Courier New"/>
+          <w:color w:val="000000"/>
+          <w:sz w:val="20"/>
+          <w:szCs w:val="20"/>
+          <w:lang w:eastAsia="pt-BR"/>
+        </w:rPr>
+        <w:t xml:space="preserve"> </w:t>
+      </w:r>
+      <w:proofErr w:type="spellStart"/>
+      <w:r>
+        <w:rPr>
+          <w:rFonts w:ascii="Courier New" w:eastAsia="Times New Roman" w:hAnsi="Courier New" w:cs="Courier New"/>
+          <w:color w:val="000000"/>
+          <w:sz w:val="20"/>
+          <w:szCs w:val="20"/>
+          <w:lang w:eastAsia="pt-BR"/>
+        </w:rPr>
+        <w:t>id_produto</w:t>
+      </w:r>
+      <w:proofErr w:type="spellEnd"/>
+      <w:r>
+        <w:rPr>
+          <w:rFonts w:ascii="Courier New" w:eastAsia="Times New Roman" w:hAnsi="Courier New" w:cs="Courier New"/>
+          <w:b/>
+          <w:bCs/>
+          <w:color w:val="000080"/>
+          <w:sz w:val="20"/>
+          <w:szCs w:val="20"/>
+          <w:lang w:eastAsia="pt-BR"/>
+        </w:rPr>
+        <w:t>,</w:t>
+      </w:r>
+      <w:r>
+        <w:rPr>
+          <w:rFonts w:ascii="Courier New" w:eastAsia="Times New Roman" w:hAnsi="Courier New" w:cs="Courier New"/>
+          <w:color w:val="000000"/>
+          <w:sz w:val="20"/>
+          <w:szCs w:val="20"/>
+          <w:lang w:eastAsia="pt-BR"/>
+        </w:rPr>
+        <w:t xml:space="preserve"> quantidade</w:t>
+      </w:r>
+      <w:r>
+        <w:rPr>
+          <w:rFonts w:ascii="Courier New" w:eastAsia="Times New Roman" w:hAnsi="Courier New" w:cs="Courier New"/>
+          <w:b/>
+          <w:bCs/>
+          <w:color w:val="000080"/>
+          <w:sz w:val="20"/>
+          <w:szCs w:val="20"/>
+          <w:lang w:eastAsia="pt-BR"/>
+        </w:rPr>
+        <w:t>,</w:t>
+      </w:r>
+      <w:r>
+        <w:rPr>
+          <w:rFonts w:ascii="Courier New" w:eastAsia="Times New Roman" w:hAnsi="Courier New" w:cs="Courier New"/>
+          <w:color w:val="000000"/>
+          <w:sz w:val="20"/>
+          <w:szCs w:val="20"/>
+          <w:lang w:eastAsia="pt-BR"/>
+        </w:rPr>
+        <w:t xml:space="preserve"> </w:t>
+      </w:r>
+      <w:proofErr w:type="spellStart"/>
+      <w:r>
+        <w:rPr>
+          <w:rFonts w:ascii="Courier New" w:eastAsia="Times New Roman" w:hAnsi="Courier New" w:cs="Courier New"/>
+          <w:color w:val="000000"/>
+          <w:sz w:val="20"/>
+          <w:szCs w:val="20"/>
+          <w:lang w:eastAsia="pt-BR"/>
+        </w:rPr>
+        <w:t>preco_unitario</w:t>
+      </w:r>
+      <w:proofErr w:type="spellEnd"/>
+      <w:r>
+        <w:rPr>
+          <w:rFonts w:ascii="Courier New" w:eastAsia="Times New Roman" w:hAnsi="Courier New" w:cs="Courier New"/>
+          <w:b/>
+          <w:bCs/>
+          <w:color w:val="000080"/>
+          <w:sz w:val="20"/>
+          <w:szCs w:val="20"/>
+          <w:lang w:eastAsia="pt-BR"/>
+        </w:rPr>
+        <w:t>)</w:t>
+      </w:r>
+      <w:r>
+        <w:rPr>
+          <w:rFonts w:ascii="Courier New" w:eastAsia="Times New Roman" w:hAnsi="Courier New" w:cs="Courier New"/>
+          <w:b/>
+          <w:bCs/>
+          <w:color w:val="000080"/>
+          <w:sz w:val="20"/>
+          <w:szCs w:val="20"/>
+          <w:lang w:eastAsia="pt-BR"/>
+        </w:rPr>
+        <w:br/>
+      </w:r>
+      <w:r>
+        <w:rPr>
+          <w:rFonts w:ascii="Courier New" w:eastAsia="Times New Roman" w:hAnsi="Courier New" w:cs="Courier New"/>
+          <w:b/>
+          <w:bCs/>
+          <w:color w:val="0000FF"/>
+          <w:sz w:val="20"/>
+          <w:szCs w:val="20"/>
+          <w:lang w:eastAsia="pt-BR"/>
+        </w:rPr>
+        <w:t>VALUES</w:t>
+      </w:r>
+      <w:r>
+        <w:rPr>
+          <w:rFonts w:ascii="Courier New" w:eastAsia="Times New Roman" w:hAnsi="Courier New" w:cs="Courier New"/>
+          <w:color w:val="000000"/>
+          <w:sz w:val="20"/>
+          <w:szCs w:val="20"/>
+          <w:lang w:eastAsia="pt-BR"/>
+        </w:rPr>
+        <w:t xml:space="preserve"> </w:t>
+      </w:r>
+      <w:r>
+        <w:rPr>
+          <w:rFonts w:ascii="Courier New" w:eastAsia="Times New Roman" w:hAnsi="Courier New" w:cs="Courier New"/>
+          <w:b/>
+          <w:bCs/>
+          <w:color w:val="000080"/>
+          <w:sz w:val="20"/>
+          <w:szCs w:val="20"/>
+          <w:lang w:eastAsia="pt-BR"/>
+        </w:rPr>
+        <w:t>(</w:t>
+      </w:r>
+      <w:r>
+        <w:rPr>
+          <w:rFonts w:ascii="Courier New" w:eastAsia="Times New Roman" w:hAnsi="Courier New" w:cs="Courier New"/>
+          <w:color w:val="FF8000"/>
+          <w:sz w:val="20"/>
+          <w:szCs w:val="20"/>
+          <w:lang w:eastAsia="pt-BR"/>
+        </w:rPr>
+        <w:t>1</w:t>
+      </w:r>
+      <w:r>
+        <w:rPr>
+          <w:rFonts w:ascii="Courier New" w:eastAsia="Times New Roman" w:hAnsi="Courier New" w:cs="Courier New"/>
+          <w:b/>
+          <w:bCs/>
+          <w:color w:val="000080"/>
+          <w:sz w:val="20"/>
+          <w:szCs w:val="20"/>
+          <w:lang w:eastAsia="pt-BR"/>
+        </w:rPr>
+        <w:t>,</w:t>
+      </w:r>
+      <w:r>
+        <w:rPr>
+          <w:rFonts w:ascii="Courier New" w:eastAsia="Times New Roman" w:hAnsi="Courier New" w:cs="Courier New"/>
+          <w:color w:val="000000"/>
+          <w:sz w:val="20"/>
+          <w:szCs w:val="20"/>
+          <w:lang w:eastAsia="pt-BR"/>
+        </w:rPr>
+        <w:t xml:space="preserve"> </w:t>
+      </w:r>
+      <w:r>
+        <w:rPr>
+          <w:rFonts w:ascii="Courier New" w:eastAsia="Times New Roman" w:hAnsi="Courier New" w:cs="Courier New"/>
+          <w:color w:val="FF8000"/>
+          <w:sz w:val="20"/>
+          <w:szCs w:val="20"/>
+          <w:lang w:eastAsia="pt-BR"/>
+        </w:rPr>
+        <w:t>1</w:t>
+      </w:r>
+      <w:r>
+        <w:rPr>
+          <w:rFonts w:ascii="Courier New" w:eastAsia="Times New Roman" w:hAnsi="Courier New" w:cs="Courier New"/>
+          <w:b/>
+          <w:bCs/>
+          <w:color w:val="000080"/>
+          <w:sz w:val="20"/>
+          <w:szCs w:val="20"/>
+          <w:lang w:eastAsia="pt-BR"/>
+        </w:rPr>
+        <w:t>,</w:t>
+      </w:r>
+      <w:r>
+        <w:rPr>
+          <w:rFonts w:ascii="Courier New" w:eastAsia="Times New Roman" w:hAnsi="Courier New" w:cs="Courier New"/>
+          <w:color w:val="000000"/>
+          <w:sz w:val="20"/>
+          <w:szCs w:val="20"/>
+          <w:lang w:eastAsia="pt-BR"/>
+        </w:rPr>
+        <w:t xml:space="preserve"> </w:t>
+      </w:r>
+      <w:r>
+        <w:rPr>
+          <w:rFonts w:ascii="Courier New" w:eastAsia="Times New Roman" w:hAnsi="Courier New" w:cs="Courier New"/>
+          <w:color w:val="FF8000"/>
+          <w:sz w:val="20"/>
+          <w:szCs w:val="20"/>
+          <w:lang w:eastAsia="pt-BR"/>
+        </w:rPr>
+        <w:t>2</w:t>
+      </w:r>
+      <w:r>
+        <w:rPr>
+          <w:rFonts w:ascii="Courier New" w:eastAsia="Times New Roman" w:hAnsi="Courier New" w:cs="Courier New"/>
+          <w:b/>
+          <w:bCs/>
+          <w:color w:val="000080"/>
+          <w:sz w:val="20"/>
+          <w:szCs w:val="20"/>
+          <w:lang w:eastAsia="pt-BR"/>
+        </w:rPr>
+        <w:t>,</w:t>
+      </w:r>
+      <w:r>
+        <w:rPr>
+          <w:rFonts w:ascii="Courier New" w:eastAsia="Times New Roman" w:hAnsi="Courier New" w:cs="Courier New"/>
+          <w:color w:val="000000"/>
+          <w:sz w:val="20"/>
+          <w:szCs w:val="20"/>
+          <w:lang w:eastAsia="pt-BR"/>
+        </w:rPr>
+        <w:t xml:space="preserve"> </w:t>
+      </w:r>
+      <w:r>
+        <w:rPr>
+          <w:rFonts w:ascii="Courier New" w:eastAsia="Times New Roman" w:hAnsi="Courier New" w:cs="Courier New"/>
+          <w:color w:val="FF8000"/>
+          <w:sz w:val="20"/>
+          <w:szCs w:val="20"/>
+          <w:lang w:eastAsia="pt-BR"/>
+        </w:rPr>
+        <w:t>750.00</w:t>
+      </w:r>
+      <w:r>
+        <w:rPr>
+          <w:rFonts w:ascii="Courier New" w:eastAsia="Times New Roman" w:hAnsi="Courier New" w:cs="Courier New"/>
+          <w:b/>
+          <w:bCs/>
+          <w:color w:val="000080"/>
+          <w:sz w:val="20"/>
+          <w:szCs w:val="20"/>
+          <w:lang w:eastAsia="pt-BR"/>
+        </w:rPr>
+        <w:t>);</w:t>
+      </w:r>
+    </w:p>
+    <w:p>
+      <w:pPr>
+        <w:shd w:val="clear" w:color="auto" w:fill="FFFFFF"/>
+        <w:rPr>
+          <w:rFonts w:ascii="Courier New" w:eastAsia="Times New Roman" w:hAnsi="Courier New" w:cs="Courier New"/>
+          <w:b/>
+          <w:bCs/>
+          <w:color w:val="000080"/>
+          <w:sz w:val="20"/>
+          <w:szCs w:val="20"/>
+          <w:lang w:eastAsia="pt-BR"/>
+        </w:rPr>
+      </w:pPr>
+      <w:r>
+        <w:rPr>
+          <w:rFonts w:ascii="Constantia" w:hAnsi="Constantia"/>
+          <w:b/>
+          <w:sz w:val="20"/>
+          <w:szCs w:val="20"/>
+        </w:rPr>
+        <w:t>Exemplo de SELECT:</w:t>
+      </w:r>
+      <w:r>
+        <w:br/>
+      </w:r>
+      <w:r>
+        <w:rPr>
+          <w:rFonts w:ascii="Courier New" w:eastAsia="Times New Roman" w:hAnsi="Courier New" w:cs="Courier New"/>
+          <w:b/>
+          <w:bCs/>
+          <w:color w:val="0000FF"/>
+          <w:sz w:val="20"/>
+          <w:szCs w:val="20"/>
+          <w:lang w:eastAsia="pt-BR"/>
+        </w:rPr>
+        <w:t>SELECT</w:t>
+      </w:r>
+      <w:r>
+        <w:rPr>
+          <w:rFonts w:ascii="Courier New" w:eastAsia="Times New Roman" w:hAnsi="Courier New" w:cs="Courier New"/>
+          <w:color w:val="000000"/>
+          <w:sz w:val="20"/>
+          <w:szCs w:val="20"/>
+          <w:lang w:eastAsia="pt-BR"/>
+        </w:rPr>
+        <w:t xml:space="preserve"> </w:t>
+      </w:r>
+      <w:proofErr w:type="spellStart"/>
+      <w:r>
+        <w:rPr>
+          <w:rFonts w:ascii="Courier New" w:eastAsia="Times New Roman" w:hAnsi="Courier New" w:cs="Courier New"/>
+          <w:color w:val="000000"/>
+          <w:sz w:val="20"/>
+          <w:szCs w:val="20"/>
+          <w:lang w:eastAsia="pt-BR"/>
+        </w:rPr>
+        <w:t>id_venda</w:t>
+      </w:r>
+      <w:proofErr w:type="spellEnd"/>
+      <w:r>
+        <w:rPr>
+          <w:rFonts w:ascii="Courier New" w:eastAsia="Times New Roman" w:hAnsi="Courier New" w:cs="Courier New"/>
+          <w:b/>
+          <w:bCs/>
+          <w:color w:val="000080"/>
+          <w:sz w:val="20"/>
+          <w:szCs w:val="20"/>
+          <w:lang w:eastAsia="pt-BR"/>
+        </w:rPr>
+        <w:t>,</w:t>
+      </w:r>
+      <w:r>
+        <w:rPr>
+          <w:rFonts w:ascii="Courier New" w:eastAsia="Times New Roman" w:hAnsi="Courier New" w:cs="Courier New"/>
+          <w:color w:val="000000"/>
+          <w:sz w:val="20"/>
+          <w:szCs w:val="20"/>
+          <w:lang w:eastAsia="pt-BR"/>
+        </w:rPr>
+        <w:t xml:space="preserve"> </w:t>
+      </w:r>
+      <w:proofErr w:type="spellStart"/>
+      <w:r>
+        <w:rPr>
+          <w:rFonts w:ascii="Courier New" w:eastAsia="Times New Roman" w:hAnsi="Courier New" w:cs="Courier New"/>
+          <w:color w:val="000000"/>
+          <w:sz w:val="20"/>
+          <w:szCs w:val="20"/>
+          <w:lang w:eastAsia="pt-BR"/>
+        </w:rPr>
+        <w:t>id_produto</w:t>
+      </w:r>
+      <w:proofErr w:type="spellEnd"/>
+      <w:r>
+        <w:rPr>
+          <w:rFonts w:ascii="Courier New" w:eastAsia="Times New Roman" w:hAnsi="Courier New" w:cs="Courier New"/>
+          <w:b/>
+          <w:bCs/>
+          <w:color w:val="000080"/>
+          <w:sz w:val="20"/>
+          <w:szCs w:val="20"/>
+          <w:lang w:eastAsia="pt-BR"/>
+        </w:rPr>
+        <w:t>,</w:t>
+      </w:r>
+      <w:r>
+        <w:rPr>
+          <w:rFonts w:ascii="Courier New" w:eastAsia="Times New Roman" w:hAnsi="Courier New" w:cs="Courier New"/>
+          <w:color w:val="000000"/>
+          <w:sz w:val="20"/>
+          <w:szCs w:val="20"/>
+          <w:lang w:eastAsia="pt-BR"/>
+        </w:rPr>
+        <w:t xml:space="preserve"> quantidade </w:t>
+      </w:r>
+      <w:r>
+        <w:rPr>
+          <w:rFonts w:ascii="Courier New" w:eastAsia="Times New Roman" w:hAnsi="Courier New" w:cs="Courier New"/>
+          <w:b/>
+          <w:bCs/>
+          <w:color w:val="0000FF"/>
+          <w:sz w:val="20"/>
+          <w:szCs w:val="20"/>
+          <w:lang w:eastAsia="pt-BR"/>
+        </w:rPr>
+        <w:t>FROM</w:t>
+      </w:r>
+      <w:r>
+        <w:rPr>
+          <w:rFonts w:ascii="Courier New" w:eastAsia="Times New Roman" w:hAnsi="Courier New" w:cs="Courier New"/>
+          <w:color w:val="000000"/>
+          <w:sz w:val="20"/>
+          <w:szCs w:val="20"/>
+          <w:lang w:eastAsia="pt-BR"/>
+        </w:rPr>
+        <w:t xml:space="preserve"> </w:t>
+      </w:r>
+      <w:proofErr w:type="spellStart"/>
+      <w:r>
+        <w:rPr>
+          <w:rFonts w:ascii="Courier New" w:eastAsia="Times New Roman" w:hAnsi="Courier New" w:cs="Courier New"/>
+          <w:color w:val="000000"/>
+          <w:sz w:val="20"/>
+          <w:szCs w:val="20"/>
+          <w:lang w:eastAsia="pt-BR"/>
+        </w:rPr>
+        <w:t>itens_venda</w:t>
+      </w:r>
+      <w:proofErr w:type="spellEnd"/>
+      <w:r>
+        <w:rPr>
+          <w:rFonts w:ascii="Courier New" w:eastAsia="Times New Roman" w:hAnsi="Courier New" w:cs="Courier New"/>
+          <w:color w:val="000000"/>
+          <w:sz w:val="20"/>
+          <w:szCs w:val="20"/>
+          <w:lang w:eastAsia="pt-BR"/>
+        </w:rPr>
+        <w:t xml:space="preserve"> </w:t>
+      </w:r>
+      <w:r>
+        <w:rPr>
+          <w:rFonts w:ascii="Courier New" w:eastAsia="Times New Roman" w:hAnsi="Courier New" w:cs="Courier New"/>
+          <w:b/>
+          <w:bCs/>
+          <w:color w:val="0000FF"/>
+          <w:sz w:val="20"/>
+          <w:szCs w:val="20"/>
+          <w:lang w:eastAsia="pt-BR"/>
+        </w:rPr>
+        <w:t>WHERE</w:t>
+      </w:r>
+      <w:r>
+        <w:rPr>
+          <w:rFonts w:ascii="Courier New" w:eastAsia="Times New Roman" w:hAnsi="Courier New" w:cs="Courier New"/>
+          <w:color w:val="000000"/>
+          <w:sz w:val="20"/>
+          <w:szCs w:val="20"/>
+          <w:lang w:eastAsia="pt-BR"/>
+        </w:rPr>
+        <w:t xml:space="preserve"> </w:t>
+      </w:r>
+      <w:proofErr w:type="spellStart"/>
+      <w:r>
+        <w:rPr>
+          <w:rFonts w:ascii="Courier New" w:eastAsia="Times New Roman" w:hAnsi="Courier New" w:cs="Courier New"/>
+          <w:color w:val="000000"/>
+          <w:sz w:val="20"/>
+          <w:szCs w:val="20"/>
+          <w:lang w:eastAsia="pt-BR"/>
+        </w:rPr>
+        <w:t>id_venda</w:t>
+      </w:r>
+      <w:proofErr w:type="spellEnd"/>
+      <w:r>
+        <w:rPr>
+          <w:rFonts w:ascii="Courier New" w:eastAsia="Times New Roman" w:hAnsi="Courier New" w:cs="Courier New"/>
+          <w:color w:val="000000"/>
+          <w:sz w:val="20"/>
+          <w:szCs w:val="20"/>
+          <w:lang w:eastAsia="pt-BR"/>
+        </w:rPr>
+        <w:t xml:space="preserve"> </w:t>
+      </w:r>
+      <w:r>
+        <w:rPr>
+          <w:rFonts w:ascii="Courier New" w:eastAsia="Times New Roman" w:hAnsi="Courier New" w:cs="Courier New"/>
+          <w:b/>
+          <w:bCs/>
+          <w:color w:val="000080"/>
+          <w:sz w:val="20"/>
+          <w:szCs w:val="20"/>
+          <w:lang w:eastAsia="pt-BR"/>
+        </w:rPr>
+        <w:t>=</w:t>
+      </w:r>
+      <w:r>
+        <w:rPr>
+          <w:rFonts w:ascii="Courier New" w:eastAsia="Times New Roman" w:hAnsi="Courier New" w:cs="Courier New"/>
+          <w:color w:val="000000"/>
+          <w:sz w:val="20"/>
+          <w:szCs w:val="20"/>
+          <w:lang w:eastAsia="pt-BR"/>
+        </w:rPr>
+        <w:t xml:space="preserve"> </w:t>
+      </w:r>
+      <w:r>
+        <w:rPr>
+          <w:rFonts w:ascii="Courier New" w:eastAsia="Times New Roman" w:hAnsi="Courier New" w:cs="Courier New"/>
+          <w:color w:val="FF8000"/>
+          <w:sz w:val="20"/>
+          <w:szCs w:val="20"/>
+          <w:lang w:eastAsia="pt-BR"/>
+        </w:rPr>
+        <w:t>1</w:t>
+      </w:r>
+      <w:r>
+        <w:rPr>
+          <w:rFonts w:ascii="Courier New" w:eastAsia="Times New Roman" w:hAnsi="Courier New" w:cs="Courier New"/>
+          <w:b/>
+          <w:bCs/>
+          <w:color w:val="000080"/>
+          <w:sz w:val="20"/>
+          <w:szCs w:val="20"/>
+          <w:lang w:eastAsia="pt-BR"/>
+        </w:rPr>
+        <w:t>;</w:t>
+      </w:r>
+    </w:p>
+    <w:p>
+      <w:pPr>
+        <w:shd w:val="clear" w:color="auto" w:fill="FFFFFF"/>
+        <w:rPr>
+          <w:rFonts w:ascii="Courier New" w:eastAsia="Times New Roman" w:hAnsi="Courier New" w:cs="Courier New"/>
+          <w:color w:val="000000"/>
+          <w:sz w:val="20"/>
+          <w:szCs w:val="20"/>
+          <w:lang w:eastAsia="pt-BR"/>
+        </w:rPr>
+      </w:pPr>
+    </w:p>
+    <w:p>
+      <w:pPr>
+        <w:pStyle w:val="Ttulo3"/>
+        <w:rPr>
+          <w:rFonts w:ascii="Constantia" w:hAnsi="Constantia"/>
+          <w:b w:val="0"/>
+          <w:sz w:val="20"/>
+          <w:szCs w:val="20"/>
+        </w:rPr>
+      </w:pPr>
+      <w:r>
+        <w:rPr>
+          <w:rFonts w:ascii="Constantia" w:hAnsi="Constantia"/>
+          <w:b w:val="0"/>
+          <w:i/>
+          <w:sz w:val="20"/>
+          <w:szCs w:val="20"/>
+        </w:rPr>
+        <w:t>Exercício - INSERT (Aluno):</w:t>
+      </w:r>
+      <w:r>
+        <w:rPr>
+          <w:rFonts w:ascii="Constantia" w:hAnsi="Constantia"/>
+          <w:b w:val="0"/>
+          <w:sz w:val="20"/>
+          <w:szCs w:val="20"/>
+        </w:rPr>
+        <w:br/>
+        <w:t xml:space="preserve">Insira um item na venda </w:t>
+      </w:r>
+      <w:proofErr w:type="spellStart"/>
+      <w:r>
+        <w:rPr>
+          <w:rStyle w:val="Forte"/>
+          <w:rFonts w:ascii="Constantia" w:hAnsi="Constantia"/>
+          <w:sz w:val="20"/>
+          <w:szCs w:val="20"/>
+        </w:rPr>
+        <w:t>id_venda</w:t>
+      </w:r>
+      <w:proofErr w:type="spellEnd"/>
+      <w:r>
+        <w:rPr>
+          <w:rStyle w:val="Forte"/>
+          <w:rFonts w:ascii="Constantia" w:hAnsi="Constantia"/>
+          <w:sz w:val="20"/>
+          <w:szCs w:val="20"/>
+        </w:rPr>
+        <w:t xml:space="preserve"> = 2</w:t>
+      </w:r>
+      <w:r>
+        <w:rPr>
+          <w:rFonts w:ascii="Constantia" w:hAnsi="Constantia"/>
+          <w:b w:val="0"/>
+          <w:sz w:val="20"/>
+          <w:szCs w:val="20"/>
+        </w:rPr>
+        <w:t xml:space="preserve">, do produto </w:t>
+      </w:r>
+      <w:proofErr w:type="spellStart"/>
+      <w:r>
+        <w:rPr>
+          <w:rStyle w:val="Forte"/>
+          <w:rFonts w:ascii="Constantia" w:hAnsi="Constantia"/>
+          <w:sz w:val="20"/>
+          <w:szCs w:val="20"/>
+        </w:rPr>
+        <w:t>id_produto</w:t>
+      </w:r>
+      <w:proofErr w:type="spellEnd"/>
+      <w:r>
+        <w:rPr>
+          <w:rStyle w:val="Forte"/>
+          <w:rFonts w:ascii="Constantia" w:hAnsi="Constantia"/>
+          <w:sz w:val="20"/>
+          <w:szCs w:val="20"/>
+        </w:rPr>
+        <w:t xml:space="preserve"> = 2</w:t>
+      </w:r>
+      <w:r>
+        <w:rPr>
+          <w:rFonts w:ascii="Constantia" w:hAnsi="Constantia"/>
+          <w:b w:val="0"/>
+          <w:sz w:val="20"/>
+          <w:szCs w:val="20"/>
+        </w:rPr>
+        <w:t xml:space="preserve">, com quantidade </w:t>
+      </w:r>
+      <w:r>
+        <w:rPr>
+          <w:rStyle w:val="Forte"/>
+          <w:rFonts w:ascii="Constantia" w:hAnsi="Constantia"/>
+          <w:sz w:val="20"/>
+          <w:szCs w:val="20"/>
+        </w:rPr>
+        <w:t>3</w:t>
+      </w:r>
+      <w:r>
+        <w:rPr>
+          <w:rFonts w:ascii="Constantia" w:hAnsi="Constantia"/>
+          <w:b w:val="0"/>
+          <w:sz w:val="20"/>
+          <w:szCs w:val="20"/>
+        </w:rPr>
+        <w:t xml:space="preserve">, preço unitário </w:t>
+      </w:r>
+      <w:r>
+        <w:rPr>
+          <w:rStyle w:val="Forte"/>
+          <w:rFonts w:ascii="Constantia" w:hAnsi="Constantia"/>
+          <w:sz w:val="20"/>
+          <w:szCs w:val="20"/>
+        </w:rPr>
+        <w:t>80.00</w:t>
+      </w:r>
+      <w:r>
+        <w:rPr>
+          <w:rFonts w:ascii="Constantia" w:hAnsi="Constantia"/>
+          <w:b w:val="0"/>
+          <w:sz w:val="20"/>
+          <w:szCs w:val="20"/>
+        </w:rPr>
+        <w:t>.</w:t>
+      </w:r>
+    </w:p>
+    <w:p>
+      <w:pPr>
+        <w:shd w:val="clear" w:color="auto" w:fill="FFFFFF"/>
+        <w:rPr>
+          <w:rFonts w:ascii="Constantia" w:eastAsia="Times New Roman" w:hAnsi="Constantia" w:cs="Courier New"/>
+          <w:bCs/>
+          <w:color w:val="000080"/>
+          <w:sz w:val="20"/>
+          <w:szCs w:val="20"/>
+          <w:lang w:eastAsia="pt-BR"/>
+        </w:rPr>
+      </w:pPr>
+      <w:r>
+        <w:rPr>
+          <w:rFonts w:ascii="Constantia" w:hAnsi="Constantia"/>
+          <w:i/>
+          <w:sz w:val="20"/>
+          <w:szCs w:val="20"/>
+        </w:rPr>
+        <w:t>Gabarito esperado:</w:t>
+      </w:r>
+      <w:r>
+        <w:rPr>
+          <w:rFonts w:ascii="Constantia" w:hAnsi="Constantia"/>
+          <w:sz w:val="20"/>
+          <w:szCs w:val="20"/>
+        </w:rPr>
+        <w:br/>
+      </w:r>
+      <w:r>
+        <w:rPr>
+          <w:rFonts w:ascii="Courier New" w:eastAsia="Times New Roman" w:hAnsi="Courier New" w:cs="Courier New"/>
+          <w:b/>
+          <w:bCs/>
+          <w:color w:val="0000FF"/>
+          <w:sz w:val="20"/>
+          <w:szCs w:val="20"/>
+          <w:lang w:eastAsia="pt-BR"/>
+        </w:rPr>
+        <w:t>INSERT INTO</w:t>
+      </w:r>
+      <w:r>
+        <w:rPr>
+          <w:rFonts w:ascii="Constantia" w:eastAsia="Times New Roman" w:hAnsi="Constantia" w:cs="Courier New"/>
+          <w:color w:val="000000"/>
+          <w:sz w:val="20"/>
+          <w:szCs w:val="20"/>
+          <w:lang w:eastAsia="pt-BR"/>
+        </w:rPr>
+        <w:t xml:space="preserve"> </w:t>
+      </w:r>
+      <w:proofErr w:type="spellStart"/>
+      <w:r>
+        <w:rPr>
+          <w:rFonts w:ascii="Constantia" w:eastAsia="Times New Roman" w:hAnsi="Constantia" w:cs="Courier New"/>
+          <w:color w:val="000000"/>
+          <w:sz w:val="20"/>
+          <w:szCs w:val="20"/>
+          <w:lang w:eastAsia="pt-BR"/>
+        </w:rPr>
+        <w:t>itens_venda</w:t>
+      </w:r>
+      <w:proofErr w:type="spellEnd"/>
+      <w:r>
+        <w:rPr>
+          <w:rFonts w:ascii="Constantia" w:eastAsia="Times New Roman" w:hAnsi="Constantia" w:cs="Courier New"/>
+          <w:color w:val="000000"/>
+          <w:sz w:val="20"/>
+          <w:szCs w:val="20"/>
+          <w:lang w:eastAsia="pt-BR"/>
+        </w:rPr>
+        <w:t xml:space="preserve"> </w:t>
+      </w:r>
+      <w:r>
+        <w:rPr>
+          <w:rFonts w:ascii="Constantia" w:eastAsia="Times New Roman" w:hAnsi="Constantia" w:cs="Courier New"/>
+          <w:bCs/>
+          <w:color w:val="000080"/>
+          <w:sz w:val="20"/>
+          <w:szCs w:val="20"/>
+          <w:lang w:eastAsia="pt-BR"/>
+        </w:rPr>
+        <w:t>(</w:t>
+      </w:r>
+      <w:proofErr w:type="spellStart"/>
+      <w:r>
+        <w:rPr>
+          <w:rFonts w:ascii="Constantia" w:eastAsia="Times New Roman" w:hAnsi="Constantia" w:cs="Courier New"/>
+          <w:color w:val="000000"/>
+          <w:sz w:val="20"/>
+          <w:szCs w:val="20"/>
+          <w:lang w:eastAsia="pt-BR"/>
+        </w:rPr>
+        <w:t>id_venda</w:t>
+      </w:r>
+      <w:proofErr w:type="spellEnd"/>
+      <w:r>
+        <w:rPr>
+          <w:rFonts w:ascii="Constantia" w:eastAsia="Times New Roman" w:hAnsi="Constantia" w:cs="Courier New"/>
+          <w:bCs/>
+          <w:color w:val="000080"/>
+          <w:sz w:val="20"/>
+          <w:szCs w:val="20"/>
+          <w:lang w:eastAsia="pt-BR"/>
+        </w:rPr>
+        <w:t>,</w:t>
+      </w:r>
+      <w:r>
+        <w:rPr>
+          <w:rFonts w:ascii="Constantia" w:eastAsia="Times New Roman" w:hAnsi="Constantia" w:cs="Courier New"/>
+          <w:color w:val="000000"/>
+          <w:sz w:val="20"/>
+          <w:szCs w:val="20"/>
+          <w:lang w:eastAsia="pt-BR"/>
+        </w:rPr>
+        <w:t xml:space="preserve"> </w:t>
+      </w:r>
+      <w:proofErr w:type="spellStart"/>
+      <w:r>
+        <w:rPr>
+          <w:rFonts w:ascii="Constantia" w:eastAsia="Times New Roman" w:hAnsi="Constantia" w:cs="Courier New"/>
+          <w:color w:val="000000"/>
+          <w:sz w:val="20"/>
+          <w:szCs w:val="20"/>
+          <w:lang w:eastAsia="pt-BR"/>
+        </w:rPr>
+        <w:t>id_produto</w:t>
+      </w:r>
+      <w:proofErr w:type="spellEnd"/>
+      <w:r>
+        <w:rPr>
+          <w:rFonts w:ascii="Constantia" w:eastAsia="Times New Roman" w:hAnsi="Constantia" w:cs="Courier New"/>
+          <w:bCs/>
+          <w:color w:val="000080"/>
+          <w:sz w:val="20"/>
+          <w:szCs w:val="20"/>
+          <w:lang w:eastAsia="pt-BR"/>
+        </w:rPr>
+        <w:t>,</w:t>
+      </w:r>
+      <w:r>
+        <w:rPr>
+          <w:rFonts w:ascii="Constantia" w:eastAsia="Times New Roman" w:hAnsi="Constantia" w:cs="Courier New"/>
+          <w:color w:val="000000"/>
+          <w:sz w:val="20"/>
+          <w:szCs w:val="20"/>
+          <w:lang w:eastAsia="pt-BR"/>
+        </w:rPr>
+        <w:t xml:space="preserve"> quantidade</w:t>
+      </w:r>
+      <w:r>
+        <w:rPr>
+          <w:rFonts w:ascii="Constantia" w:eastAsia="Times New Roman" w:hAnsi="Constantia" w:cs="Courier New"/>
+          <w:bCs/>
+          <w:color w:val="000080"/>
+          <w:sz w:val="20"/>
+          <w:szCs w:val="20"/>
+          <w:lang w:eastAsia="pt-BR"/>
+        </w:rPr>
+        <w:t>,</w:t>
+      </w:r>
+      <w:r>
+        <w:rPr>
+          <w:rFonts w:ascii="Constantia" w:eastAsia="Times New Roman" w:hAnsi="Constantia" w:cs="Courier New"/>
+          <w:color w:val="000000"/>
+          <w:sz w:val="20"/>
+          <w:szCs w:val="20"/>
+          <w:lang w:eastAsia="pt-BR"/>
+        </w:rPr>
+        <w:t xml:space="preserve"> </w:t>
+      </w:r>
+      <w:proofErr w:type="spellStart"/>
+      <w:r>
+        <w:rPr>
+          <w:rFonts w:ascii="Constantia" w:eastAsia="Times New Roman" w:hAnsi="Constantia" w:cs="Courier New"/>
+          <w:color w:val="000000"/>
+          <w:sz w:val="20"/>
+          <w:szCs w:val="20"/>
+          <w:lang w:eastAsia="pt-BR"/>
+        </w:rPr>
+        <w:t>preco_unitario</w:t>
+      </w:r>
+      <w:proofErr w:type="spellEnd"/>
+      <w:r>
+        <w:rPr>
+          <w:rFonts w:ascii="Constantia" w:eastAsia="Times New Roman" w:hAnsi="Constantia" w:cs="Courier New"/>
+          <w:bCs/>
+          <w:color w:val="000080"/>
+          <w:sz w:val="20"/>
+          <w:szCs w:val="20"/>
+          <w:lang w:eastAsia="pt-BR"/>
+        </w:rPr>
+        <w:t>)</w:t>
+      </w:r>
+      <w:r>
+        <w:rPr>
+          <w:rFonts w:ascii="Constantia" w:eastAsia="Times New Roman" w:hAnsi="Constantia" w:cs="Courier New"/>
+          <w:bCs/>
+          <w:color w:val="000080"/>
+          <w:sz w:val="20"/>
+          <w:szCs w:val="20"/>
+          <w:lang w:eastAsia="pt-BR"/>
+        </w:rPr>
+        <w:br/>
+      </w:r>
+      <w:r>
+        <w:rPr>
+          <w:rFonts w:ascii="Courier New" w:eastAsia="Times New Roman" w:hAnsi="Courier New" w:cs="Courier New"/>
+          <w:b/>
+          <w:bCs/>
+          <w:color w:val="0000FF"/>
+          <w:sz w:val="20"/>
+          <w:szCs w:val="20"/>
+          <w:lang w:eastAsia="pt-BR"/>
+        </w:rPr>
+        <w:t>VALUES</w:t>
+      </w:r>
+      <w:r>
+        <w:rPr>
+          <w:rFonts w:ascii="Constantia" w:eastAsia="Times New Roman" w:hAnsi="Constantia" w:cs="Courier New"/>
+          <w:color w:val="000000"/>
+          <w:sz w:val="20"/>
+          <w:szCs w:val="20"/>
+          <w:lang w:eastAsia="pt-BR"/>
+        </w:rPr>
+        <w:t xml:space="preserve"> </w:t>
+      </w:r>
+      <w:r>
+        <w:rPr>
+          <w:rFonts w:ascii="Constantia" w:eastAsia="Times New Roman" w:hAnsi="Constantia" w:cs="Courier New"/>
+          <w:bCs/>
+          <w:color w:val="000080"/>
+          <w:sz w:val="20"/>
+          <w:szCs w:val="20"/>
+          <w:lang w:eastAsia="pt-BR"/>
+        </w:rPr>
+        <w:t>(</w:t>
+      </w:r>
+      <w:r>
+        <w:rPr>
+          <w:rFonts w:ascii="Constantia" w:eastAsia="Times New Roman" w:hAnsi="Constantia" w:cs="Courier New"/>
+          <w:color w:val="FF8000"/>
+          <w:sz w:val="20"/>
+          <w:szCs w:val="20"/>
+          <w:lang w:eastAsia="pt-BR"/>
+        </w:rPr>
+        <w:t>2</w:t>
+      </w:r>
+      <w:r>
+        <w:rPr>
+          <w:rFonts w:ascii="Constantia" w:eastAsia="Times New Roman" w:hAnsi="Constantia" w:cs="Courier New"/>
+          <w:bCs/>
+          <w:color w:val="000080"/>
+          <w:sz w:val="20"/>
+          <w:szCs w:val="20"/>
+          <w:lang w:eastAsia="pt-BR"/>
+        </w:rPr>
+        <w:t>,</w:t>
+      </w:r>
+      <w:r>
+        <w:rPr>
+          <w:rFonts w:ascii="Constantia" w:eastAsia="Times New Roman" w:hAnsi="Constantia" w:cs="Courier New"/>
+          <w:color w:val="000000"/>
+          <w:sz w:val="20"/>
+          <w:szCs w:val="20"/>
+          <w:lang w:eastAsia="pt-BR"/>
+        </w:rPr>
+        <w:t xml:space="preserve"> </w:t>
+      </w:r>
+      <w:r>
+        <w:rPr>
+          <w:rFonts w:ascii="Constantia" w:eastAsia="Times New Roman" w:hAnsi="Constantia" w:cs="Courier New"/>
+          <w:color w:val="FF8000"/>
+          <w:sz w:val="20"/>
+          <w:szCs w:val="20"/>
+          <w:lang w:eastAsia="pt-BR"/>
+        </w:rPr>
+        <w:t>2</w:t>
+      </w:r>
+      <w:r>
+        <w:rPr>
+          <w:rFonts w:ascii="Constantia" w:eastAsia="Times New Roman" w:hAnsi="Constantia" w:cs="Courier New"/>
+          <w:bCs/>
+          <w:color w:val="000080"/>
+          <w:sz w:val="20"/>
+          <w:szCs w:val="20"/>
+          <w:lang w:eastAsia="pt-BR"/>
+        </w:rPr>
+        <w:t>,</w:t>
+      </w:r>
+      <w:r>
+        <w:rPr>
+          <w:rFonts w:ascii="Constantia" w:eastAsia="Times New Roman" w:hAnsi="Constantia" w:cs="Courier New"/>
+          <w:color w:val="000000"/>
+          <w:sz w:val="20"/>
+          <w:szCs w:val="20"/>
+          <w:lang w:eastAsia="pt-BR"/>
+        </w:rPr>
+        <w:t xml:space="preserve"> </w:t>
+      </w:r>
+      <w:r>
+        <w:rPr>
+          <w:rFonts w:ascii="Constantia" w:eastAsia="Times New Roman" w:hAnsi="Constantia" w:cs="Courier New"/>
+          <w:color w:val="FF8000"/>
+          <w:sz w:val="20"/>
+          <w:szCs w:val="20"/>
+          <w:lang w:eastAsia="pt-BR"/>
+        </w:rPr>
+        <w:t>3</w:t>
+      </w:r>
+      <w:r>
+        <w:rPr>
+          <w:rFonts w:ascii="Constantia" w:eastAsia="Times New Roman" w:hAnsi="Constantia" w:cs="Courier New"/>
+          <w:bCs/>
+          <w:color w:val="000080"/>
+          <w:sz w:val="20"/>
+          <w:szCs w:val="20"/>
+          <w:lang w:eastAsia="pt-BR"/>
+        </w:rPr>
+        <w:t>,</w:t>
+      </w:r>
+      <w:r>
+        <w:rPr>
+          <w:rFonts w:ascii="Constantia" w:eastAsia="Times New Roman" w:hAnsi="Constantia" w:cs="Courier New"/>
+          <w:color w:val="000000"/>
+          <w:sz w:val="20"/>
+          <w:szCs w:val="20"/>
+          <w:lang w:eastAsia="pt-BR"/>
+        </w:rPr>
+        <w:t xml:space="preserve"> </w:t>
+      </w:r>
+      <w:r>
+        <w:rPr>
+          <w:rFonts w:ascii="Constantia" w:eastAsia="Times New Roman" w:hAnsi="Constantia" w:cs="Courier New"/>
+          <w:color w:val="FF8000"/>
+          <w:sz w:val="20"/>
+          <w:szCs w:val="20"/>
+          <w:lang w:eastAsia="pt-BR"/>
+        </w:rPr>
+        <w:t>80.00</w:t>
+      </w:r>
+      <w:r>
+        <w:rPr>
+          <w:rFonts w:ascii="Constantia" w:eastAsia="Times New Roman" w:hAnsi="Constantia" w:cs="Courier New"/>
+          <w:bCs/>
+          <w:color w:val="000080"/>
+          <w:sz w:val="20"/>
+          <w:szCs w:val="20"/>
+          <w:lang w:eastAsia="pt-BR"/>
+        </w:rPr>
+        <w:t>);</w:t>
+      </w:r>
+    </w:p>
+    <w:p>
+      <w:pPr>
+        <w:shd w:val="clear" w:color="auto" w:fill="FFFFFF"/>
+        <w:rPr>
+          <w:rFonts w:ascii="Constantia" w:eastAsia="Times New Roman" w:hAnsi="Constantia" w:cs="Courier New"/>
+          <w:bCs/>
+          <w:color w:val="000080"/>
+          <w:sz w:val="20"/>
+          <w:szCs w:val="20"/>
+          <w:lang w:eastAsia="pt-BR"/>
+        </w:rPr>
+      </w:pPr>
+    </w:p>
+    <w:p>
+      <w:pPr>
+        <w:shd w:val="clear" w:color="auto" w:fill="FFFFFF"/>
+        <w:rPr>
+          <w:rFonts w:ascii="Constantia" w:hAnsi="Constantia"/>
+          <w:sz w:val="20"/>
+          <w:szCs w:val="20"/>
+        </w:rPr>
+      </w:pPr>
+      <w:r>
+        <w:rPr>
+          <w:rFonts w:ascii="Constantia" w:hAnsi="Constantia"/>
+          <w:i/>
+          <w:sz w:val="20"/>
+          <w:szCs w:val="20"/>
+        </w:rPr>
+        <w:t>Exercício - SELECT (Aluno):</w:t>
+      </w:r>
+      <w:r>
+        <w:rPr>
+          <w:rFonts w:ascii="Constantia" w:hAnsi="Constantia"/>
+          <w:sz w:val="20"/>
+          <w:szCs w:val="20"/>
+        </w:rPr>
+        <w:br/>
+        <w:t xml:space="preserve">Liste os </w:t>
+      </w:r>
+      <w:r>
+        <w:rPr>
+          <w:rStyle w:val="Forte"/>
+          <w:rFonts w:ascii="Constantia" w:hAnsi="Constantia"/>
+          <w:b w:val="0"/>
+          <w:sz w:val="20"/>
+          <w:szCs w:val="20"/>
+        </w:rPr>
+        <w:t>produtos (</w:t>
+      </w:r>
+      <w:proofErr w:type="spellStart"/>
+      <w:r>
+        <w:rPr>
+          <w:rStyle w:val="Forte"/>
+          <w:rFonts w:ascii="Constantia" w:hAnsi="Constantia"/>
+          <w:b w:val="0"/>
+          <w:sz w:val="20"/>
+          <w:szCs w:val="20"/>
+        </w:rPr>
+        <w:t>id_produto</w:t>
+      </w:r>
+      <w:proofErr w:type="spellEnd"/>
+      <w:r>
+        <w:rPr>
+          <w:rStyle w:val="Forte"/>
+          <w:rFonts w:ascii="Constantia" w:hAnsi="Constantia"/>
+          <w:b w:val="0"/>
+          <w:sz w:val="20"/>
+          <w:szCs w:val="20"/>
+        </w:rPr>
+        <w:t xml:space="preserve"> e quantidade)</w:t>
+      </w:r>
+      <w:r>
+        <w:rPr>
+          <w:rFonts w:ascii="Constantia" w:hAnsi="Constantia"/>
+          <w:sz w:val="20"/>
+          <w:szCs w:val="20"/>
+        </w:rPr>
+        <w:t xml:space="preserve"> vendidos na </w:t>
+      </w:r>
+      <w:r>
+        <w:rPr>
+          <w:rStyle w:val="Forte"/>
+          <w:rFonts w:ascii="Constantia" w:hAnsi="Constantia"/>
+          <w:b w:val="0"/>
+          <w:sz w:val="20"/>
+          <w:szCs w:val="20"/>
+        </w:rPr>
+        <w:t>venda de ID 2</w:t>
+      </w:r>
+      <w:r>
+        <w:rPr>
+          <w:rFonts w:ascii="Constantia" w:hAnsi="Constantia"/>
+          <w:sz w:val="20"/>
+          <w:szCs w:val="20"/>
+        </w:rPr>
+        <w:t>.</w:t>
+      </w:r>
+    </w:p>
+    <w:p>
+      <w:pPr>
+        <w:shd w:val="clear" w:color="auto" w:fill="FFFFFF"/>
+        <w:rPr>
+          <w:rFonts w:ascii="Courier New" w:eastAsia="Times New Roman" w:hAnsi="Courier New" w:cs="Courier New"/>
+          <w:color w:val="000000"/>
+          <w:sz w:val="20"/>
+          <w:szCs w:val="20"/>
+          <w:lang w:eastAsia="pt-BR"/>
+        </w:rPr>
+      </w:pPr>
+      <w:r>
+        <w:rPr>
+          <w:rFonts w:ascii="Constantia" w:hAnsi="Constantia"/>
+          <w:sz w:val="20"/>
+          <w:szCs w:val="20"/>
+        </w:rPr>
+        <w:br/>
+      </w:r>
+      <w:r>
+        <w:rPr>
+          <w:rFonts w:ascii="Constantia" w:hAnsi="Constantia"/>
+          <w:i/>
+          <w:sz w:val="20"/>
+          <w:szCs w:val="20"/>
+        </w:rPr>
+        <w:t>Gabarito esperado:</w:t>
+      </w:r>
+      <w:r>
+        <w:rPr>
+          <w:rFonts w:ascii="Constantia" w:hAnsi="Constantia"/>
+          <w:sz w:val="20"/>
+          <w:szCs w:val="20"/>
+        </w:rPr>
+        <w:br/>
+      </w:r>
+      <w:r>
+        <w:rPr>
+          <w:rFonts w:ascii="Courier New" w:eastAsia="Times New Roman" w:hAnsi="Courier New" w:cs="Courier New"/>
+          <w:b/>
+          <w:bCs/>
+          <w:color w:val="0000FF"/>
+          <w:sz w:val="20"/>
+          <w:szCs w:val="20"/>
+          <w:lang w:eastAsia="pt-BR"/>
+        </w:rPr>
+        <w:t>SELECT</w:t>
+      </w:r>
+      <w:r>
+        <w:rPr>
+          <w:rFonts w:ascii="Courier New" w:eastAsia="Times New Roman" w:hAnsi="Courier New" w:cs="Courier New"/>
+          <w:color w:val="000000"/>
+          <w:sz w:val="20"/>
+          <w:szCs w:val="20"/>
+          <w:lang w:eastAsia="pt-BR"/>
+        </w:rPr>
+        <w:t xml:space="preserve"> </w:t>
+      </w:r>
+      <w:proofErr w:type="spellStart"/>
+      <w:r>
+        <w:rPr>
+          <w:rFonts w:ascii="Courier New" w:eastAsia="Times New Roman" w:hAnsi="Courier New" w:cs="Courier New"/>
+          <w:color w:val="000000"/>
+          <w:sz w:val="20"/>
+          <w:szCs w:val="20"/>
+          <w:lang w:eastAsia="pt-BR"/>
+        </w:rPr>
+        <w:t>id_produto</w:t>
+      </w:r>
+      <w:proofErr w:type="spellEnd"/>
+      <w:r>
+        <w:rPr>
+          <w:rFonts w:ascii="Courier New" w:eastAsia="Times New Roman" w:hAnsi="Courier New" w:cs="Courier New"/>
+          <w:b/>
+          <w:bCs/>
+          <w:color w:val="000080"/>
+          <w:sz w:val="20"/>
+          <w:szCs w:val="20"/>
+          <w:lang w:eastAsia="pt-BR"/>
+        </w:rPr>
+        <w:t>,</w:t>
+      </w:r>
+      <w:r>
+        <w:rPr>
+          <w:rFonts w:ascii="Courier New" w:eastAsia="Times New Roman" w:hAnsi="Courier New" w:cs="Courier New"/>
+          <w:color w:val="000000"/>
+          <w:sz w:val="20"/>
+          <w:szCs w:val="20"/>
+          <w:lang w:eastAsia="pt-BR"/>
+        </w:rPr>
+        <w:t xml:space="preserve"> quantidade </w:t>
+      </w:r>
+      <w:r>
+        <w:rPr>
+          <w:rFonts w:ascii="Courier New" w:eastAsia="Times New Roman" w:hAnsi="Courier New" w:cs="Courier New"/>
+          <w:b/>
+          <w:bCs/>
+          <w:color w:val="0000FF"/>
+          <w:sz w:val="20"/>
+          <w:szCs w:val="20"/>
+          <w:lang w:eastAsia="pt-BR"/>
+        </w:rPr>
+        <w:t>FROM</w:t>
+      </w:r>
+      <w:r>
+        <w:rPr>
+          <w:rFonts w:ascii="Courier New" w:eastAsia="Times New Roman" w:hAnsi="Courier New" w:cs="Courier New"/>
+          <w:color w:val="000000"/>
+          <w:sz w:val="20"/>
+          <w:szCs w:val="20"/>
+          <w:lang w:eastAsia="pt-BR"/>
+        </w:rPr>
+        <w:t xml:space="preserve"> </w:t>
+      </w:r>
+      <w:proofErr w:type="spellStart"/>
+      <w:r>
+        <w:rPr>
+          <w:rFonts w:ascii="Courier New" w:eastAsia="Times New Roman" w:hAnsi="Courier New" w:cs="Courier New"/>
+          <w:color w:val="000000"/>
+          <w:sz w:val="20"/>
+          <w:szCs w:val="20"/>
+          <w:lang w:eastAsia="pt-BR"/>
+        </w:rPr>
+        <w:t>itens_venda</w:t>
+      </w:r>
+      <w:proofErr w:type="spellEnd"/>
+      <w:r>
+        <w:rPr>
+          <w:rFonts w:ascii="Courier New" w:eastAsia="Times New Roman" w:hAnsi="Courier New" w:cs="Courier New"/>
+          <w:color w:val="000000"/>
+          <w:sz w:val="20"/>
+          <w:szCs w:val="20"/>
+          <w:lang w:eastAsia="pt-BR"/>
+        </w:rPr>
+        <w:t xml:space="preserve"> </w:t>
+      </w:r>
+      <w:r>
+        <w:rPr>
+          <w:rFonts w:ascii="Courier New" w:eastAsia="Times New Roman" w:hAnsi="Courier New" w:cs="Courier New"/>
+          <w:b/>
+          <w:bCs/>
+          <w:color w:val="0000FF"/>
+          <w:sz w:val="20"/>
+          <w:szCs w:val="20"/>
+          <w:lang w:eastAsia="pt-BR"/>
+        </w:rPr>
+        <w:t>WHERE</w:t>
+      </w:r>
+      <w:r>
+        <w:rPr>
+          <w:rFonts w:ascii="Courier New" w:eastAsia="Times New Roman" w:hAnsi="Courier New" w:cs="Courier New"/>
+          <w:color w:val="000000"/>
+          <w:sz w:val="20"/>
+          <w:szCs w:val="20"/>
+          <w:lang w:eastAsia="pt-BR"/>
+        </w:rPr>
+        <w:t xml:space="preserve"> </w:t>
+      </w:r>
+      <w:proofErr w:type="spellStart"/>
+      <w:r>
+        <w:rPr>
+          <w:rFonts w:ascii="Courier New" w:eastAsia="Times New Roman" w:hAnsi="Courier New" w:cs="Courier New"/>
+          <w:color w:val="000000"/>
+          <w:sz w:val="20"/>
+          <w:szCs w:val="20"/>
+          <w:lang w:eastAsia="pt-BR"/>
+        </w:rPr>
+        <w:t>id_venda</w:t>
+      </w:r>
+      <w:proofErr w:type="spellEnd"/>
+      <w:r>
+        <w:rPr>
+          <w:rFonts w:ascii="Courier New" w:eastAsia="Times New Roman" w:hAnsi="Courier New" w:cs="Courier New"/>
+          <w:color w:val="000000"/>
+          <w:sz w:val="20"/>
+          <w:szCs w:val="20"/>
+          <w:lang w:eastAsia="pt-BR"/>
+        </w:rPr>
+        <w:t xml:space="preserve"> </w:t>
+      </w:r>
+      <w:r>
+        <w:rPr>
+          <w:rFonts w:ascii="Courier New" w:eastAsia="Times New Roman" w:hAnsi="Courier New" w:cs="Courier New"/>
+          <w:b/>
+          <w:bCs/>
+          <w:color w:val="000080"/>
+          <w:sz w:val="20"/>
+          <w:szCs w:val="20"/>
+          <w:lang w:eastAsia="pt-BR"/>
+        </w:rPr>
+        <w:t>=</w:t>
+      </w:r>
+      <w:r>
+        <w:rPr>
+          <w:rFonts w:ascii="Courier New" w:eastAsia="Times New Roman" w:hAnsi="Courier New" w:cs="Courier New"/>
+          <w:color w:val="000000"/>
+          <w:sz w:val="20"/>
+          <w:szCs w:val="20"/>
+          <w:lang w:eastAsia="pt-BR"/>
+        </w:rPr>
+        <w:t xml:space="preserve"> </w:t>
+      </w:r>
+      <w:r>
+        <w:rPr>
+          <w:rFonts w:ascii="Courier New" w:eastAsia="Times New Roman" w:hAnsi="Courier New" w:cs="Courier New"/>
+          <w:color w:val="FF8000"/>
+          <w:sz w:val="20"/>
+          <w:szCs w:val="20"/>
+          <w:lang w:eastAsia="pt-BR"/>
+        </w:rPr>
+        <w:t>2</w:t>
+      </w:r>
+      <w:r>
+        <w:rPr>
+          <w:rFonts w:ascii="Courier New" w:eastAsia="Times New Roman" w:hAnsi="Courier New" w:cs="Courier New"/>
+          <w:b/>
+          <w:bCs/>
+          <w:color w:val="000080"/>
+          <w:sz w:val="20"/>
+          <w:szCs w:val="20"/>
+          <w:lang w:eastAsia="pt-BR"/>
+        </w:rPr>
+        <w:t>;</w:t>
+      </w:r>
+    </w:p>
+    <w:p>
+      <w:pPr>
+        <w:pStyle w:val="Ttulo3"/>
+        <w:rPr>
+          <w:rFonts w:ascii="Constantia" w:hAnsi="Constantia"/>
+          <w:sz w:val="20"/>
+          <w:szCs w:val="20"/>
+        </w:rPr>
+      </w:pPr>
+      <w:r>
+        <w:rPr>
+          <w:rFonts w:ascii="Constantia" w:hAnsi="Constantia"/>
+        </w:rPr>
+        <w:pict>
+          <v:rect id="_x0000_i1036" style="width:0;height:1.5pt" o:hralign="center" o:bullet="t" o:hrstd="t" o:hr="t" fillcolor="#a0a0a0" stroked="f"/>
+        </w:pict>
+      </w:r>
+    </w:p>
+    <w:p>
+      <w:pPr>
+        <w:pStyle w:val="Ttulo3"/>
+        <w:rPr>
+          <w:rFonts w:ascii="Constantia" w:hAnsi="Constantia"/>
+          <w:b w:val="0"/>
+          <w:bCs w:val="0"/>
+          <w:sz w:val="20"/>
+          <w:szCs w:val="20"/>
+        </w:rPr>
+      </w:pPr>
+    </w:p>
+    <w:p>
+      <w:pPr>
+        <w:rPr>
+          <w:rStyle w:val="Forte"/>
+          <w:rFonts w:ascii="Constantia" w:hAnsi="Constantia"/>
+          <w:i/>
+          <w:sz w:val="24"/>
+          <w:szCs w:val="24"/>
+        </w:rPr>
+      </w:pPr>
+      <w:bookmarkStart w:id="0" w:name="_GoBack"/>
+      <w:r>
+        <w:rPr>
+          <w:rFonts w:ascii="Constantia" w:hAnsi="Constantia"/>
+          <w:sz w:val="24"/>
+          <w:szCs w:val="24"/>
+        </w:rPr>
+        <w:lastRenderedPageBreak/>
+        <w:t>5</w:t>
+      </w:r>
+      <w:r>
+        <w:rPr>
+          <w:rFonts w:ascii="Constantia" w:hAnsi="Constantia"/>
+          <w:sz w:val="24"/>
+          <w:szCs w:val="24"/>
+        </w:rPr>
+        <w:t xml:space="preserve"> - Tabela: </w:t>
+      </w:r>
+      <w:r>
+        <w:rPr>
+          <w:rStyle w:val="Forte"/>
+          <w:rFonts w:ascii="Constantia" w:hAnsi="Constantia"/>
+          <w:b w:val="0"/>
+          <w:i/>
+          <w:sz w:val="24"/>
+          <w:szCs w:val="24"/>
+        </w:rPr>
+        <w:t>pagamentos</w:t>
+      </w:r>
+    </w:p>
+    <w:p>
+      <w:pPr>
+        <w:shd w:val="clear" w:color="auto" w:fill="FFFFFF"/>
+        <w:rPr>
+          <w:rFonts w:ascii="Courier New" w:eastAsia="Times New Roman" w:hAnsi="Courier New" w:cs="Courier New"/>
+          <w:b/>
+          <w:bCs/>
+          <w:color w:val="000080"/>
+          <w:sz w:val="20"/>
+          <w:szCs w:val="20"/>
+          <w:lang w:eastAsia="pt-BR"/>
+        </w:rPr>
+      </w:pPr>
+      <w:r>
+        <w:rPr>
+          <w:rFonts w:ascii="Constantia" w:hAnsi="Constantia"/>
+          <w:b/>
+          <w:sz w:val="20"/>
+          <w:szCs w:val="20"/>
+        </w:rPr>
+        <w:t>Exemplo de INSERT:</w:t>
+      </w:r>
+      <w:r>
+        <w:br/>
+      </w:r>
+      <w:r>
+        <w:rPr>
+          <w:rFonts w:ascii="Courier New" w:eastAsia="Times New Roman" w:hAnsi="Courier New" w:cs="Courier New"/>
+          <w:b/>
+          <w:bCs/>
+          <w:color w:val="0000FF"/>
+          <w:sz w:val="20"/>
+          <w:szCs w:val="20"/>
+          <w:lang w:eastAsia="pt-BR"/>
+        </w:rPr>
+        <w:t>INSERT</w:t>
+      </w:r>
+      <w:r>
+        <w:rPr>
+          <w:rFonts w:ascii="Courier New" w:eastAsia="Times New Roman" w:hAnsi="Courier New" w:cs="Courier New"/>
+          <w:color w:val="000000"/>
+          <w:sz w:val="20"/>
+          <w:szCs w:val="20"/>
+          <w:lang w:eastAsia="pt-BR"/>
+        </w:rPr>
+        <w:t xml:space="preserve"> </w:t>
+      </w:r>
+      <w:r>
+        <w:rPr>
+          <w:rFonts w:ascii="Courier New" w:eastAsia="Times New Roman" w:hAnsi="Courier New" w:cs="Courier New"/>
+          <w:b/>
+          <w:bCs/>
+          <w:color w:val="0000FF"/>
+          <w:sz w:val="20"/>
+          <w:szCs w:val="20"/>
+          <w:lang w:eastAsia="pt-BR"/>
+        </w:rPr>
+        <w:t>INTO</w:t>
+      </w:r>
+      <w:r>
+        <w:rPr>
+          <w:rFonts w:ascii="Courier New" w:eastAsia="Times New Roman" w:hAnsi="Courier New" w:cs="Courier New"/>
+          <w:color w:val="000000"/>
+          <w:sz w:val="20"/>
+          <w:szCs w:val="20"/>
+          <w:lang w:eastAsia="pt-BR"/>
+        </w:rPr>
+        <w:t xml:space="preserve"> pagamentos </w:t>
+      </w:r>
+      <w:r>
+        <w:rPr>
+          <w:rFonts w:ascii="Courier New" w:eastAsia="Times New Roman" w:hAnsi="Courier New" w:cs="Courier New"/>
+          <w:b/>
+          <w:bCs/>
+          <w:color w:val="000080"/>
+          <w:sz w:val="20"/>
+          <w:szCs w:val="20"/>
+          <w:lang w:eastAsia="pt-BR"/>
+        </w:rPr>
+        <w:t>(</w:t>
+      </w:r>
+      <w:proofErr w:type="spellStart"/>
+      <w:r>
+        <w:rPr>
+          <w:rFonts w:ascii="Courier New" w:eastAsia="Times New Roman" w:hAnsi="Courier New" w:cs="Courier New"/>
+          <w:color w:val="000000"/>
+          <w:sz w:val="20"/>
+          <w:szCs w:val="20"/>
+          <w:lang w:eastAsia="pt-BR"/>
+        </w:rPr>
+        <w:t>id_venda</w:t>
+      </w:r>
+      <w:proofErr w:type="spellEnd"/>
+      <w:r>
+        <w:rPr>
+          <w:rFonts w:ascii="Courier New" w:eastAsia="Times New Roman" w:hAnsi="Courier New" w:cs="Courier New"/>
+          <w:b/>
+          <w:bCs/>
+          <w:color w:val="000080"/>
+          <w:sz w:val="20"/>
+          <w:szCs w:val="20"/>
+          <w:lang w:eastAsia="pt-BR"/>
+        </w:rPr>
+        <w:t>,</w:t>
+      </w:r>
+      <w:r>
+        <w:rPr>
+          <w:rFonts w:ascii="Courier New" w:eastAsia="Times New Roman" w:hAnsi="Courier New" w:cs="Courier New"/>
+          <w:color w:val="000000"/>
+          <w:sz w:val="20"/>
+          <w:szCs w:val="20"/>
+          <w:lang w:eastAsia="pt-BR"/>
+        </w:rPr>
+        <w:t xml:space="preserve"> </w:t>
+      </w:r>
+      <w:proofErr w:type="spellStart"/>
+      <w:r>
+        <w:rPr>
+          <w:rFonts w:ascii="Courier New" w:eastAsia="Times New Roman" w:hAnsi="Courier New" w:cs="Courier New"/>
+          <w:color w:val="000000"/>
+          <w:sz w:val="20"/>
+          <w:szCs w:val="20"/>
+          <w:lang w:eastAsia="pt-BR"/>
+        </w:rPr>
+        <w:t>data_pagamento</w:t>
+      </w:r>
+      <w:proofErr w:type="spellEnd"/>
+      <w:r>
+        <w:rPr>
+          <w:rFonts w:ascii="Courier New" w:eastAsia="Times New Roman" w:hAnsi="Courier New" w:cs="Courier New"/>
+          <w:b/>
+          <w:bCs/>
+          <w:color w:val="000080"/>
+          <w:sz w:val="20"/>
+          <w:szCs w:val="20"/>
+          <w:lang w:eastAsia="pt-BR"/>
+        </w:rPr>
+        <w:t>,</w:t>
+      </w:r>
+      <w:r>
+        <w:rPr>
+          <w:rFonts w:ascii="Courier New" w:eastAsia="Times New Roman" w:hAnsi="Courier New" w:cs="Courier New"/>
+          <w:color w:val="000000"/>
+          <w:sz w:val="20"/>
+          <w:szCs w:val="20"/>
+          <w:lang w:eastAsia="pt-BR"/>
+        </w:rPr>
+        <w:t xml:space="preserve"> </w:t>
+      </w:r>
+      <w:proofErr w:type="spellStart"/>
+      <w:r>
+        <w:rPr>
+          <w:rFonts w:ascii="Courier New" w:eastAsia="Times New Roman" w:hAnsi="Courier New" w:cs="Courier New"/>
+          <w:color w:val="000000"/>
+          <w:sz w:val="20"/>
+          <w:szCs w:val="20"/>
+          <w:lang w:eastAsia="pt-BR"/>
+        </w:rPr>
+        <w:t>valor_pago</w:t>
+      </w:r>
+      <w:proofErr w:type="spellEnd"/>
+      <w:r>
+        <w:rPr>
+          <w:rFonts w:ascii="Courier New" w:eastAsia="Times New Roman" w:hAnsi="Courier New" w:cs="Courier New"/>
+          <w:b/>
+          <w:bCs/>
+          <w:color w:val="000080"/>
+          <w:sz w:val="20"/>
+          <w:szCs w:val="20"/>
+          <w:lang w:eastAsia="pt-BR"/>
+        </w:rPr>
+        <w:t>,</w:t>
+      </w:r>
+      <w:r>
+        <w:rPr>
+          <w:rFonts w:ascii="Courier New" w:eastAsia="Times New Roman" w:hAnsi="Courier New" w:cs="Courier New"/>
+          <w:color w:val="000000"/>
+          <w:sz w:val="20"/>
+          <w:szCs w:val="20"/>
+          <w:lang w:eastAsia="pt-BR"/>
+        </w:rPr>
+        <w:t xml:space="preserve"> </w:t>
+      </w:r>
+      <w:proofErr w:type="spellStart"/>
+      <w:r>
+        <w:rPr>
+          <w:rFonts w:ascii="Courier New" w:eastAsia="Times New Roman" w:hAnsi="Courier New" w:cs="Courier New"/>
+          <w:color w:val="000000"/>
+          <w:sz w:val="20"/>
+          <w:szCs w:val="20"/>
+          <w:lang w:eastAsia="pt-BR"/>
+        </w:rPr>
+        <w:t>forma_pagamento</w:t>
+      </w:r>
+      <w:proofErr w:type="spellEnd"/>
+      <w:r>
+        <w:rPr>
+          <w:rFonts w:ascii="Courier New" w:eastAsia="Times New Roman" w:hAnsi="Courier New" w:cs="Courier New"/>
+          <w:b/>
+          <w:bCs/>
+          <w:color w:val="000080"/>
+          <w:sz w:val="20"/>
+          <w:szCs w:val="20"/>
+          <w:lang w:eastAsia="pt-BR"/>
+        </w:rPr>
+        <w:t>)</w:t>
+      </w:r>
+      <w:r>
+        <w:rPr>
+          <w:rFonts w:ascii="Courier New" w:eastAsia="Times New Roman" w:hAnsi="Courier New" w:cs="Courier New"/>
+          <w:b/>
+          <w:bCs/>
+          <w:color w:val="000080"/>
+          <w:sz w:val="20"/>
+          <w:szCs w:val="20"/>
+          <w:lang w:eastAsia="pt-BR"/>
+        </w:rPr>
+        <w:br/>
+      </w:r>
+      <w:r>
+        <w:rPr>
+          <w:rFonts w:ascii="Courier New" w:eastAsia="Times New Roman" w:hAnsi="Courier New" w:cs="Courier New"/>
+          <w:b/>
+          <w:bCs/>
+          <w:color w:val="0000FF"/>
+          <w:sz w:val="20"/>
+          <w:szCs w:val="20"/>
+          <w:lang w:eastAsia="pt-BR"/>
+        </w:rPr>
+        <w:t>VALUES</w:t>
+      </w:r>
+      <w:r>
+        <w:rPr>
+          <w:rFonts w:ascii="Courier New" w:eastAsia="Times New Roman" w:hAnsi="Courier New" w:cs="Courier New"/>
+          <w:color w:val="000000"/>
+          <w:sz w:val="20"/>
+          <w:szCs w:val="20"/>
+          <w:lang w:eastAsia="pt-BR"/>
+        </w:rPr>
+        <w:t xml:space="preserve"> </w:t>
+      </w:r>
+      <w:r>
+        <w:rPr>
+          <w:rFonts w:ascii="Courier New" w:eastAsia="Times New Roman" w:hAnsi="Courier New" w:cs="Courier New"/>
+          <w:b/>
+          <w:bCs/>
+          <w:color w:val="000080"/>
+          <w:sz w:val="20"/>
+          <w:szCs w:val="20"/>
+          <w:lang w:eastAsia="pt-BR"/>
+        </w:rPr>
+        <w:t>(</w:t>
+      </w:r>
+      <w:r>
+        <w:rPr>
+          <w:rFonts w:ascii="Courier New" w:eastAsia="Times New Roman" w:hAnsi="Courier New" w:cs="Courier New"/>
+          <w:color w:val="FF8000"/>
+          <w:sz w:val="20"/>
+          <w:szCs w:val="20"/>
+          <w:lang w:eastAsia="pt-BR"/>
+        </w:rPr>
+        <w:t>1</w:t>
+      </w:r>
+      <w:r>
+        <w:rPr>
+          <w:rFonts w:ascii="Courier New" w:eastAsia="Times New Roman" w:hAnsi="Courier New" w:cs="Courier New"/>
+          <w:b/>
+          <w:bCs/>
+          <w:color w:val="000080"/>
+          <w:sz w:val="20"/>
+          <w:szCs w:val="20"/>
+          <w:lang w:eastAsia="pt-BR"/>
+        </w:rPr>
+        <w:t>,</w:t>
+      </w:r>
+      <w:r>
+        <w:rPr>
+          <w:rFonts w:ascii="Courier New" w:eastAsia="Times New Roman" w:hAnsi="Courier New" w:cs="Courier New"/>
+          <w:color w:val="000000"/>
+          <w:sz w:val="20"/>
+          <w:szCs w:val="20"/>
+          <w:lang w:eastAsia="pt-BR"/>
+        </w:rPr>
+        <w:t xml:space="preserve"> </w:t>
+      </w:r>
+      <w:r>
+        <w:rPr>
+          <w:rFonts w:ascii="Courier New" w:eastAsia="Times New Roman" w:hAnsi="Courier New" w:cs="Courier New"/>
+          <w:color w:val="808080"/>
+          <w:sz w:val="20"/>
+          <w:szCs w:val="20"/>
+          <w:lang w:eastAsia="pt-BR"/>
+        </w:rPr>
+        <w:t>'2025-06-15'</w:t>
+      </w:r>
+      <w:r>
+        <w:rPr>
+          <w:rFonts w:ascii="Courier New" w:eastAsia="Times New Roman" w:hAnsi="Courier New" w:cs="Courier New"/>
+          <w:b/>
+          <w:bCs/>
+          <w:color w:val="000080"/>
+          <w:sz w:val="20"/>
+          <w:szCs w:val="20"/>
+          <w:lang w:eastAsia="pt-BR"/>
+        </w:rPr>
+        <w:t>,</w:t>
+      </w:r>
+      <w:r>
+        <w:rPr>
+          <w:rFonts w:ascii="Courier New" w:eastAsia="Times New Roman" w:hAnsi="Courier New" w:cs="Courier New"/>
+          <w:color w:val="000000"/>
+          <w:sz w:val="20"/>
+          <w:szCs w:val="20"/>
+          <w:lang w:eastAsia="pt-BR"/>
+        </w:rPr>
+        <w:t xml:space="preserve"> </w:t>
+      </w:r>
+      <w:r>
+        <w:rPr>
+          <w:rFonts w:ascii="Courier New" w:eastAsia="Times New Roman" w:hAnsi="Courier New" w:cs="Courier New"/>
+          <w:color w:val="FF8000"/>
+          <w:sz w:val="20"/>
+          <w:szCs w:val="20"/>
+          <w:lang w:eastAsia="pt-BR"/>
+        </w:rPr>
+        <w:t>450.00</w:t>
+      </w:r>
+      <w:r>
+        <w:rPr>
+          <w:rFonts w:ascii="Courier New" w:eastAsia="Times New Roman" w:hAnsi="Courier New" w:cs="Courier New"/>
+          <w:b/>
+          <w:bCs/>
+          <w:color w:val="000080"/>
+          <w:sz w:val="20"/>
+          <w:szCs w:val="20"/>
+          <w:lang w:eastAsia="pt-BR"/>
+        </w:rPr>
+        <w:t>,</w:t>
+      </w:r>
+      <w:r>
+        <w:rPr>
+          <w:rFonts w:ascii="Courier New" w:eastAsia="Times New Roman" w:hAnsi="Courier New" w:cs="Courier New"/>
+          <w:color w:val="000000"/>
+          <w:sz w:val="20"/>
+          <w:szCs w:val="20"/>
+          <w:lang w:eastAsia="pt-BR"/>
+        </w:rPr>
+        <w:t xml:space="preserve"> </w:t>
+      </w:r>
+      <w:r>
+        <w:rPr>
+          <w:rFonts w:ascii="Courier New" w:eastAsia="Times New Roman" w:hAnsi="Courier New" w:cs="Courier New"/>
+          <w:color w:val="808080"/>
+          <w:sz w:val="20"/>
+          <w:szCs w:val="20"/>
+          <w:lang w:eastAsia="pt-BR"/>
+        </w:rPr>
+        <w:t>'Cartão'</w:t>
+      </w:r>
+      <w:r>
+        <w:rPr>
+          <w:rFonts w:ascii="Courier New" w:eastAsia="Times New Roman" w:hAnsi="Courier New" w:cs="Courier New"/>
+          <w:b/>
+          <w:bCs/>
+          <w:color w:val="000080"/>
+          <w:sz w:val="20"/>
+          <w:szCs w:val="20"/>
+          <w:lang w:eastAsia="pt-BR"/>
+        </w:rPr>
+        <w:t>);</w:t>
+      </w:r>
+    </w:p>
+    <w:p>
+      <w:pPr>
+        <w:shd w:val="clear" w:color="auto" w:fill="FFFFFF"/>
+        <w:rPr>
+          <w:rFonts w:ascii="Times New Roman" w:eastAsia="Times New Roman" w:hAnsi="Times New Roman" w:cs="Times New Roman"/>
+          <w:sz w:val="24"/>
+          <w:szCs w:val="24"/>
+          <w:lang w:eastAsia="pt-BR"/>
+        </w:rPr>
+      </w:pPr>
+      <w:r>
+        <w:rPr>
+          <w:rFonts w:ascii="Constantia" w:hAnsi="Constantia"/>
+          <w:b/>
+          <w:sz w:val="20"/>
+          <w:szCs w:val="20"/>
+        </w:rPr>
+        <w:t>Exemplo de SELECT:</w:t>
+      </w:r>
+      <w:r>
+        <w:br/>
+      </w:r>
+      <w:r>
+        <w:rPr>
+          <w:rFonts w:ascii="Courier New" w:eastAsia="Times New Roman" w:hAnsi="Courier New" w:cs="Courier New"/>
+          <w:b/>
+          <w:bCs/>
+          <w:color w:val="0000FF"/>
+          <w:sz w:val="20"/>
+          <w:szCs w:val="20"/>
+          <w:lang w:eastAsia="pt-BR"/>
+        </w:rPr>
+        <w:t>SELECT</w:t>
+      </w:r>
+      <w:r>
+        <w:rPr>
+          <w:rFonts w:ascii="Courier New" w:eastAsia="Times New Roman" w:hAnsi="Courier New" w:cs="Courier New"/>
+          <w:color w:val="000000"/>
+          <w:sz w:val="20"/>
+          <w:szCs w:val="20"/>
+          <w:lang w:eastAsia="pt-BR"/>
+        </w:rPr>
+        <w:t xml:space="preserve"> </w:t>
+      </w:r>
+      <w:proofErr w:type="spellStart"/>
+      <w:r>
+        <w:rPr>
+          <w:rFonts w:ascii="Courier New" w:eastAsia="Times New Roman" w:hAnsi="Courier New" w:cs="Courier New"/>
+          <w:color w:val="000000"/>
+          <w:sz w:val="20"/>
+          <w:szCs w:val="20"/>
+          <w:lang w:eastAsia="pt-BR"/>
+        </w:rPr>
+        <w:t>id_venda</w:t>
+      </w:r>
+      <w:proofErr w:type="spellEnd"/>
+      <w:r>
+        <w:rPr>
+          <w:rFonts w:ascii="Courier New" w:eastAsia="Times New Roman" w:hAnsi="Courier New" w:cs="Courier New"/>
+          <w:b/>
+          <w:bCs/>
+          <w:color w:val="000080"/>
+          <w:sz w:val="20"/>
+          <w:szCs w:val="20"/>
+          <w:lang w:eastAsia="pt-BR"/>
+        </w:rPr>
+        <w:t>,</w:t>
+      </w:r>
+      <w:r>
+        <w:rPr>
+          <w:rFonts w:ascii="Courier New" w:eastAsia="Times New Roman" w:hAnsi="Courier New" w:cs="Courier New"/>
+          <w:color w:val="000000"/>
+          <w:sz w:val="20"/>
+          <w:szCs w:val="20"/>
+          <w:lang w:eastAsia="pt-BR"/>
+        </w:rPr>
+        <w:t xml:space="preserve"> </w:t>
+      </w:r>
+      <w:proofErr w:type="spellStart"/>
+      <w:r>
+        <w:rPr>
+          <w:rFonts w:ascii="Courier New" w:eastAsia="Times New Roman" w:hAnsi="Courier New" w:cs="Courier New"/>
+          <w:color w:val="000000"/>
+          <w:sz w:val="20"/>
+          <w:szCs w:val="20"/>
+          <w:lang w:eastAsia="pt-BR"/>
+        </w:rPr>
+        <w:t>valor_pago</w:t>
+      </w:r>
+      <w:proofErr w:type="spellEnd"/>
+      <w:r>
+        <w:rPr>
+          <w:rFonts w:ascii="Courier New" w:eastAsia="Times New Roman" w:hAnsi="Courier New" w:cs="Courier New"/>
+          <w:b/>
+          <w:bCs/>
+          <w:color w:val="000080"/>
+          <w:sz w:val="20"/>
+          <w:szCs w:val="20"/>
+          <w:lang w:eastAsia="pt-BR"/>
+        </w:rPr>
+        <w:t>,</w:t>
+      </w:r>
+      <w:r>
+        <w:rPr>
+          <w:rFonts w:ascii="Courier New" w:eastAsia="Times New Roman" w:hAnsi="Courier New" w:cs="Courier New"/>
+          <w:color w:val="000000"/>
+          <w:sz w:val="20"/>
+          <w:szCs w:val="20"/>
+          <w:lang w:eastAsia="pt-BR"/>
+        </w:rPr>
+        <w:t xml:space="preserve"> </w:t>
+      </w:r>
+      <w:proofErr w:type="spellStart"/>
+      <w:r>
+        <w:rPr>
+          <w:rFonts w:ascii="Courier New" w:eastAsia="Times New Roman" w:hAnsi="Courier New" w:cs="Courier New"/>
+          <w:color w:val="000000"/>
+          <w:sz w:val="20"/>
+          <w:szCs w:val="20"/>
+          <w:lang w:eastAsia="pt-BR"/>
+        </w:rPr>
+        <w:t>forma_pagamento</w:t>
+      </w:r>
+      <w:proofErr w:type="spellEnd"/>
+      <w:r>
+        <w:rPr>
+          <w:rFonts w:ascii="Courier New" w:eastAsia="Times New Roman" w:hAnsi="Courier New" w:cs="Courier New"/>
+          <w:color w:val="000000"/>
+          <w:sz w:val="20"/>
+          <w:szCs w:val="20"/>
+          <w:lang w:eastAsia="pt-BR"/>
+        </w:rPr>
+        <w:t xml:space="preserve"> </w:t>
+      </w:r>
+      <w:r>
+        <w:rPr>
+          <w:rFonts w:ascii="Courier New" w:eastAsia="Times New Roman" w:hAnsi="Courier New" w:cs="Courier New"/>
+          <w:b/>
+          <w:bCs/>
+          <w:color w:val="0000FF"/>
+          <w:sz w:val="20"/>
+          <w:szCs w:val="20"/>
+          <w:lang w:eastAsia="pt-BR"/>
+        </w:rPr>
+        <w:t>FROM</w:t>
+      </w:r>
+      <w:r>
+        <w:rPr>
+          <w:rFonts w:ascii="Courier New" w:eastAsia="Times New Roman" w:hAnsi="Courier New" w:cs="Courier New"/>
+          <w:color w:val="000000"/>
+          <w:sz w:val="20"/>
+          <w:szCs w:val="20"/>
+          <w:lang w:eastAsia="pt-BR"/>
+        </w:rPr>
+        <w:t xml:space="preserve"> pagamentos </w:t>
+      </w:r>
+      <w:r>
+        <w:rPr>
+          <w:rFonts w:ascii="Courier New" w:eastAsia="Times New Roman" w:hAnsi="Courier New" w:cs="Courier New"/>
+          <w:b/>
+          <w:bCs/>
+          <w:color w:val="0000FF"/>
+          <w:sz w:val="20"/>
+          <w:szCs w:val="20"/>
+          <w:lang w:eastAsia="pt-BR"/>
+        </w:rPr>
+        <w:t>WHERE</w:t>
+      </w:r>
+      <w:r>
+        <w:rPr>
+          <w:rFonts w:ascii="Courier New" w:eastAsia="Times New Roman" w:hAnsi="Courier New" w:cs="Courier New"/>
+          <w:color w:val="000000"/>
+          <w:sz w:val="20"/>
+          <w:szCs w:val="20"/>
+          <w:lang w:eastAsia="pt-BR"/>
+        </w:rPr>
+        <w:t xml:space="preserve"> </w:t>
+      </w:r>
+      <w:proofErr w:type="spellStart"/>
+      <w:r>
+        <w:rPr>
+          <w:rFonts w:ascii="Courier New" w:eastAsia="Times New Roman" w:hAnsi="Courier New" w:cs="Courier New"/>
+          <w:color w:val="000000"/>
+          <w:sz w:val="20"/>
+          <w:szCs w:val="20"/>
+          <w:lang w:eastAsia="pt-BR"/>
+        </w:rPr>
+        <w:t>forma_pagamento</w:t>
+      </w:r>
+      <w:proofErr w:type="spellEnd"/>
+      <w:r>
+        <w:rPr>
+          <w:rFonts w:ascii="Courier New" w:eastAsia="Times New Roman" w:hAnsi="Courier New" w:cs="Courier New"/>
+          <w:color w:val="000000"/>
+          <w:sz w:val="20"/>
+          <w:szCs w:val="20"/>
+          <w:lang w:eastAsia="pt-BR"/>
+        </w:rPr>
+        <w:t xml:space="preserve"> </w:t>
+      </w:r>
+      <w:r>
+        <w:rPr>
+          <w:rFonts w:ascii="Courier New" w:eastAsia="Times New Roman" w:hAnsi="Courier New" w:cs="Courier New"/>
+          <w:b/>
+          <w:bCs/>
+          <w:color w:val="000080"/>
+          <w:sz w:val="20"/>
+          <w:szCs w:val="20"/>
+          <w:lang w:eastAsia="pt-BR"/>
+        </w:rPr>
+        <w:t>=</w:t>
+      </w:r>
+      <w:r>
+        <w:rPr>
+          <w:rFonts w:ascii="Courier New" w:eastAsia="Times New Roman" w:hAnsi="Courier New" w:cs="Courier New"/>
+          <w:color w:val="000000"/>
+          <w:sz w:val="20"/>
+          <w:szCs w:val="20"/>
+          <w:lang w:eastAsia="pt-BR"/>
+        </w:rPr>
+        <w:t xml:space="preserve"> </w:t>
+      </w:r>
+      <w:r>
+        <w:rPr>
+          <w:rFonts w:ascii="Courier New" w:eastAsia="Times New Roman" w:hAnsi="Courier New" w:cs="Courier New"/>
+          <w:color w:val="808080"/>
+          <w:sz w:val="20"/>
+          <w:szCs w:val="20"/>
+          <w:lang w:eastAsia="pt-BR"/>
+        </w:rPr>
+        <w:t>'Cartão'</w:t>
+      </w:r>
+      <w:r>
+        <w:rPr>
+          <w:rFonts w:ascii="Courier New" w:eastAsia="Times New Roman" w:hAnsi="Courier New" w:cs="Courier New"/>
+          <w:b/>
+          <w:bCs/>
+          <w:color w:val="000080"/>
+          <w:sz w:val="20"/>
+          <w:szCs w:val="20"/>
+          <w:lang w:eastAsia="pt-BR"/>
+        </w:rPr>
+        <w:t>;</w:t>
+      </w:r>
+    </w:p>
+    <w:p>
+      <w:pPr>
+        <w:shd w:val="clear" w:color="auto" w:fill="FFFFFF"/>
+        <w:rPr>
+          <w:rFonts w:ascii="Courier New" w:eastAsia="Times New Roman" w:hAnsi="Courier New" w:cs="Courier New"/>
+          <w:color w:val="000000"/>
+          <w:sz w:val="20"/>
+          <w:szCs w:val="20"/>
+          <w:lang w:eastAsia="pt-BR"/>
+        </w:rPr>
+      </w:pPr>
+    </w:p>
+    <w:p>
+      <w:pPr>
+        <w:pStyle w:val="Ttulo3"/>
+        <w:rPr>
+          <w:rFonts w:ascii="Constantia" w:hAnsi="Constantia"/>
+          <w:sz w:val="20"/>
+          <w:szCs w:val="20"/>
+        </w:rPr>
+      </w:pPr>
+      <w:r>
+        <w:rPr>
+          <w:rFonts w:ascii="Constantia" w:hAnsi="Constantia"/>
+          <w:b w:val="0"/>
+          <w:i/>
+          <w:sz w:val="20"/>
+          <w:szCs w:val="20"/>
+        </w:rPr>
+        <w:t>Exercício - INSERT (Aluno):</w:t>
+      </w:r>
+      <w:r>
+        <w:rPr>
+          <w:rFonts w:ascii="Constantia" w:hAnsi="Constantia"/>
+          <w:sz w:val="20"/>
+          <w:szCs w:val="20"/>
+        </w:rPr>
+        <w:br/>
+        <w:t xml:space="preserve">Cadastre um pagamento para a </w:t>
+      </w:r>
+      <w:r>
+        <w:rPr>
+          <w:rStyle w:val="Forte"/>
+          <w:rFonts w:ascii="Constantia" w:hAnsi="Constantia"/>
+          <w:sz w:val="20"/>
+          <w:szCs w:val="20"/>
+        </w:rPr>
+        <w:t>venda id = 2</w:t>
+      </w:r>
+      <w:r>
+        <w:rPr>
+          <w:rFonts w:ascii="Constantia" w:hAnsi="Constantia"/>
+          <w:sz w:val="20"/>
+          <w:szCs w:val="20"/>
+        </w:rPr>
+        <w:t xml:space="preserve">, com data </w:t>
+      </w:r>
+      <w:r>
+        <w:rPr>
+          <w:rStyle w:val="Forte"/>
+          <w:rFonts w:ascii="Constantia" w:hAnsi="Constantia"/>
+          <w:sz w:val="20"/>
+          <w:szCs w:val="20"/>
+        </w:rPr>
+        <w:t>2025-06-16</w:t>
+      </w:r>
+      <w:r>
+        <w:rPr>
+          <w:rFonts w:ascii="Constantia" w:hAnsi="Constantia"/>
+          <w:sz w:val="20"/>
+          <w:szCs w:val="20"/>
+        </w:rPr>
+        <w:t xml:space="preserve">, valor </w:t>
+      </w:r>
+      <w:r>
+        <w:rPr>
+          <w:rStyle w:val="Forte"/>
+          <w:rFonts w:ascii="Constantia" w:hAnsi="Constantia"/>
+          <w:sz w:val="20"/>
+          <w:szCs w:val="20"/>
+        </w:rPr>
+        <w:t>300.00</w:t>
+      </w:r>
+      <w:r>
+        <w:rPr>
+          <w:rFonts w:ascii="Constantia" w:hAnsi="Constantia"/>
+          <w:sz w:val="20"/>
+          <w:szCs w:val="20"/>
+        </w:rPr>
+        <w:t xml:space="preserve">, forma de pagamento </w:t>
+      </w:r>
+      <w:r>
+        <w:rPr>
+          <w:rStyle w:val="Forte"/>
+          <w:rFonts w:ascii="Constantia" w:hAnsi="Constantia"/>
+          <w:sz w:val="20"/>
+          <w:szCs w:val="20"/>
+        </w:rPr>
+        <w:t>Dinheiro</w:t>
+      </w:r>
+      <w:r>
+        <w:rPr>
+          <w:rFonts w:ascii="Constantia" w:hAnsi="Constantia"/>
+          <w:sz w:val="20"/>
+          <w:szCs w:val="20"/>
+        </w:rPr>
+        <w:t>.</w:t>
+      </w:r>
+    </w:p>
+    <w:p>
+      <w:pPr>
+        <w:shd w:val="clear" w:color="auto" w:fill="FFFFFF"/>
+        <w:rPr>
+          <w:rFonts w:ascii="Courier New" w:eastAsia="Times New Roman" w:hAnsi="Courier New" w:cs="Courier New"/>
+          <w:color w:val="000000"/>
+          <w:sz w:val="20"/>
+          <w:szCs w:val="20"/>
+          <w:lang w:eastAsia="pt-BR"/>
+        </w:rPr>
+      </w:pPr>
+      <w:r>
+        <w:rPr>
+          <w:rFonts w:ascii="Constantia" w:hAnsi="Constantia"/>
+          <w:sz w:val="20"/>
+          <w:szCs w:val="20"/>
+        </w:rPr>
+        <w:t>Gabarito esperado:</w:t>
+      </w:r>
+      <w:r>
+        <w:br/>
+      </w:r>
+      <w:r>
+        <w:rPr>
+          <w:rFonts w:ascii="Courier New" w:eastAsia="Times New Roman" w:hAnsi="Courier New" w:cs="Courier New"/>
+          <w:b/>
+          <w:bCs/>
+          <w:color w:val="0000FF"/>
+          <w:sz w:val="20"/>
+          <w:szCs w:val="20"/>
+          <w:lang w:eastAsia="pt-BR"/>
+        </w:rPr>
+        <w:t>INSERT</w:t>
+      </w:r>
+      <w:r>
+        <w:rPr>
+          <w:rFonts w:ascii="Courier New" w:eastAsia="Times New Roman" w:hAnsi="Courier New" w:cs="Courier New"/>
+          <w:color w:val="000000"/>
+          <w:sz w:val="20"/>
+          <w:szCs w:val="20"/>
+          <w:lang w:eastAsia="pt-BR"/>
+        </w:rPr>
+        <w:t xml:space="preserve"> </w:t>
+      </w:r>
+      <w:r>
+        <w:rPr>
+          <w:rFonts w:ascii="Courier New" w:eastAsia="Times New Roman" w:hAnsi="Courier New" w:cs="Courier New"/>
+          <w:b/>
+          <w:bCs/>
+          <w:color w:val="0000FF"/>
+          <w:sz w:val="20"/>
+          <w:szCs w:val="20"/>
+          <w:lang w:eastAsia="pt-BR"/>
+        </w:rPr>
+        <w:t>INTO</w:t>
+      </w:r>
+      <w:r>
+        <w:rPr>
+          <w:rFonts w:ascii="Courier New" w:eastAsia="Times New Roman" w:hAnsi="Courier New" w:cs="Courier New"/>
+          <w:color w:val="000000"/>
+          <w:sz w:val="20"/>
+          <w:szCs w:val="20"/>
+          <w:lang w:eastAsia="pt-BR"/>
+        </w:rPr>
+        <w:t xml:space="preserve"> pagamentos </w:t>
+      </w:r>
+      <w:r>
+        <w:rPr>
+          <w:rFonts w:ascii="Courier New" w:eastAsia="Times New Roman" w:hAnsi="Courier New" w:cs="Courier New"/>
+          <w:b/>
+          <w:bCs/>
+          <w:color w:val="000080"/>
+          <w:sz w:val="20"/>
+          <w:szCs w:val="20"/>
+          <w:lang w:eastAsia="pt-BR"/>
+        </w:rPr>
+        <w:t>(</w:t>
+      </w:r>
+      <w:proofErr w:type="spellStart"/>
+      <w:r>
+        <w:rPr>
+          <w:rFonts w:ascii="Courier New" w:eastAsia="Times New Roman" w:hAnsi="Courier New" w:cs="Courier New"/>
+          <w:color w:val="000000"/>
+          <w:sz w:val="20"/>
+          <w:szCs w:val="20"/>
+          <w:lang w:eastAsia="pt-BR"/>
+        </w:rPr>
+        <w:t>id_venda</w:t>
+      </w:r>
+      <w:proofErr w:type="spellEnd"/>
+      <w:r>
+        <w:rPr>
+          <w:rFonts w:ascii="Courier New" w:eastAsia="Times New Roman" w:hAnsi="Courier New" w:cs="Courier New"/>
+          <w:b/>
+          <w:bCs/>
+          <w:color w:val="000080"/>
+          <w:sz w:val="20"/>
+          <w:szCs w:val="20"/>
+          <w:lang w:eastAsia="pt-BR"/>
+        </w:rPr>
+        <w:t>,</w:t>
+      </w:r>
+      <w:r>
+        <w:rPr>
+          <w:rFonts w:ascii="Courier New" w:eastAsia="Times New Roman" w:hAnsi="Courier New" w:cs="Courier New"/>
+          <w:color w:val="000000"/>
+          <w:sz w:val="20"/>
+          <w:szCs w:val="20"/>
+          <w:lang w:eastAsia="pt-BR"/>
+        </w:rPr>
+        <w:t xml:space="preserve"> </w:t>
+      </w:r>
+      <w:proofErr w:type="spellStart"/>
+      <w:r>
+        <w:rPr>
+          <w:rFonts w:ascii="Courier New" w:eastAsia="Times New Roman" w:hAnsi="Courier New" w:cs="Courier New"/>
+          <w:color w:val="000000"/>
+          <w:sz w:val="20"/>
+          <w:szCs w:val="20"/>
+          <w:lang w:eastAsia="pt-BR"/>
+        </w:rPr>
+        <w:t>data_pagamento</w:t>
+      </w:r>
+      <w:proofErr w:type="spellEnd"/>
+      <w:r>
+        <w:rPr>
+          <w:rFonts w:ascii="Courier New" w:eastAsia="Times New Roman" w:hAnsi="Courier New" w:cs="Courier New"/>
+          <w:b/>
+          <w:bCs/>
+          <w:color w:val="000080"/>
+          <w:sz w:val="20"/>
+          <w:szCs w:val="20"/>
+          <w:lang w:eastAsia="pt-BR"/>
+        </w:rPr>
+        <w:t>,</w:t>
+      </w:r>
+      <w:r>
+        <w:rPr>
+          <w:rFonts w:ascii="Courier New" w:eastAsia="Times New Roman" w:hAnsi="Courier New" w:cs="Courier New"/>
+          <w:color w:val="000000"/>
+          <w:sz w:val="20"/>
+          <w:szCs w:val="20"/>
+          <w:lang w:eastAsia="pt-BR"/>
+        </w:rPr>
+        <w:t xml:space="preserve"> </w:t>
+      </w:r>
+      <w:proofErr w:type="spellStart"/>
+      <w:r>
+        <w:rPr>
+          <w:rFonts w:ascii="Courier New" w:eastAsia="Times New Roman" w:hAnsi="Courier New" w:cs="Courier New"/>
+          <w:color w:val="000000"/>
+          <w:sz w:val="20"/>
+          <w:szCs w:val="20"/>
+          <w:lang w:eastAsia="pt-BR"/>
+        </w:rPr>
+        <w:t>valor_pago</w:t>
+      </w:r>
+      <w:proofErr w:type="spellEnd"/>
+      <w:r>
+        <w:rPr>
+          <w:rFonts w:ascii="Courier New" w:eastAsia="Times New Roman" w:hAnsi="Courier New" w:cs="Courier New"/>
+          <w:b/>
+          <w:bCs/>
+          <w:color w:val="000080"/>
+          <w:sz w:val="20"/>
+          <w:szCs w:val="20"/>
+          <w:lang w:eastAsia="pt-BR"/>
+        </w:rPr>
+        <w:t>,</w:t>
+      </w:r>
+      <w:r>
+        <w:rPr>
+          <w:rFonts w:ascii="Courier New" w:eastAsia="Times New Roman" w:hAnsi="Courier New" w:cs="Courier New"/>
+          <w:color w:val="000000"/>
+          <w:sz w:val="20"/>
+          <w:szCs w:val="20"/>
+          <w:lang w:eastAsia="pt-BR"/>
+        </w:rPr>
+        <w:t xml:space="preserve"> </w:t>
+      </w:r>
+      <w:proofErr w:type="spellStart"/>
+      <w:r>
+        <w:rPr>
+          <w:rFonts w:ascii="Courier New" w:eastAsia="Times New Roman" w:hAnsi="Courier New" w:cs="Courier New"/>
+          <w:color w:val="000000"/>
+          <w:sz w:val="20"/>
+          <w:szCs w:val="20"/>
+          <w:lang w:eastAsia="pt-BR"/>
+        </w:rPr>
+        <w:t>forma_pagamento</w:t>
+      </w:r>
+      <w:proofErr w:type="spellEnd"/>
+      <w:r>
+        <w:rPr>
+          <w:rFonts w:ascii="Courier New" w:eastAsia="Times New Roman" w:hAnsi="Courier New" w:cs="Courier New"/>
+          <w:b/>
+          <w:bCs/>
+          <w:color w:val="000080"/>
+          <w:sz w:val="20"/>
+          <w:szCs w:val="20"/>
+          <w:lang w:eastAsia="pt-BR"/>
+        </w:rPr>
+        <w:t>)</w:t>
+      </w:r>
+      <w:r>
+        <w:rPr>
+          <w:rFonts w:ascii="Courier New" w:eastAsia="Times New Roman" w:hAnsi="Courier New" w:cs="Courier New"/>
+          <w:b/>
+          <w:bCs/>
+          <w:color w:val="000080"/>
+          <w:sz w:val="20"/>
+          <w:szCs w:val="20"/>
+          <w:lang w:eastAsia="pt-BR"/>
+        </w:rPr>
+        <w:br/>
+      </w:r>
+      <w:r>
+        <w:rPr>
+          <w:rFonts w:ascii="Courier New" w:eastAsia="Times New Roman" w:hAnsi="Courier New" w:cs="Courier New"/>
+          <w:b/>
+          <w:bCs/>
+          <w:color w:val="0000FF"/>
+          <w:sz w:val="20"/>
+          <w:szCs w:val="20"/>
+          <w:lang w:eastAsia="pt-BR"/>
+        </w:rPr>
+        <w:t>VALUES</w:t>
+      </w:r>
+      <w:r>
+        <w:rPr>
+          <w:rFonts w:ascii="Courier New" w:eastAsia="Times New Roman" w:hAnsi="Courier New" w:cs="Courier New"/>
+          <w:color w:val="000000"/>
+          <w:sz w:val="20"/>
+          <w:szCs w:val="20"/>
+          <w:lang w:eastAsia="pt-BR"/>
+        </w:rPr>
+        <w:t xml:space="preserve"> </w:t>
+      </w:r>
+      <w:r>
+        <w:rPr>
+          <w:rFonts w:ascii="Courier New" w:eastAsia="Times New Roman" w:hAnsi="Courier New" w:cs="Courier New"/>
+          <w:b/>
+          <w:bCs/>
+          <w:color w:val="000080"/>
+          <w:sz w:val="20"/>
+          <w:szCs w:val="20"/>
+          <w:lang w:eastAsia="pt-BR"/>
+        </w:rPr>
+        <w:t>(</w:t>
+      </w:r>
+      <w:r>
+        <w:rPr>
+          <w:rFonts w:ascii="Courier New" w:eastAsia="Times New Roman" w:hAnsi="Courier New" w:cs="Courier New"/>
+          <w:color w:val="FF8000"/>
+          <w:sz w:val="20"/>
+          <w:szCs w:val="20"/>
+          <w:lang w:eastAsia="pt-BR"/>
+        </w:rPr>
+        <w:t>2</w:t>
+      </w:r>
+      <w:r>
+        <w:rPr>
+          <w:rFonts w:ascii="Courier New" w:eastAsia="Times New Roman" w:hAnsi="Courier New" w:cs="Courier New"/>
+          <w:b/>
+          <w:bCs/>
+          <w:color w:val="000080"/>
+          <w:sz w:val="20"/>
+          <w:szCs w:val="20"/>
+          <w:lang w:eastAsia="pt-BR"/>
+        </w:rPr>
+        <w:t>,</w:t>
+      </w:r>
+      <w:r>
+        <w:rPr>
+          <w:rFonts w:ascii="Courier New" w:eastAsia="Times New Roman" w:hAnsi="Courier New" w:cs="Courier New"/>
+          <w:color w:val="000000"/>
+          <w:sz w:val="20"/>
+          <w:szCs w:val="20"/>
+          <w:lang w:eastAsia="pt-BR"/>
+        </w:rPr>
+        <w:t xml:space="preserve"> </w:t>
+      </w:r>
+      <w:r>
+        <w:rPr>
+          <w:rFonts w:ascii="Courier New" w:eastAsia="Times New Roman" w:hAnsi="Courier New" w:cs="Courier New"/>
+          <w:color w:val="808080"/>
+          <w:sz w:val="20"/>
+          <w:szCs w:val="20"/>
+          <w:lang w:eastAsia="pt-BR"/>
+        </w:rPr>
+        <w:t>'2025-06-16'</w:t>
+      </w:r>
+      <w:r>
+        <w:rPr>
+          <w:rFonts w:ascii="Courier New" w:eastAsia="Times New Roman" w:hAnsi="Courier New" w:cs="Courier New"/>
+          <w:b/>
+          <w:bCs/>
+          <w:color w:val="000080"/>
+          <w:sz w:val="20"/>
+          <w:szCs w:val="20"/>
+          <w:lang w:eastAsia="pt-BR"/>
+        </w:rPr>
+        <w:t>,</w:t>
+      </w:r>
+      <w:r>
+        <w:rPr>
+          <w:rFonts w:ascii="Courier New" w:eastAsia="Times New Roman" w:hAnsi="Courier New" w:cs="Courier New"/>
+          <w:color w:val="000000"/>
+          <w:sz w:val="20"/>
+          <w:szCs w:val="20"/>
+          <w:lang w:eastAsia="pt-BR"/>
+        </w:rPr>
+        <w:t xml:space="preserve"> </w:t>
+      </w:r>
+      <w:r>
+        <w:rPr>
+          <w:rFonts w:ascii="Courier New" w:eastAsia="Times New Roman" w:hAnsi="Courier New" w:cs="Courier New"/>
+          <w:color w:val="FF8000"/>
+          <w:sz w:val="20"/>
+          <w:szCs w:val="20"/>
+          <w:lang w:eastAsia="pt-BR"/>
+        </w:rPr>
+        <w:t>300.00</w:t>
+      </w:r>
+      <w:r>
+        <w:rPr>
+          <w:rFonts w:ascii="Courier New" w:eastAsia="Times New Roman" w:hAnsi="Courier New" w:cs="Courier New"/>
+          <w:b/>
+          <w:bCs/>
+          <w:color w:val="000080"/>
+          <w:sz w:val="20"/>
+          <w:szCs w:val="20"/>
+          <w:lang w:eastAsia="pt-BR"/>
+        </w:rPr>
+        <w:t>,</w:t>
+      </w:r>
+      <w:r>
+        <w:rPr>
+          <w:rFonts w:ascii="Courier New" w:eastAsia="Times New Roman" w:hAnsi="Courier New" w:cs="Courier New"/>
+          <w:color w:val="000000"/>
+          <w:sz w:val="20"/>
+          <w:szCs w:val="20"/>
+          <w:lang w:eastAsia="pt-BR"/>
+        </w:rPr>
+        <w:t xml:space="preserve"> </w:t>
+      </w:r>
+      <w:r>
+        <w:rPr>
+          <w:rFonts w:ascii="Courier New" w:eastAsia="Times New Roman" w:hAnsi="Courier New" w:cs="Courier New"/>
+          <w:color w:val="808080"/>
+          <w:sz w:val="20"/>
+          <w:szCs w:val="20"/>
+          <w:lang w:eastAsia="pt-BR"/>
+        </w:rPr>
+        <w:t>'Dinheiro'</w:t>
+      </w:r>
+      <w:r>
+        <w:rPr>
+          <w:rFonts w:ascii="Courier New" w:eastAsia="Times New Roman" w:hAnsi="Courier New" w:cs="Courier New"/>
+          <w:b/>
+          <w:bCs/>
+          <w:color w:val="000080"/>
+          <w:sz w:val="20"/>
+          <w:szCs w:val="20"/>
+          <w:lang w:eastAsia="pt-BR"/>
+        </w:rPr>
+        <w:t>);</w:t>
+      </w:r>
+    </w:p>
+    <w:p>
+      <w:pPr>
+        <w:shd w:val="clear" w:color="auto" w:fill="FFFFFF"/>
+        <w:rPr>
+          <w:rFonts w:ascii="Constantia" w:hAnsi="Constantia"/>
+          <w:sz w:val="20"/>
+          <w:szCs w:val="20"/>
+        </w:rPr>
+      </w:pPr>
+      <w:r>
+        <w:rPr>
+          <w:rFonts w:ascii="Constantia" w:hAnsi="Constantia"/>
+          <w:i/>
+          <w:sz w:val="20"/>
+          <w:szCs w:val="20"/>
+        </w:rPr>
+        <w:t>Exercício - SELECT (Aluno):</w:t>
+      </w:r>
+      <w:r>
+        <w:rPr>
+          <w:rFonts w:ascii="Constantia" w:hAnsi="Constantia"/>
+          <w:sz w:val="20"/>
+          <w:szCs w:val="20"/>
+        </w:rPr>
+        <w:br/>
+        <w:t xml:space="preserve">Liste </w:t>
+      </w:r>
+      <w:r>
+        <w:rPr>
+          <w:rStyle w:val="Forte"/>
+          <w:rFonts w:ascii="Constantia" w:hAnsi="Constantia"/>
+          <w:sz w:val="20"/>
+          <w:szCs w:val="20"/>
+        </w:rPr>
+        <w:t>todos os pagamentos feitos após o dia 2025-06-14</w:t>
+      </w:r>
+      <w:r>
+        <w:rPr>
+          <w:rFonts w:ascii="Constantia" w:hAnsi="Constantia"/>
+          <w:sz w:val="20"/>
+          <w:szCs w:val="20"/>
+        </w:rPr>
+        <w:t>.</w:t>
+      </w:r>
+    </w:p>
+    <w:p>
+      <w:pPr>
+        <w:shd w:val="clear" w:color="auto" w:fill="FFFFFF"/>
+        <w:rPr>
+          <w:rFonts w:ascii="Times New Roman" w:eastAsia="Times New Roman" w:hAnsi="Times New Roman" w:cs="Times New Roman"/>
+          <w:sz w:val="24"/>
+          <w:szCs w:val="24"/>
+          <w:lang w:eastAsia="pt-BR"/>
+        </w:rPr>
+      </w:pPr>
+      <w:r>
+        <w:br/>
+      </w:r>
+      <w:r>
+        <w:rPr>
+          <w:rFonts w:ascii="Constantia" w:hAnsi="Constantia"/>
+          <w:sz w:val="20"/>
+          <w:szCs w:val="20"/>
+        </w:rPr>
+        <w:t>Gabarito esperado:</w:t>
+      </w:r>
+      <w:r>
+        <w:br/>
+      </w:r>
+      <w:r>
+        <w:rPr>
+          <w:rFonts w:ascii="Courier New" w:eastAsia="Times New Roman" w:hAnsi="Courier New" w:cs="Courier New"/>
+          <w:b/>
+          <w:bCs/>
+          <w:color w:val="0000FF"/>
+          <w:sz w:val="20"/>
+          <w:szCs w:val="20"/>
+          <w:lang w:eastAsia="pt-BR"/>
+        </w:rPr>
+        <w:t>SELECT</w:t>
+      </w:r>
+      <w:r>
+        <w:rPr>
+          <w:rFonts w:ascii="Courier New" w:eastAsia="Times New Roman" w:hAnsi="Courier New" w:cs="Courier New"/>
+          <w:color w:val="000000"/>
+          <w:sz w:val="20"/>
+          <w:szCs w:val="20"/>
+          <w:lang w:eastAsia="pt-BR"/>
+        </w:rPr>
+        <w:t xml:space="preserve"> </w:t>
+      </w:r>
+      <w:r>
+        <w:rPr>
+          <w:rFonts w:ascii="Courier New" w:eastAsia="Times New Roman" w:hAnsi="Courier New" w:cs="Courier New"/>
+          <w:b/>
+          <w:bCs/>
+          <w:color w:val="000080"/>
+          <w:sz w:val="20"/>
+          <w:szCs w:val="20"/>
+          <w:lang w:eastAsia="pt-BR"/>
+        </w:rPr>
+        <w:t>*</w:t>
+      </w:r>
+      <w:r>
+        <w:rPr>
+          <w:rFonts w:ascii="Courier New" w:eastAsia="Times New Roman" w:hAnsi="Courier New" w:cs="Courier New"/>
+          <w:color w:val="000000"/>
+          <w:sz w:val="20"/>
+          <w:szCs w:val="20"/>
+          <w:lang w:eastAsia="pt-BR"/>
+        </w:rPr>
+        <w:t xml:space="preserve"> </w:t>
+      </w:r>
+      <w:r>
+        <w:rPr>
+          <w:rFonts w:ascii="Courier New" w:eastAsia="Times New Roman" w:hAnsi="Courier New" w:cs="Courier New"/>
+          <w:b/>
+          <w:bCs/>
+          <w:color w:val="0000FF"/>
+          <w:sz w:val="20"/>
+          <w:szCs w:val="20"/>
+          <w:lang w:eastAsia="pt-BR"/>
+        </w:rPr>
+        <w:t>FROM</w:t>
+      </w:r>
+      <w:r>
+        <w:rPr>
+          <w:rFonts w:ascii="Courier New" w:eastAsia="Times New Roman" w:hAnsi="Courier New" w:cs="Courier New"/>
+          <w:color w:val="000000"/>
+          <w:sz w:val="20"/>
+          <w:szCs w:val="20"/>
+          <w:lang w:eastAsia="pt-BR"/>
+        </w:rPr>
+        <w:t xml:space="preserve"> pagamentos </w:t>
+      </w:r>
+      <w:r>
+        <w:rPr>
+          <w:rFonts w:ascii="Courier New" w:eastAsia="Times New Roman" w:hAnsi="Courier New" w:cs="Courier New"/>
+          <w:b/>
+          <w:bCs/>
+          <w:color w:val="0000FF"/>
+          <w:sz w:val="20"/>
+          <w:szCs w:val="20"/>
+          <w:lang w:eastAsia="pt-BR"/>
+        </w:rPr>
+        <w:t>WHERE</w:t>
+      </w:r>
+      <w:r>
+        <w:rPr>
+          <w:rFonts w:ascii="Courier New" w:eastAsia="Times New Roman" w:hAnsi="Courier New" w:cs="Courier New"/>
+          <w:color w:val="000000"/>
+          <w:sz w:val="20"/>
+          <w:szCs w:val="20"/>
+          <w:lang w:eastAsia="pt-BR"/>
+        </w:rPr>
+        <w:t xml:space="preserve"> </w:t>
+      </w:r>
+      <w:proofErr w:type="spellStart"/>
+      <w:r>
+        <w:rPr>
+          <w:rFonts w:ascii="Courier New" w:eastAsia="Times New Roman" w:hAnsi="Courier New" w:cs="Courier New"/>
+          <w:color w:val="000000"/>
+          <w:sz w:val="20"/>
+          <w:szCs w:val="20"/>
+          <w:lang w:eastAsia="pt-BR"/>
+        </w:rPr>
+        <w:t>data_pagamento</w:t>
+      </w:r>
+      <w:proofErr w:type="spellEnd"/>
+      <w:r>
+        <w:rPr>
+          <w:rFonts w:ascii="Courier New" w:eastAsia="Times New Roman" w:hAnsi="Courier New" w:cs="Courier New"/>
+          <w:color w:val="000000"/>
+          <w:sz w:val="20"/>
+          <w:szCs w:val="20"/>
+          <w:lang w:eastAsia="pt-BR"/>
+        </w:rPr>
+        <w:t xml:space="preserve"> </w:t>
+      </w:r>
+      <w:r>
+        <w:rPr>
+          <w:rFonts w:ascii="Courier New" w:eastAsia="Times New Roman" w:hAnsi="Courier New" w:cs="Courier New"/>
+          <w:b/>
+          <w:bCs/>
+          <w:color w:val="000080"/>
+          <w:sz w:val="20"/>
+          <w:szCs w:val="20"/>
+          <w:lang w:eastAsia="pt-BR"/>
+        </w:rPr>
+        <w:t>&gt;</w:t>
+      </w:r>
+      <w:r>
+        <w:rPr>
+          <w:rFonts w:ascii="Courier New" w:eastAsia="Times New Roman" w:hAnsi="Courier New" w:cs="Courier New"/>
+          <w:color w:val="000000"/>
+          <w:sz w:val="20"/>
+          <w:szCs w:val="20"/>
+          <w:lang w:eastAsia="pt-BR"/>
+        </w:rPr>
+        <w:t xml:space="preserve"> </w:t>
+      </w:r>
+      <w:r>
+        <w:rPr>
+          <w:rFonts w:ascii="Courier New" w:eastAsia="Times New Roman" w:hAnsi="Courier New" w:cs="Courier New"/>
+          <w:color w:val="808080"/>
+          <w:sz w:val="20"/>
+          <w:szCs w:val="20"/>
+          <w:lang w:eastAsia="pt-BR"/>
+        </w:rPr>
+        <w:t>'2025-06-14'</w:t>
+      </w:r>
+      <w:r>
+        <w:rPr>
+          <w:rFonts w:ascii="Courier New" w:eastAsia="Times New Roman" w:hAnsi="Courier New" w:cs="Courier New"/>
+          <w:b/>
+          <w:bCs/>
+          <w:color w:val="000080"/>
+          <w:sz w:val="20"/>
+          <w:szCs w:val="20"/>
+          <w:lang w:eastAsia="pt-BR"/>
+        </w:rPr>
+        <w:t>;</w:t>
+      </w:r>
+    </w:p>
+    <w:bookmarkEnd w:id="0"/>
+    <w:p>
+      <w:pPr>
+        <w:pStyle w:val="Ttulo3"/>
+      </w:pPr>
+      <w:r>
+        <w:rPr>
+          <w:rFonts w:ascii="Constantia" w:hAnsi="Constantia"/>
+        </w:rPr>
+        <w:pict>
+          <v:rect id="_x0000_i1037" style="width:0;height:1.5pt" o:hralign="center" o:bullet="t" o:hrstd="t" o:hr="t" fillcolor="#a0a0a0" stroked="f"/>
+        </w:pict>
+      </w:r>
+    </w:p>
+    <w:p>
+      <w:pPr>
+        <w:pStyle w:val="NormalWeb"/>
+      </w:pPr>
+    </w:p>
+    <w:p>
+      <w:pPr>
+        <w:shd w:val="clear" w:color="auto" w:fill="FFFFFF"/>
+        <w:rPr>
+          <w:rFonts w:ascii="Courier New" w:eastAsia="Times New Roman" w:hAnsi="Courier New" w:cs="Courier New"/>
+          <w:color w:val="000000"/>
+          <w:sz w:val="20"/>
+          <w:szCs w:val="20"/>
+          <w:lang w:eastAsia="pt-BR"/>
+        </w:rPr>
+      </w:pPr>
+    </w:p>
+    <w:p>
+      <w:pPr>
+        <w:shd w:val="clear" w:color="auto" w:fill="FFFFFF"/>
+        <w:rPr>
+          <w:rFonts w:ascii="Times New Roman" w:eastAsia="Times New Roman" w:hAnsi="Times New Roman" w:cs="Times New Roman"/>
+          <w:sz w:val="24"/>
+          <w:szCs w:val="24"/>
+          <w:lang w:eastAsia="pt-BR"/>
+        </w:rPr>
+      </w:pPr>
+    </w:p>
+    <w:p>
+      <w:pPr>
+        <w:pStyle w:val="NormalWeb"/>
+        <w:rPr>
+          <w:rFonts w:ascii="Constantia" w:hAnsi="Constantia"/>
+          <w:sz w:val="20"/>
+          <w:szCs w:val="20"/>
+        </w:rPr>
+      </w:pPr>
+      <w:r>
+        <w:rPr>
+          <w:rFonts w:ascii="Constantia" w:hAnsi="Constantia"/>
+          <w:sz w:val="20"/>
+          <w:szCs w:val="20"/>
+        </w:rPr>
+        <w:br/>
+      </w:r>
+    </w:p>
+    <w:p>
+      <w:pPr>
+        <w:shd w:val="clear" w:color="auto" w:fill="FFFFFF"/>
+        <w:rPr>
+          <w:rFonts w:ascii="Courier New" w:eastAsia="Times New Roman" w:hAnsi="Courier New" w:cs="Courier New"/>
+          <w:color w:val="000000"/>
+          <w:sz w:val="20"/>
+          <w:szCs w:val="20"/>
+          <w:lang w:eastAsia="pt-BR"/>
+        </w:rPr>
+      </w:pPr>
+    </w:p>
+    <w:p/>
+    <w:p/>
+    <w:p/>
+    <w:p/>
+    <w:p/>
+    <w:p/>
+    <w:p/>
+    <w:p/>
+    <w:p/>
+    <w:p/>
+    <w:p/>
+    <w:p/>
+    <w:p/>
+    <w:p/>
+    <w:p/>
+    <w:p/>
+    <w:p>
+      <w:pPr>
+        <w:rPr>
+          <w:rStyle w:val="Forte"/>
+          <w:rFonts w:ascii="Constantia" w:hAnsi="Constantia"/>
+          <w:i/>
+          <w:sz w:val="24"/>
+          <w:szCs w:val="24"/>
+        </w:rPr>
+      </w:pPr>
+      <w:r>
+        <w:rPr>
+          <w:rFonts w:ascii="Constantia" w:hAnsi="Constantia"/>
+          <w:sz w:val="24"/>
+          <w:szCs w:val="24"/>
+        </w:rPr>
+        <w:t xml:space="preserve">5 - Tabela: </w:t>
+      </w:r>
+      <w:r>
+        <w:rPr>
+          <w:rStyle w:val="Forte"/>
+          <w:rFonts w:ascii="Constantia" w:hAnsi="Constantia"/>
+          <w:b w:val="0"/>
+          <w:i/>
+          <w:sz w:val="24"/>
+          <w:szCs w:val="24"/>
+        </w:rPr>
+        <w:t>pagamentos</w:t>
+      </w:r>
+    </w:p>
+    <w:p/>
     <w:p>
       <w:pPr>
         <w:spacing w:before="100" w:beforeAutospacing="1" w:after="100" w:afterAutospacing="1" w:line="240" w:lineRule="auto"/>
@@ -11561,7 +18832,7 @@
 <w:numbering xmlns:wpc="http://schemas.microsoft.com/office/word/2010/wordprocessingCanvas" xmlns:cx="http://schemas.microsoft.com/office/drawing/2014/chartex" xmlns:cx1="http://schemas.microsoft.com/office/drawing/2015/9/8/chartex" xmlns:cx2="http://schemas.microsoft.com/office/drawing/2015/10/21/chartex" xmlns:cx3="http://schemas.microsoft.com/office/drawing/2016/5/9/chartex" xmlns:cx4="http://schemas.microsoft.com/office/drawing/2016/5/10/chartex" xmlns:cx5="http://schemas.microsoft.com/office/drawing/2016/5/11/chartex" xmlns:cx6="http://schemas.microsoft.com/office/drawing/2016/5/12/chartex" xmlns:cx7="http://schemas.microsoft.com/office/drawing/2016/5/13/chartex" xmlns:cx8="http://schemas.microsoft.com/office/drawing/2016/5/14/chartex" xmlns:mc="http://schemas.openxmlformats.org/markup-compatibility/2006" xmlns:aink="http://schemas.microsoft.com/office/drawing/2016/ink" xmlns:am3d="http://schemas.microsoft.com/office/drawing/2017/model3d" xmlns:o="urn:schemas-microsoft-com:office:office" xmlns:r="http://schemas.openxmlformats.org/officeDocument/2006/relationships" xmlns:m="http://schemas.openxmlformats.org/officeDocument/2006/math" xmlns:v="urn:schemas-microsoft-com:vml" xmlns:wp14="http://schemas.microsoft.com/office/word/2010/wordprocessingDrawing" xmlns:wp="http://schemas.openxmlformats.org/drawingml/2006/wordprocessingDrawing" xmlns:w10="urn:schemas-microsoft-com:office:word" xmlns:w="http://schemas.openxmlformats.org/wordprocessingml/2006/main" xmlns:w14="http://schemas.microsoft.com/office/word/2010/wordml" xmlns:w15="http://schemas.microsoft.com/office/word/2012/wordml" xmlns:w16cid="http://schemas.microsoft.com/office/word/2016/wordml/cid" xmlns:w16se="http://schemas.microsoft.com/office/word/2015/wordml/symex" xmlns:wpg="http://schemas.microsoft.com/office/word/2010/wordprocessingGroup" xmlns:wpi="http://schemas.microsoft.com/office/word/2010/wordprocessingInk" xmlns:wne="http://schemas.microsoft.com/office/word/2006/wordml" xmlns:wps="http://schemas.microsoft.com/office/word/2010/wordprocessingShape" mc:Ignorable="w14 w15 w16se w16cid wp14">
   <w:numPicBullet w:numPicBulletId="0">
     <w:pict>
-      <v:rect id="_x0000_i1182" style="width:0;height:1.5pt" o:hralign="center" o:bullet="t" o:hrstd="t" o:hr="t" fillcolor="#a0a0a0" stroked="f"/>
+      <v:rect id="_x0000_i1140" style="width:0;height:1.5pt" o:hralign="center" o:bullet="t" o:hrstd="t" o:hr="t" fillcolor="#a0a0a0" stroked="f"/>
     </w:pict>
   </w:numPicBullet>
   <w:abstractNum w:abstractNumId="0" w15:restartNumberingAfterBreak="0">
@@ -15780,7 +23051,7 @@
   <w:style w:type="paragraph" w:default="1" w:styleId="Normal">
     <w:name w:val="Normal"/>
     <w:qFormat/>
-    <w:rsid w:val="003C5049"/>
+    <w:rsid w:val="00297C94"/>
   </w:style>
   <w:style w:type="paragraph" w:styleId="Ttulo2">
     <w:name w:val="heading 2"/>
@@ -15848,7 +23119,6 @@
   <w:style w:type="character" w:default="1" w:styleId="Fontepargpadro">
     <w:name w:val="Default Paragraph Font"/>
     <w:uiPriority w:val="1"/>
-    <w:semiHidden/>
     <w:unhideWhenUsed/>
   </w:style>
   <w:style w:type="table" w:default="1" w:styleId="Tabelanormal">
@@ -16576,7 +23846,7 @@
 </file>
 
 <file path=customXml/itemProps1.xml><?xml version="1.0" encoding="utf-8"?>
-<ds:datastoreItem xmlns:ds="http://schemas.openxmlformats.org/officeDocument/2006/customXml" ds:itemID="{1BD02ADC-BFC2-4518-B70B-B4664E234FB1}">
+<ds:datastoreItem xmlns:ds="http://schemas.openxmlformats.org/officeDocument/2006/customXml" ds:itemID="{227B86CE-FB5E-42F8-A93F-41B56AAB4F83}">
   <ds:schemaRefs>
     <ds:schemaRef ds:uri="http://schemas.openxmlformats.org/officeDocument/2006/bibliography"/>
   </ds:schemaRefs>

--- a/Aula 02/Aula02.docx
+++ b/Aula 02/Aula02.docx
@@ -12216,6 +12216,7 @@
         </w:rPr>
         <w:t xml:space="preserve">Cadastre um novo cliente chamado </w:t>
       </w:r>
+      <w:bookmarkStart w:id="0" w:name="_Hlk202384679"/>
       <w:r>
         <w:rPr>
           <w:rFonts w:ascii="Constantia" w:hAnsi="Constantia"/>
@@ -12226,13 +12227,32 @@
         </w:rPr>
         <w:t>Carlos Almeida</w:t>
       </w:r>
+      <w:bookmarkEnd w:id="0"/>
       <w:r>
         <w:rPr>
           <w:rFonts w:ascii="Constantia" w:hAnsi="Constantia"/>
           <w:sz w:val="20"/>
           <w:szCs w:val="20"/>
         </w:rPr>
-        <w:t xml:space="preserve">, CPF 98765432100, da cidade </w:t>
+        <w:t xml:space="preserve">, CPF </w:t>
+      </w:r>
+      <w:bookmarkStart w:id="1" w:name="_Hlk202384702"/>
+      <w:r>
+        <w:rPr>
+          <w:rFonts w:ascii="Constantia" w:hAnsi="Constantia"/>
+          <w:sz w:val="20"/>
+          <w:szCs w:val="20"/>
+        </w:rPr>
+        <w:t>98765432100</w:t>
+      </w:r>
+      <w:bookmarkEnd w:id="1"/>
+      <w:r>
+        <w:rPr>
+          <w:rFonts w:ascii="Constantia" w:hAnsi="Constantia"/>
+          <w:sz w:val="20"/>
+          <w:szCs w:val="20"/>
+        </w:rPr>
+        <w:t xml:space="preserve">, da cidade </w:t>
       </w:r>
       <w:r>
         <w:rPr>
@@ -12259,7 +12279,7 @@
           <w:rFonts w:ascii="Courier New" w:eastAsia="Times New Roman" w:hAnsi="Courier New" w:cs="Courier New"/>
           <w:b/>
           <w:bCs/>
-          <w:color w:val="000080"/>
+          <w:color w:val="0000FF"/>
           <w:sz w:val="20"/>
           <w:szCs w:val="20"/>
           <w:lang w:eastAsia="pt-BR"/>
@@ -12292,23 +12312,15 @@
           <w:szCs w:val="20"/>
           <w:lang w:eastAsia="pt-BR"/>
         </w:rPr>
-        <w:t>SELECT</w:t>
-      </w:r>
-      <w:r>
-        <w:rPr>
-          <w:rFonts w:ascii="Courier New" w:eastAsia="Times New Roman" w:hAnsi="Courier New" w:cs="Courier New"/>
-          <w:color w:val="000000"/>
-          <w:sz w:val="20"/>
-          <w:szCs w:val="20"/>
-          <w:lang w:eastAsia="pt-BR"/>
-        </w:rPr>
-        <w:t xml:space="preserve"> </w:t>
+        <w:t>INSERT INTO clientes (</w:t>
       </w:r>
       <w:proofErr w:type="spellStart"/>
       <w:r>
         <w:rPr>
           <w:rFonts w:ascii="Courier New" w:eastAsia="Times New Roman" w:hAnsi="Courier New" w:cs="Courier New"/>
-          <w:color w:val="000000"/>
+          <w:b/>
+          <w:bCs/>
+          <w:color w:val="808080" w:themeColor="background1" w:themeShade="80"/>
           <w:sz w:val="20"/>
           <w:szCs w:val="20"/>
           <w:lang w:eastAsia="pt-BR"/>
@@ -12321,22 +12333,38 @@
           <w:rFonts w:ascii="Courier New" w:eastAsia="Times New Roman" w:hAnsi="Courier New" w:cs="Courier New"/>
           <w:b/>
           <w:bCs/>
-          <w:color w:val="000080"/>
-          <w:sz w:val="20"/>
-          <w:szCs w:val="20"/>
-          <w:lang w:eastAsia="pt-BR"/>
-        </w:rPr>
-        <w:t>,</w:t>
-      </w:r>
-      <w:r>
-        <w:rPr>
-          <w:rFonts w:ascii="Courier New" w:eastAsia="Times New Roman" w:hAnsi="Courier New" w:cs="Courier New"/>
-          <w:color w:val="000000"/>
-          <w:sz w:val="20"/>
-          <w:szCs w:val="20"/>
-          <w:lang w:eastAsia="pt-BR"/>
-        </w:rPr>
-        <w:t xml:space="preserve"> telefone </w:t>
+          <w:color w:val="808080" w:themeColor="background1" w:themeShade="80"/>
+          <w:sz w:val="20"/>
+          <w:szCs w:val="20"/>
+          <w:lang w:eastAsia="pt-BR"/>
+        </w:rPr>
+        <w:t xml:space="preserve">, </w:t>
+      </w:r>
+      <w:proofErr w:type="spellStart"/>
+      <w:r>
+        <w:rPr>
+          <w:rFonts w:ascii="Courier New" w:eastAsia="Times New Roman" w:hAnsi="Courier New" w:cs="Courier New"/>
+          <w:b/>
+          <w:bCs/>
+          <w:color w:val="808080" w:themeColor="background1" w:themeShade="80"/>
+          <w:sz w:val="20"/>
+          <w:szCs w:val="20"/>
+          <w:lang w:eastAsia="pt-BR"/>
+        </w:rPr>
+        <w:t>cpf</w:t>
+      </w:r>
+      <w:proofErr w:type="spellEnd"/>
+      <w:r>
+        <w:rPr>
+          <w:rFonts w:ascii="Courier New" w:eastAsia="Times New Roman" w:hAnsi="Courier New" w:cs="Courier New"/>
+          <w:b/>
+          <w:bCs/>
+          <w:color w:val="808080" w:themeColor="background1" w:themeShade="80"/>
+          <w:sz w:val="20"/>
+          <w:szCs w:val="20"/>
+          <w:lang w:eastAsia="pt-BR"/>
+        </w:rPr>
+        <w:t>, cidade, estado, telefone, ativo</w:t>
       </w:r>
       <w:r>
         <w:rPr>
@@ -12348,18 +12376,21 @@
           <w:szCs w:val="20"/>
           <w:lang w:eastAsia="pt-BR"/>
         </w:rPr>
-        <w:t>FROM</w:t>
-      </w:r>
-      <w:r>
-        <w:rPr>
-          <w:rFonts w:ascii="Courier New" w:eastAsia="Times New Roman" w:hAnsi="Courier New" w:cs="Courier New"/>
-          <w:color w:val="000000"/>
-          <w:sz w:val="20"/>
-          <w:szCs w:val="20"/>
-          <w:lang w:eastAsia="pt-BR"/>
-        </w:rPr>
-        <w:t xml:space="preserve"> clientes </w:t>
-      </w:r>
+        <w:t>)</w:t>
+      </w:r>
+    </w:p>
+    <w:p>
+      <w:pPr>
+        <w:rPr>
+          <w:rFonts w:ascii="Courier New" w:eastAsia="Times New Roman" w:hAnsi="Courier New" w:cs="Courier New"/>
+          <w:b/>
+          <w:bCs/>
+          <w:color w:val="000080"/>
+          <w:sz w:val="20"/>
+          <w:szCs w:val="20"/>
+          <w:lang w:eastAsia="pt-BR"/>
+        </w:rPr>
+      </w:pPr>
       <w:r>
         <w:rPr>
           <w:rFonts w:ascii="Courier New" w:eastAsia="Times New Roman" w:hAnsi="Courier New" w:cs="Courier New"/>
@@ -12370,39 +12401,67 @@
           <w:szCs w:val="20"/>
           <w:lang w:eastAsia="pt-BR"/>
         </w:rPr>
-        <w:t>WHERE</w:t>
-      </w:r>
-      <w:r>
-        <w:rPr>
-          <w:rFonts w:ascii="Courier New" w:eastAsia="Times New Roman" w:hAnsi="Courier New" w:cs="Courier New"/>
-          <w:color w:val="000000"/>
-          <w:sz w:val="20"/>
-          <w:szCs w:val="20"/>
-          <w:lang w:eastAsia="pt-BR"/>
-        </w:rPr>
-        <w:t xml:space="preserve"> cidade </w:t>
-      </w:r>
-      <w:r>
-        <w:rPr>
-          <w:rFonts w:ascii="Courier New" w:eastAsia="Times New Roman" w:hAnsi="Courier New" w:cs="Courier New"/>
-          <w:b/>
-          <w:bCs/>
-          <w:color w:val="000080"/>
-          <w:sz w:val="20"/>
-          <w:szCs w:val="20"/>
-          <w:lang w:eastAsia="pt-BR"/>
-        </w:rPr>
-        <w:t>=</w:t>
-      </w:r>
-      <w:r>
-        <w:rPr>
-          <w:rFonts w:ascii="Courier New" w:eastAsia="Times New Roman" w:hAnsi="Courier New" w:cs="Courier New"/>
-          <w:color w:val="000000"/>
-          <w:sz w:val="20"/>
-          <w:szCs w:val="20"/>
-          <w:lang w:eastAsia="pt-BR"/>
-        </w:rPr>
-        <w:t xml:space="preserve"> </w:t>
+        <w:t>VALUES (</w:t>
+      </w:r>
+      <w:r>
+        <w:rPr>
+          <w:rFonts w:ascii="Courier New" w:eastAsia="Times New Roman" w:hAnsi="Courier New" w:cs="Courier New"/>
+          <w:b/>
+          <w:bCs/>
+          <w:color w:val="808080" w:themeColor="background1" w:themeShade="80"/>
+          <w:sz w:val="20"/>
+          <w:szCs w:val="20"/>
+          <w:lang w:eastAsia="pt-BR"/>
+        </w:rPr>
+        <w:t>'</w:t>
+      </w:r>
+      <w:r>
+        <w:rPr>
+          <w:rFonts w:ascii="Courier New" w:eastAsia="Times New Roman" w:hAnsi="Courier New" w:cs="Courier New"/>
+          <w:b/>
+          <w:bCs/>
+          <w:color w:val="808080" w:themeColor="background1" w:themeShade="80"/>
+          <w:sz w:val="20"/>
+          <w:szCs w:val="20"/>
+          <w:lang w:eastAsia="pt-BR"/>
+        </w:rPr>
+        <w:t>Carlos Almeida</w:t>
+      </w:r>
+      <w:r>
+        <w:rPr>
+          <w:rFonts w:ascii="Courier New" w:eastAsia="Times New Roman" w:hAnsi="Courier New" w:cs="Courier New"/>
+          <w:b/>
+          <w:bCs/>
+          <w:color w:val="808080" w:themeColor="background1" w:themeShade="80"/>
+          <w:sz w:val="20"/>
+          <w:szCs w:val="20"/>
+          <w:lang w:eastAsia="pt-BR"/>
+        </w:rPr>
+        <w:t>', '</w:t>
+      </w:r>
+      <w:r>
+        <w:rPr>
+          <w:rFonts w:ascii="Courier New" w:eastAsia="Times New Roman" w:hAnsi="Courier New" w:cs="Courier New"/>
+          <w:b/>
+          <w:bCs/>
+          <w:color w:val="808080" w:themeColor="background1" w:themeShade="80"/>
+          <w:sz w:val="20"/>
+          <w:szCs w:val="20"/>
+          <w:lang w:eastAsia="pt-BR"/>
+        </w:rPr>
+        <w:t>98765432100</w:t>
+      </w:r>
+      <w:r>
+        <w:rPr>
+          <w:rFonts w:ascii="Courier New" w:eastAsia="Times New Roman" w:hAnsi="Courier New" w:cs="Courier New"/>
+          <w:b/>
+          <w:bCs/>
+          <w:color w:val="808080" w:themeColor="background1" w:themeShade="80"/>
+          <w:sz w:val="20"/>
+          <w:szCs w:val="20"/>
+          <w:lang w:eastAsia="pt-BR"/>
+        </w:rPr>
+        <w:t>', 'São Paulo', 'SP', '</w:t>
       </w:r>
       <w:r>
         <w:rPr>
@@ -12412,19 +12471,55 @@
           <w:szCs w:val="20"/>
           <w:lang w:eastAsia="pt-BR"/>
         </w:rPr>
-        <w:t>'São Paulo'</w:t>
-      </w:r>
-      <w:r>
-        <w:rPr>
-          <w:rFonts w:ascii="Courier New" w:eastAsia="Times New Roman" w:hAnsi="Courier New" w:cs="Courier New"/>
-          <w:b/>
-          <w:bCs/>
-          <w:color w:val="000080"/>
-          <w:sz w:val="20"/>
-          <w:szCs w:val="20"/>
-          <w:lang w:eastAsia="pt-BR"/>
-        </w:rPr>
-        <w:t>;</w:t>
+        <w:t>(11)91234-5678</w:t>
+      </w:r>
+      <w:r>
+        <w:rPr>
+          <w:rFonts w:ascii="Courier New" w:eastAsia="Times New Roman" w:hAnsi="Courier New" w:cs="Courier New"/>
+          <w:b/>
+          <w:bCs/>
+          <w:color w:val="808080" w:themeColor="background1" w:themeShade="80"/>
+          <w:sz w:val="20"/>
+          <w:szCs w:val="20"/>
+          <w:lang w:eastAsia="pt-BR"/>
+        </w:rPr>
+        <w:t>'</w:t>
+      </w:r>
+      <w:r>
+        <w:rPr>
+          <w:rFonts w:ascii="Courier New" w:eastAsia="Times New Roman" w:hAnsi="Courier New" w:cs="Courier New"/>
+          <w:b/>
+          <w:bCs/>
+          <w:color w:val="0000FF"/>
+          <w:sz w:val="20"/>
+          <w:szCs w:val="20"/>
+          <w:lang w:eastAsia="pt-BR"/>
+        </w:rPr>
+        <w:t xml:space="preserve">, </w:t>
+      </w:r>
+      <w:r>
+        <w:rPr>
+          <w:rFonts w:ascii="Courier New" w:eastAsia="Times New Roman" w:hAnsi="Courier New" w:cs="Courier New"/>
+          <w:b/>
+          <w:bCs/>
+          <w:color w:val="FFC000"/>
+          <w:sz w:val="20"/>
+          <w:szCs w:val="20"/>
+          <w:lang w:eastAsia="pt-BR"/>
+        </w:rPr>
+        <w:t>1</w:t>
+      </w:r>
+      <w:r>
+        <w:rPr>
+          <w:rFonts w:ascii="Courier New" w:eastAsia="Times New Roman" w:hAnsi="Courier New" w:cs="Courier New"/>
+          <w:b/>
+          <w:bCs/>
+          <w:color w:val="0000FF"/>
+          <w:sz w:val="20"/>
+          <w:szCs w:val="20"/>
+          <w:lang w:eastAsia="pt-BR"/>
+        </w:rPr>
+        <w:t>);</w:t>
       </w:r>
     </w:p>
     <w:p>
@@ -12667,7 +12762,7 @@
           <w:rFonts w:ascii="Constantia" w:hAnsi="Constantia"/>
         </w:rPr>
         <w:pict>
-          <v:rect id="_x0000_i1032" style="width:0;height:1.5pt" o:hralign="center" o:bullet="t" o:hrstd="t" o:hr="t" fillcolor="#a0a0a0" stroked="f"/>
+          <v:rect id="_x0000_i1031" style="width:0;height:1.5pt" o:hralign="center" o:bullet="t" o:hrstd="t" o:hr="t" fillcolor="#a0a0a0" stroked="f"/>
         </w:pict>
       </w:r>
     </w:p>
@@ -13944,7 +14039,7 @@
           <w:rFonts w:ascii="Constantia" w:hAnsi="Constantia"/>
         </w:rPr>
         <w:pict>
-          <v:rect id="_x0000_i1034" style="width:0;height:1.5pt" o:hralign="center" o:bullet="t" o:hrstd="t" o:hr="t" fillcolor="#a0a0a0" stroked="f"/>
+          <v:rect id="_x0000_i1032" style="width:0;height:1.5pt" o:hralign="center" o:bullet="t" o:hrstd="t" o:hr="t" fillcolor="#a0a0a0" stroked="f"/>
         </w:pict>
       </w:r>
     </w:p>
@@ -15362,7 +15457,7 @@
           <w:rFonts w:ascii="Constantia" w:hAnsi="Constantia"/>
         </w:rPr>
         <w:pict>
-          <v:rect id="_x0000_i1035" style="width:0;height:1.5pt" o:hralign="center" o:bullet="t" o:hrstd="t" o:hr="t" fillcolor="#a0a0a0" stroked="f"/>
+          <v:rect id="_x0000_i1033" style="width:0;height:1.5pt" o:hralign="center" o:bullet="t" o:hrstd="t" o:hr="t" fillcolor="#a0a0a0" stroked="f"/>
         </w:pict>
       </w:r>
     </w:p>
@@ -16856,7 +16951,7 @@
           <w:rFonts w:ascii="Constantia" w:hAnsi="Constantia"/>
         </w:rPr>
         <w:pict>
-          <v:rect id="_x0000_i1036" style="width:0;height:1.5pt" o:hralign="center" o:bullet="t" o:hrstd="t" o:hr="t" fillcolor="#a0a0a0" stroked="f"/>
+          <v:rect id="_x0000_i1034" style="width:0;height:1.5pt" o:hralign="center" o:bullet="t" o:hrstd="t" o:hr="t" fillcolor="#a0a0a0" stroked="f"/>
         </w:pict>
       </w:r>
     </w:p>
@@ -16882,14 +16977,12 @@
           <w:szCs w:val="24"/>
         </w:rPr>
       </w:pPr>
-      <w:bookmarkStart w:id="0" w:name="_GoBack"/>
       <w:r>
         <w:rPr>
           <w:rFonts w:ascii="Constantia" w:hAnsi="Constantia"/>
           <w:sz w:val="24"/>
           <w:szCs w:val="24"/>
         </w:rPr>
-        <w:lastRenderedPageBreak/>
         <w:t>5</w:t>
       </w:r>
       <w:r>
@@ -18025,6 +18118,8 @@
         </w:rPr>
         <w:t>Exercício - SELECT (Aluno):</w:t>
       </w:r>
+      <w:bookmarkStart w:id="2" w:name="_GoBack"/>
+      <w:bookmarkEnd w:id="2"/>
       <w:r>
         <w:rPr>
           <w:rFonts w:ascii="Constantia" w:hAnsi="Constantia"/>
@@ -18231,7 +18326,6 @@
         <w:t>;</w:t>
       </w:r>
     </w:p>
-    <w:bookmarkEnd w:id="0"/>
     <w:p>
       <w:pPr>
         <w:pStyle w:val="Ttulo3"/>
@@ -18241,218 +18335,9 @@
           <w:rFonts w:ascii="Constantia" w:hAnsi="Constantia"/>
         </w:rPr>
         <w:pict>
-          <v:rect id="_x0000_i1037" style="width:0;height:1.5pt" o:hralign="center" o:bullet="t" o:hrstd="t" o:hr="t" fillcolor="#a0a0a0" stroked="f"/>
+          <v:rect id="_x0000_i1035" style="width:0;height:1.5pt" o:hralign="center" o:bullet="t" o:hrstd="t" o:hr="t" fillcolor="#a0a0a0" stroked="f"/>
         </w:pict>
       </w:r>
-    </w:p>
-    <w:p>
-      <w:pPr>
-        <w:pStyle w:val="NormalWeb"/>
-      </w:pPr>
-    </w:p>
-    <w:p>
-      <w:pPr>
-        <w:shd w:val="clear" w:color="auto" w:fill="FFFFFF"/>
-        <w:rPr>
-          <w:rFonts w:ascii="Courier New" w:eastAsia="Times New Roman" w:hAnsi="Courier New" w:cs="Courier New"/>
-          <w:color w:val="000000"/>
-          <w:sz w:val="20"/>
-          <w:szCs w:val="20"/>
-          <w:lang w:eastAsia="pt-BR"/>
-        </w:rPr>
-      </w:pPr>
-    </w:p>
-    <w:p>
-      <w:pPr>
-        <w:shd w:val="clear" w:color="auto" w:fill="FFFFFF"/>
-        <w:rPr>
-          <w:rFonts w:ascii="Times New Roman" w:eastAsia="Times New Roman" w:hAnsi="Times New Roman" w:cs="Times New Roman"/>
-          <w:sz w:val="24"/>
-          <w:szCs w:val="24"/>
-          <w:lang w:eastAsia="pt-BR"/>
-        </w:rPr>
-      </w:pPr>
-    </w:p>
-    <w:p>
-      <w:pPr>
-        <w:pStyle w:val="NormalWeb"/>
-        <w:rPr>
-          <w:rFonts w:ascii="Constantia" w:hAnsi="Constantia"/>
-          <w:sz w:val="20"/>
-          <w:szCs w:val="20"/>
-        </w:rPr>
-      </w:pPr>
-      <w:r>
-        <w:rPr>
-          <w:rFonts w:ascii="Constantia" w:hAnsi="Constantia"/>
-          <w:sz w:val="20"/>
-          <w:szCs w:val="20"/>
-        </w:rPr>
-        <w:br/>
-      </w:r>
-    </w:p>
-    <w:p>
-      <w:pPr>
-        <w:shd w:val="clear" w:color="auto" w:fill="FFFFFF"/>
-        <w:rPr>
-          <w:rFonts w:ascii="Courier New" w:eastAsia="Times New Roman" w:hAnsi="Courier New" w:cs="Courier New"/>
-          <w:color w:val="000000"/>
-          <w:sz w:val="20"/>
-          <w:szCs w:val="20"/>
-          <w:lang w:eastAsia="pt-BR"/>
-        </w:rPr>
-      </w:pPr>
-    </w:p>
-    <w:p/>
-    <w:p/>
-    <w:p/>
-    <w:p/>
-    <w:p/>
-    <w:p/>
-    <w:p/>
-    <w:p/>
-    <w:p/>
-    <w:p/>
-    <w:p/>
-    <w:p/>
-    <w:p/>
-    <w:p/>
-    <w:p/>
-    <w:p/>
-    <w:p>
-      <w:pPr>
-        <w:rPr>
-          <w:rStyle w:val="Forte"/>
-          <w:rFonts w:ascii="Constantia" w:hAnsi="Constantia"/>
-          <w:i/>
-          <w:sz w:val="24"/>
-          <w:szCs w:val="24"/>
-        </w:rPr>
-      </w:pPr>
-      <w:r>
-        <w:rPr>
-          <w:rFonts w:ascii="Constantia" w:hAnsi="Constantia"/>
-          <w:sz w:val="24"/>
-          <w:szCs w:val="24"/>
-        </w:rPr>
-        <w:t xml:space="preserve">5 - Tabela: </w:t>
-      </w:r>
-      <w:r>
-        <w:rPr>
-          <w:rStyle w:val="Forte"/>
-          <w:rFonts w:ascii="Constantia" w:hAnsi="Constantia"/>
-          <w:b w:val="0"/>
-          <w:i/>
-          <w:sz w:val="24"/>
-          <w:szCs w:val="24"/>
-        </w:rPr>
-        <w:t>pagamentos</w:t>
-      </w:r>
-    </w:p>
-    <w:p/>
-    <w:p>
-      <w:pPr>
-        <w:spacing w:before="100" w:beforeAutospacing="1" w:after="100" w:afterAutospacing="1" w:line="240" w:lineRule="auto"/>
-        <w:rPr>
-          <w:rFonts w:ascii="Constantia" w:eastAsia="Times New Roman" w:hAnsi="Constantia" w:cs="Times New Roman"/>
-          <w:sz w:val="20"/>
-          <w:szCs w:val="20"/>
-          <w:lang w:eastAsia="pt-BR"/>
-        </w:rPr>
-      </w:pPr>
-    </w:p>
-    <w:p>
-      <w:pPr>
-        <w:spacing w:before="100" w:beforeAutospacing="1" w:after="100" w:afterAutospacing="1" w:line="240" w:lineRule="auto"/>
-        <w:rPr>
-          <w:rFonts w:ascii="Constantia" w:eastAsia="Times New Roman" w:hAnsi="Constantia" w:cs="Times New Roman"/>
-          <w:sz w:val="20"/>
-          <w:szCs w:val="20"/>
-          <w:lang w:eastAsia="pt-BR"/>
-        </w:rPr>
-      </w:pPr>
-    </w:p>
-    <w:p>
-      <w:pPr>
-        <w:shd w:val="clear" w:color="auto" w:fill="FFFFFF"/>
-        <w:rPr>
-          <w:rFonts w:ascii="Courier New" w:eastAsia="Times New Roman" w:hAnsi="Courier New" w:cs="Courier New"/>
-          <w:color w:val="FF8000"/>
-          <w:sz w:val="20"/>
-          <w:szCs w:val="20"/>
-          <w:lang w:eastAsia="pt-BR"/>
-        </w:rPr>
-      </w:pPr>
-    </w:p>
-    <w:p>
-      <w:pPr>
-        <w:shd w:val="clear" w:color="auto" w:fill="FFFFFF"/>
-        <w:rPr>
-          <w:rFonts w:ascii="Courier New" w:eastAsia="Times New Roman" w:hAnsi="Courier New" w:cs="Courier New"/>
-          <w:color w:val="FF8000"/>
-          <w:sz w:val="20"/>
-          <w:szCs w:val="20"/>
-          <w:lang w:eastAsia="pt-BR"/>
-        </w:rPr>
-      </w:pPr>
-    </w:p>
-    <w:p>
-      <w:pPr>
-        <w:shd w:val="clear" w:color="auto" w:fill="FFFFFF"/>
-        <w:rPr>
-          <w:rFonts w:ascii="Courier New" w:eastAsia="Times New Roman" w:hAnsi="Courier New" w:cs="Courier New"/>
-          <w:color w:val="000000"/>
-          <w:sz w:val="20"/>
-          <w:szCs w:val="20"/>
-          <w:lang w:eastAsia="pt-BR"/>
-        </w:rPr>
-      </w:pPr>
-    </w:p>
-    <w:p>
-      <w:pPr>
-        <w:shd w:val="clear" w:color="auto" w:fill="FFFFFF"/>
-        <w:rPr>
-          <w:rFonts w:ascii="Times New Roman" w:eastAsia="Times New Roman" w:hAnsi="Times New Roman" w:cs="Times New Roman"/>
-          <w:b/>
-          <w:bCs/>
-          <w:sz w:val="27"/>
-          <w:szCs w:val="27"/>
-          <w:lang w:eastAsia="pt-BR"/>
-        </w:rPr>
-      </w:pPr>
-    </w:p>
-    <w:p>
-      <w:pPr>
-        <w:shd w:val="clear" w:color="auto" w:fill="FFFFFF"/>
-        <w:rPr>
-          <w:rFonts w:ascii="Times New Roman" w:eastAsia="Times New Roman" w:hAnsi="Times New Roman" w:cs="Times New Roman"/>
-          <w:sz w:val="24"/>
-          <w:szCs w:val="24"/>
-          <w:lang w:eastAsia="pt-BR"/>
-        </w:rPr>
-      </w:pPr>
-    </w:p>
-    <w:p>
-      <w:pPr>
-        <w:spacing w:before="100" w:beforeAutospacing="1" w:after="100" w:afterAutospacing="1" w:line="240" w:lineRule="auto"/>
-        <w:rPr>
-          <w:rFonts w:ascii="Constantia" w:eastAsia="Times New Roman" w:hAnsi="Constantia" w:cs="Times New Roman"/>
-          <w:sz w:val="20"/>
-          <w:szCs w:val="20"/>
-          <w:lang w:eastAsia="pt-BR"/>
-        </w:rPr>
-      </w:pPr>
-    </w:p>
-    <w:p>
-      <w:pPr>
-        <w:spacing w:before="100" w:beforeAutospacing="1" w:after="100" w:afterAutospacing="1" w:line="240" w:lineRule="auto"/>
-        <w:rPr>
-          <w:rFonts w:ascii="Constantia" w:eastAsia="Times New Roman" w:hAnsi="Constantia" w:cs="Times New Roman"/>
-          <w:sz w:val="20"/>
-          <w:szCs w:val="20"/>
-          <w:lang w:eastAsia="pt-BR"/>
-        </w:rPr>
-      </w:pPr>
     </w:p>
     <w:p>
       <w:pPr>
@@ -18532,6 +18417,7 @@
         <w:docPartUnique/>
       </w:docPartObj>
     </w:sdtPr>
+    <w:sdtEndPr/>
     <w:sdtContent>
       <w:p>
         <w:pPr>
@@ -18832,7 +18718,7 @@
 <w:numbering xmlns:wpc="http://schemas.microsoft.com/office/word/2010/wordprocessingCanvas" xmlns:cx="http://schemas.microsoft.com/office/drawing/2014/chartex" xmlns:cx1="http://schemas.microsoft.com/office/drawing/2015/9/8/chartex" xmlns:cx2="http://schemas.microsoft.com/office/drawing/2015/10/21/chartex" xmlns:cx3="http://schemas.microsoft.com/office/drawing/2016/5/9/chartex" xmlns:cx4="http://schemas.microsoft.com/office/drawing/2016/5/10/chartex" xmlns:cx5="http://schemas.microsoft.com/office/drawing/2016/5/11/chartex" xmlns:cx6="http://schemas.microsoft.com/office/drawing/2016/5/12/chartex" xmlns:cx7="http://schemas.microsoft.com/office/drawing/2016/5/13/chartex" xmlns:cx8="http://schemas.microsoft.com/office/drawing/2016/5/14/chartex" xmlns:mc="http://schemas.openxmlformats.org/markup-compatibility/2006" xmlns:aink="http://schemas.microsoft.com/office/drawing/2016/ink" xmlns:am3d="http://schemas.microsoft.com/office/drawing/2017/model3d" xmlns:o="urn:schemas-microsoft-com:office:office" xmlns:r="http://schemas.openxmlformats.org/officeDocument/2006/relationships" xmlns:m="http://schemas.openxmlformats.org/officeDocument/2006/math" xmlns:v="urn:schemas-microsoft-com:vml" xmlns:wp14="http://schemas.microsoft.com/office/word/2010/wordprocessingDrawing" xmlns:wp="http://schemas.openxmlformats.org/drawingml/2006/wordprocessingDrawing" xmlns:w10="urn:schemas-microsoft-com:office:word" xmlns:w="http://schemas.openxmlformats.org/wordprocessingml/2006/main" xmlns:w14="http://schemas.microsoft.com/office/word/2010/wordml" xmlns:w15="http://schemas.microsoft.com/office/word/2012/wordml" xmlns:w16cid="http://schemas.microsoft.com/office/word/2016/wordml/cid" xmlns:w16se="http://schemas.microsoft.com/office/word/2015/wordml/symex" xmlns:wpg="http://schemas.microsoft.com/office/word/2010/wordprocessingGroup" xmlns:wpi="http://schemas.microsoft.com/office/word/2010/wordprocessingInk" xmlns:wne="http://schemas.microsoft.com/office/word/2006/wordml" xmlns:wps="http://schemas.microsoft.com/office/word/2010/wordprocessingShape" mc:Ignorable="w14 w15 w16se w16cid wp14">
   <w:numPicBullet w:numPicBulletId="0">
     <w:pict>
-      <v:rect id="_x0000_i1140" style="width:0;height:1.5pt" o:hralign="center" o:bullet="t" o:hrstd="t" o:hr="t" fillcolor="#a0a0a0" stroked="f"/>
+      <v:rect id="_x0000_i1051" style="width:0;height:1.5pt" o:hralign="center" o:bullet="t" o:hrstd="t" o:hr="t" fillcolor="#a0a0a0" stroked="f"/>
     </w:pict>
   </w:numPicBullet>
   <w:abstractNum w:abstractNumId="0" w15:restartNumberingAfterBreak="0">
@@ -23846,7 +23732,7 @@
 </file>
 
 <file path=customXml/itemProps1.xml><?xml version="1.0" encoding="utf-8"?>
-<ds:datastoreItem xmlns:ds="http://schemas.openxmlformats.org/officeDocument/2006/customXml" ds:itemID="{227B86CE-FB5E-42F8-A93F-41B56AAB4F83}">
+<ds:datastoreItem xmlns:ds="http://schemas.openxmlformats.org/officeDocument/2006/customXml" ds:itemID="{8D1B1D7D-9A6D-4AA6-A39D-495C845E9998}">
   <ds:schemaRefs>
     <ds:schemaRef ds:uri="http://schemas.openxmlformats.org/officeDocument/2006/bibliography"/>
   </ds:schemaRefs>
